--- a/Laborator 3 Bogatu Alexei.docx
+++ b/Laborator 3 Bogatu Alexei.docx
@@ -1,6 +1,6 @@
 
 <file path=word/document.xml><?xml version="1.0" encoding="utf-8"?>
-<w:document xmlns:wpc="http://schemas.microsoft.com/office/word/2010/wordprocessingCanvas" xmlns:cx="http://schemas.microsoft.com/office/drawing/2014/chartex" xmlns:cx1="http://schemas.microsoft.com/office/drawing/2015/9/8/chartex" xmlns:cx2="http://schemas.microsoft.com/office/drawing/2015/10/21/chartex" xmlns:cx3="http://schemas.microsoft.com/office/drawing/2016/5/9/chartex" xmlns:cx4="http://schemas.microsoft.com/office/drawing/2016/5/10/chartex" xmlns:cx5="http://schemas.microsoft.com/office/drawing/2016/5/11/chartex" xmlns:cx6="http://schemas.microsoft.com/office/drawing/2016/5/12/chartex" xmlns:cx7="http://schemas.microsoft.com/office/drawing/2016/5/13/chartex" xmlns:cx8="http://schemas.microsoft.com/office/drawing/2016/5/14/chartex" xmlns:mc="http://schemas.openxmlformats.org/markup-compatibility/2006" xmlns:aink="http://schemas.microsoft.com/office/drawing/2016/ink" xmlns:am3d="http://schemas.microsoft.com/office/drawing/2017/model3d" xmlns:o="urn:schemas-microsoft-com:office:office" xmlns:oel="http://schemas.microsoft.com/office/2019/extlst" xmlns:r="http://schemas.openxmlformats.org/officeDocument/2006/relationships" xmlns:m="http://schemas.openxmlformats.org/officeDocument/2006/math" xmlns:v="urn:schemas-microsoft-com:vml" xmlns:wp14="http://schemas.microsoft.com/office/word/2010/wordprocessingDrawing" xmlns:wp="http://schemas.openxmlformats.org/drawingml/2006/wordprocessingDrawing" xmlns:w10="urn:schemas-microsoft-com:office:word" xmlns:w="http://schemas.openxmlformats.org/wordprocessingml/2006/main" xmlns:w14="http://schemas.microsoft.com/office/word/2010/wordml" xmlns:w15="http://schemas.microsoft.com/office/word/2012/wordml" xmlns:w16cex="http://schemas.microsoft.com/office/word/2018/wordml/cex" xmlns:w16cid="http://schemas.microsoft.com/office/word/2016/wordml/cid" xmlns:w16="http://schemas.microsoft.com/office/word/2018/wordml" xmlns:w16sdtdh="http://schemas.microsoft.com/office/word/2020/wordml/sdtdatahash" xmlns:w16se="http://schemas.microsoft.com/office/word/2015/wordml/symex" xmlns:wpg="http://schemas.microsoft.com/office/word/2010/wordprocessingGroup" xmlns:wpi="http://schemas.microsoft.com/office/word/2010/wordprocessingInk" xmlns:wne="http://schemas.microsoft.com/office/word/2006/wordml" xmlns:wps="http://schemas.microsoft.com/office/word/2010/wordprocessingShape" mc:Ignorable="w14 w15 w16se w16cid w16 w16cex w16sdtdh wp14">
+<w:document xmlns:wpc="http://schemas.microsoft.com/office/word/2010/wordprocessingCanvas" xmlns:cx="http://schemas.microsoft.com/office/drawing/2014/chartex" xmlns:mc="http://schemas.openxmlformats.org/markup-compatibility/2006" xmlns:o="urn:schemas-microsoft-com:office:office" xmlns:r="http://schemas.openxmlformats.org/officeDocument/2006/relationships" xmlns:m="http://schemas.openxmlformats.org/officeDocument/2006/math" xmlns:v="urn:schemas-microsoft-com:vml" xmlns:wp14="http://schemas.microsoft.com/office/word/2010/wordprocessingDrawing" xmlns:wp="http://schemas.openxmlformats.org/drawingml/2006/wordprocessingDrawing" xmlns:w10="urn:schemas-microsoft-com:office:word" xmlns:w="http://schemas.openxmlformats.org/wordprocessingml/2006/main" xmlns:w14="http://schemas.microsoft.com/office/word/2010/wordml" xmlns:w15="http://schemas.microsoft.com/office/word/2012/wordml" xmlns:w16se="http://schemas.microsoft.com/office/word/2015/wordml/symex" xmlns:wpg="http://schemas.microsoft.com/office/word/2010/wordprocessingGroup" xmlns:wpi="http://schemas.microsoft.com/office/word/2010/wordprocessingInk" xmlns:wne="http://schemas.microsoft.com/office/word/2006/wordml" xmlns:wps="http://schemas.microsoft.com/office/word/2010/wordprocessingShape" mc:Ignorable="w14 w15 w16se wp14">
   <w:body>
     <w:p>
       <w:pPr>
@@ -275,13 +275,23 @@
           <w:lang w:val="ro-RO"/>
         </w:rPr>
       </w:pPr>
-      <w:r>
-        <w:rPr>
-          <w:rFonts w:ascii="Times New Roman" w:hAnsi="Times New Roman" w:cs="Times New Roman"/>
-          <w:sz w:val="28"/>
-          <w:lang w:val="ro-RO"/>
-        </w:rPr>
-        <w:t>Bogatu Alexei</w:t>
+      <w:proofErr w:type="spellStart"/>
+      <w:r>
+        <w:rPr>
+          <w:rFonts w:ascii="Times New Roman" w:hAnsi="Times New Roman" w:cs="Times New Roman"/>
+          <w:sz w:val="28"/>
+          <w:lang w:val="ro-RO"/>
+        </w:rPr>
+        <w:t>Bogatu</w:t>
+      </w:r>
+      <w:proofErr w:type="spellEnd"/>
+      <w:r>
+        <w:rPr>
+          <w:rFonts w:ascii="Times New Roman" w:hAnsi="Times New Roman" w:cs="Times New Roman"/>
+          <w:sz w:val="28"/>
+          <w:lang w:val="ro-RO"/>
+        </w:rPr>
+        <w:t xml:space="preserve"> Alexei</w:t>
       </w:r>
       <w:r>
         <w:rPr>
@@ -465,13 +475,275 @@
           <w:szCs w:val="28"/>
         </w:rPr>
       </w:pPr>
-      <w:r>
-        <w:rPr>
-          <w:rFonts w:ascii="Times New Roman" w:hAnsi="Times New Roman" w:cs="Times New Roman"/>
-          <w:sz w:val="28"/>
-          <w:szCs w:val="28"/>
-        </w:rPr>
-        <w:t>Această lucrare are scopul de a implementa o aplicație care gestionează datele citind informațiile dintr-un fișier text, pentru a înțelege principiul moșteniri.</w:t>
+      <w:proofErr w:type="spellStart"/>
+      <w:r>
+        <w:rPr>
+          <w:rFonts w:ascii="Times New Roman" w:hAnsi="Times New Roman" w:cs="Times New Roman"/>
+          <w:sz w:val="28"/>
+          <w:szCs w:val="28"/>
+        </w:rPr>
+        <w:t>Această</w:t>
+      </w:r>
+      <w:proofErr w:type="spellEnd"/>
+      <w:r>
+        <w:rPr>
+          <w:rFonts w:ascii="Times New Roman" w:hAnsi="Times New Roman" w:cs="Times New Roman"/>
+          <w:sz w:val="28"/>
+          <w:szCs w:val="28"/>
+        </w:rPr>
+        <w:t xml:space="preserve"> </w:t>
+      </w:r>
+      <w:proofErr w:type="spellStart"/>
+      <w:r>
+        <w:rPr>
+          <w:rFonts w:ascii="Times New Roman" w:hAnsi="Times New Roman" w:cs="Times New Roman"/>
+          <w:sz w:val="28"/>
+          <w:szCs w:val="28"/>
+        </w:rPr>
+        <w:t>lucrare</w:t>
+      </w:r>
+      <w:proofErr w:type="spellEnd"/>
+      <w:r>
+        <w:rPr>
+          <w:rFonts w:ascii="Times New Roman" w:hAnsi="Times New Roman" w:cs="Times New Roman"/>
+          <w:sz w:val="28"/>
+          <w:szCs w:val="28"/>
+        </w:rPr>
+        <w:t xml:space="preserve"> are </w:t>
+      </w:r>
+      <w:proofErr w:type="spellStart"/>
+      <w:r>
+        <w:rPr>
+          <w:rFonts w:ascii="Times New Roman" w:hAnsi="Times New Roman" w:cs="Times New Roman"/>
+          <w:sz w:val="28"/>
+          <w:szCs w:val="28"/>
+        </w:rPr>
+        <w:t>scopul</w:t>
+      </w:r>
+      <w:proofErr w:type="spellEnd"/>
+      <w:r>
+        <w:rPr>
+          <w:rFonts w:ascii="Times New Roman" w:hAnsi="Times New Roman" w:cs="Times New Roman"/>
+          <w:sz w:val="28"/>
+          <w:szCs w:val="28"/>
+        </w:rPr>
+        <w:t xml:space="preserve"> de a </w:t>
+      </w:r>
+      <w:proofErr w:type="spellStart"/>
+      <w:r>
+        <w:rPr>
+          <w:rFonts w:ascii="Times New Roman" w:hAnsi="Times New Roman" w:cs="Times New Roman"/>
+          <w:sz w:val="28"/>
+          <w:szCs w:val="28"/>
+        </w:rPr>
+        <w:t>implementa</w:t>
+      </w:r>
+      <w:proofErr w:type="spellEnd"/>
+      <w:r>
+        <w:rPr>
+          <w:rFonts w:ascii="Times New Roman" w:hAnsi="Times New Roman" w:cs="Times New Roman"/>
+          <w:sz w:val="28"/>
+          <w:szCs w:val="28"/>
+        </w:rPr>
+        <w:t xml:space="preserve"> o </w:t>
+      </w:r>
+      <w:proofErr w:type="spellStart"/>
+      <w:r>
+        <w:rPr>
+          <w:rFonts w:ascii="Times New Roman" w:hAnsi="Times New Roman" w:cs="Times New Roman"/>
+          <w:sz w:val="28"/>
+          <w:szCs w:val="28"/>
+        </w:rPr>
+        <w:t>aplicație</w:t>
+      </w:r>
+      <w:proofErr w:type="spellEnd"/>
+      <w:r>
+        <w:rPr>
+          <w:rFonts w:ascii="Times New Roman" w:hAnsi="Times New Roman" w:cs="Times New Roman"/>
+          <w:sz w:val="28"/>
+          <w:szCs w:val="28"/>
+        </w:rPr>
+        <w:t xml:space="preserve"> care </w:t>
+      </w:r>
+      <w:proofErr w:type="spellStart"/>
+      <w:r>
+        <w:rPr>
+          <w:rFonts w:ascii="Times New Roman" w:hAnsi="Times New Roman" w:cs="Times New Roman"/>
+          <w:sz w:val="28"/>
+          <w:szCs w:val="28"/>
+        </w:rPr>
+        <w:t>gestionează</w:t>
+      </w:r>
+      <w:proofErr w:type="spellEnd"/>
+      <w:r>
+        <w:rPr>
+          <w:rFonts w:ascii="Times New Roman" w:hAnsi="Times New Roman" w:cs="Times New Roman"/>
+          <w:sz w:val="28"/>
+          <w:szCs w:val="28"/>
+        </w:rPr>
+        <w:t xml:space="preserve"> </w:t>
+      </w:r>
+      <w:proofErr w:type="spellStart"/>
+      <w:r>
+        <w:rPr>
+          <w:rFonts w:ascii="Times New Roman" w:hAnsi="Times New Roman" w:cs="Times New Roman"/>
+          <w:sz w:val="28"/>
+          <w:szCs w:val="28"/>
+        </w:rPr>
+        <w:t>datele</w:t>
+      </w:r>
+      <w:proofErr w:type="spellEnd"/>
+      <w:r>
+        <w:rPr>
+          <w:rFonts w:ascii="Times New Roman" w:hAnsi="Times New Roman" w:cs="Times New Roman"/>
+          <w:sz w:val="28"/>
+          <w:szCs w:val="28"/>
+        </w:rPr>
+        <w:t xml:space="preserve"> </w:t>
+      </w:r>
+      <w:proofErr w:type="spellStart"/>
+      <w:r>
+        <w:rPr>
+          <w:rFonts w:ascii="Times New Roman" w:hAnsi="Times New Roman" w:cs="Times New Roman"/>
+          <w:sz w:val="28"/>
+          <w:szCs w:val="28"/>
+        </w:rPr>
+        <w:t>citind</w:t>
+      </w:r>
+      <w:proofErr w:type="spellEnd"/>
+      <w:r>
+        <w:rPr>
+          <w:rFonts w:ascii="Times New Roman" w:hAnsi="Times New Roman" w:cs="Times New Roman"/>
+          <w:sz w:val="28"/>
+          <w:szCs w:val="28"/>
+        </w:rPr>
+        <w:t xml:space="preserve"> </w:t>
+      </w:r>
+      <w:proofErr w:type="spellStart"/>
+      <w:r>
+        <w:rPr>
+          <w:rFonts w:ascii="Times New Roman" w:hAnsi="Times New Roman" w:cs="Times New Roman"/>
+          <w:sz w:val="28"/>
+          <w:szCs w:val="28"/>
+        </w:rPr>
+        <w:t>informațiile</w:t>
+      </w:r>
+      <w:proofErr w:type="spellEnd"/>
+      <w:r>
+        <w:rPr>
+          <w:rFonts w:ascii="Times New Roman" w:hAnsi="Times New Roman" w:cs="Times New Roman"/>
+          <w:sz w:val="28"/>
+          <w:szCs w:val="28"/>
+        </w:rPr>
+        <w:t xml:space="preserve"> </w:t>
+      </w:r>
+      <w:proofErr w:type="spellStart"/>
+      <w:r>
+        <w:rPr>
+          <w:rFonts w:ascii="Times New Roman" w:hAnsi="Times New Roman" w:cs="Times New Roman"/>
+          <w:sz w:val="28"/>
+          <w:szCs w:val="28"/>
+        </w:rPr>
+        <w:t>dintr</w:t>
+      </w:r>
+      <w:proofErr w:type="spellEnd"/>
+      <w:r>
+        <w:rPr>
+          <w:rFonts w:ascii="Times New Roman" w:hAnsi="Times New Roman" w:cs="Times New Roman"/>
+          <w:sz w:val="28"/>
+          <w:szCs w:val="28"/>
+        </w:rPr>
+        <w:t xml:space="preserve">-un </w:t>
+      </w:r>
+      <w:proofErr w:type="spellStart"/>
+      <w:r>
+        <w:rPr>
+          <w:rFonts w:ascii="Times New Roman" w:hAnsi="Times New Roman" w:cs="Times New Roman"/>
+          <w:sz w:val="28"/>
+          <w:szCs w:val="28"/>
+        </w:rPr>
+        <w:t>fișier</w:t>
+      </w:r>
+      <w:proofErr w:type="spellEnd"/>
+      <w:r>
+        <w:rPr>
+          <w:rFonts w:ascii="Times New Roman" w:hAnsi="Times New Roman" w:cs="Times New Roman"/>
+          <w:sz w:val="28"/>
+          <w:szCs w:val="28"/>
+        </w:rPr>
+        <w:t xml:space="preserve"> text, </w:t>
+      </w:r>
+      <w:proofErr w:type="spellStart"/>
+      <w:r>
+        <w:rPr>
+          <w:rFonts w:ascii="Times New Roman" w:hAnsi="Times New Roman" w:cs="Times New Roman"/>
+          <w:sz w:val="28"/>
+          <w:szCs w:val="28"/>
+        </w:rPr>
+        <w:t>pentru</w:t>
+      </w:r>
+      <w:proofErr w:type="spellEnd"/>
+      <w:r>
+        <w:rPr>
+          <w:rFonts w:ascii="Times New Roman" w:hAnsi="Times New Roman" w:cs="Times New Roman"/>
+          <w:sz w:val="28"/>
+          <w:szCs w:val="28"/>
+        </w:rPr>
+        <w:t xml:space="preserve"> a </w:t>
+      </w:r>
+      <w:proofErr w:type="spellStart"/>
+      <w:r>
+        <w:rPr>
+          <w:rFonts w:ascii="Times New Roman" w:hAnsi="Times New Roman" w:cs="Times New Roman"/>
+          <w:sz w:val="28"/>
+          <w:szCs w:val="28"/>
+        </w:rPr>
+        <w:t>înțelege</w:t>
+      </w:r>
+      <w:proofErr w:type="spellEnd"/>
+      <w:r>
+        <w:rPr>
+          <w:rFonts w:ascii="Times New Roman" w:hAnsi="Times New Roman" w:cs="Times New Roman"/>
+          <w:sz w:val="28"/>
+          <w:szCs w:val="28"/>
+        </w:rPr>
+        <w:t xml:space="preserve"> </w:t>
+      </w:r>
+      <w:proofErr w:type="spellStart"/>
+      <w:r>
+        <w:rPr>
+          <w:rFonts w:ascii="Times New Roman" w:hAnsi="Times New Roman" w:cs="Times New Roman"/>
+          <w:sz w:val="28"/>
+          <w:szCs w:val="28"/>
+        </w:rPr>
+        <w:t>principiul</w:t>
+      </w:r>
+      <w:proofErr w:type="spellEnd"/>
+      <w:r>
+        <w:rPr>
+          <w:rFonts w:ascii="Times New Roman" w:hAnsi="Times New Roman" w:cs="Times New Roman"/>
+          <w:sz w:val="28"/>
+          <w:szCs w:val="28"/>
+        </w:rPr>
+        <w:t xml:space="preserve"> </w:t>
+      </w:r>
+      <w:proofErr w:type="spellStart"/>
+      <w:r>
+        <w:rPr>
+          <w:rFonts w:ascii="Times New Roman" w:hAnsi="Times New Roman" w:cs="Times New Roman"/>
+          <w:sz w:val="28"/>
+          <w:szCs w:val="28"/>
+        </w:rPr>
+        <w:t>moșteniri</w:t>
+      </w:r>
+      <w:proofErr w:type="spellEnd"/>
+      <w:r>
+        <w:rPr>
+          <w:rFonts w:ascii="Times New Roman" w:hAnsi="Times New Roman" w:cs="Times New Roman"/>
+          <w:sz w:val="28"/>
+          <w:szCs w:val="28"/>
+        </w:rPr>
+        <w:t>.</w:t>
       </w:r>
     </w:p>
     <w:p>
@@ -496,6 +768,7 @@
           <w:szCs w:val="28"/>
         </w:rPr>
       </w:pPr>
+      <w:proofErr w:type="spellStart"/>
       <w:r>
         <w:rPr>
           <w:rFonts w:ascii="Times New Roman" w:hAnsi="Times New Roman" w:cs="Times New Roman"/>
@@ -504,7 +777,18 @@
           <w:sz w:val="36"/>
           <w:szCs w:val="24"/>
         </w:rPr>
-        <w:t>Obiective:</w:t>
+        <w:t>Obiective</w:t>
+      </w:r>
+      <w:proofErr w:type="spellEnd"/>
+      <w:r>
+        <w:rPr>
+          <w:rFonts w:ascii="Times New Roman" w:hAnsi="Times New Roman" w:cs="Times New Roman"/>
+          <w:b/>
+          <w:bCs/>
+          <w:sz w:val="36"/>
+          <w:szCs w:val="24"/>
+        </w:rPr>
+        <w:t>:</w:t>
       </w:r>
     </w:p>
     <w:p>
@@ -530,13 +814,149 @@
         </w:rPr>
         <w:t>A</w:t>
       </w:r>
-      <w:r>
-        <w:rPr>
-          <w:rFonts w:ascii="Times New Roman" w:hAnsi="Times New Roman" w:cs="Times New Roman"/>
-          <w:bCs/>
-          <w:sz w:val="28"/>
-        </w:rPr>
-        <w:t>plicarea tipurilor de date de bază pentru a modela obiecte dintr-un domeniu specific;</w:t>
+      <w:proofErr w:type="spellStart"/>
+      <w:r>
+        <w:rPr>
+          <w:rFonts w:ascii="Times New Roman" w:hAnsi="Times New Roman" w:cs="Times New Roman"/>
+          <w:bCs/>
+          <w:sz w:val="28"/>
+        </w:rPr>
+        <w:t>plicarea</w:t>
+      </w:r>
+      <w:proofErr w:type="spellEnd"/>
+      <w:r>
+        <w:rPr>
+          <w:rFonts w:ascii="Times New Roman" w:hAnsi="Times New Roman" w:cs="Times New Roman"/>
+          <w:bCs/>
+          <w:sz w:val="28"/>
+        </w:rPr>
+        <w:t xml:space="preserve"> </w:t>
+      </w:r>
+      <w:proofErr w:type="spellStart"/>
+      <w:r>
+        <w:rPr>
+          <w:rFonts w:ascii="Times New Roman" w:hAnsi="Times New Roman" w:cs="Times New Roman"/>
+          <w:bCs/>
+          <w:sz w:val="28"/>
+        </w:rPr>
+        <w:t>tipurilor</w:t>
+      </w:r>
+      <w:proofErr w:type="spellEnd"/>
+      <w:r>
+        <w:rPr>
+          <w:rFonts w:ascii="Times New Roman" w:hAnsi="Times New Roman" w:cs="Times New Roman"/>
+          <w:bCs/>
+          <w:sz w:val="28"/>
+        </w:rPr>
+        <w:t xml:space="preserve"> de date de </w:t>
+      </w:r>
+      <w:proofErr w:type="spellStart"/>
+      <w:r>
+        <w:rPr>
+          <w:rFonts w:ascii="Times New Roman" w:hAnsi="Times New Roman" w:cs="Times New Roman"/>
+          <w:bCs/>
+          <w:sz w:val="28"/>
+        </w:rPr>
+        <w:t>bază</w:t>
+      </w:r>
+      <w:proofErr w:type="spellEnd"/>
+      <w:r>
+        <w:rPr>
+          <w:rFonts w:ascii="Times New Roman" w:hAnsi="Times New Roman" w:cs="Times New Roman"/>
+          <w:bCs/>
+          <w:sz w:val="28"/>
+        </w:rPr>
+        <w:t xml:space="preserve"> </w:t>
+      </w:r>
+      <w:proofErr w:type="spellStart"/>
+      <w:r>
+        <w:rPr>
+          <w:rFonts w:ascii="Times New Roman" w:hAnsi="Times New Roman" w:cs="Times New Roman"/>
+          <w:bCs/>
+          <w:sz w:val="28"/>
+        </w:rPr>
+        <w:t>pentru</w:t>
+      </w:r>
+      <w:proofErr w:type="spellEnd"/>
+      <w:r>
+        <w:rPr>
+          <w:rFonts w:ascii="Times New Roman" w:hAnsi="Times New Roman" w:cs="Times New Roman"/>
+          <w:bCs/>
+          <w:sz w:val="28"/>
+        </w:rPr>
+        <w:t xml:space="preserve"> a </w:t>
+      </w:r>
+      <w:proofErr w:type="spellStart"/>
+      <w:r>
+        <w:rPr>
+          <w:rFonts w:ascii="Times New Roman" w:hAnsi="Times New Roman" w:cs="Times New Roman"/>
+          <w:bCs/>
+          <w:sz w:val="28"/>
+        </w:rPr>
+        <w:t>modela</w:t>
+      </w:r>
+      <w:proofErr w:type="spellEnd"/>
+      <w:r>
+        <w:rPr>
+          <w:rFonts w:ascii="Times New Roman" w:hAnsi="Times New Roman" w:cs="Times New Roman"/>
+          <w:bCs/>
+          <w:sz w:val="28"/>
+        </w:rPr>
+        <w:t xml:space="preserve"> </w:t>
+      </w:r>
+      <w:proofErr w:type="spellStart"/>
+      <w:r>
+        <w:rPr>
+          <w:rFonts w:ascii="Times New Roman" w:hAnsi="Times New Roman" w:cs="Times New Roman"/>
+          <w:bCs/>
+          <w:sz w:val="28"/>
+        </w:rPr>
+        <w:t>obiecte</w:t>
+      </w:r>
+      <w:proofErr w:type="spellEnd"/>
+      <w:r>
+        <w:rPr>
+          <w:rFonts w:ascii="Times New Roman" w:hAnsi="Times New Roman" w:cs="Times New Roman"/>
+          <w:bCs/>
+          <w:sz w:val="28"/>
+        </w:rPr>
+        <w:t xml:space="preserve"> </w:t>
+      </w:r>
+      <w:proofErr w:type="spellStart"/>
+      <w:r>
+        <w:rPr>
+          <w:rFonts w:ascii="Times New Roman" w:hAnsi="Times New Roman" w:cs="Times New Roman"/>
+          <w:bCs/>
+          <w:sz w:val="28"/>
+        </w:rPr>
+        <w:t>dintr</w:t>
+      </w:r>
+      <w:proofErr w:type="spellEnd"/>
+      <w:r>
+        <w:rPr>
+          <w:rFonts w:ascii="Times New Roman" w:hAnsi="Times New Roman" w:cs="Times New Roman"/>
+          <w:bCs/>
+          <w:sz w:val="28"/>
+        </w:rPr>
+        <w:t xml:space="preserve">-un </w:t>
+      </w:r>
+      <w:proofErr w:type="spellStart"/>
+      <w:r>
+        <w:rPr>
+          <w:rFonts w:ascii="Times New Roman" w:hAnsi="Times New Roman" w:cs="Times New Roman"/>
+          <w:bCs/>
+          <w:sz w:val="28"/>
+        </w:rPr>
+        <w:t>domeniu</w:t>
+      </w:r>
+      <w:proofErr w:type="spellEnd"/>
+      <w:r>
+        <w:rPr>
+          <w:rFonts w:ascii="Times New Roman" w:hAnsi="Times New Roman" w:cs="Times New Roman"/>
+          <w:bCs/>
+          <w:sz w:val="28"/>
+        </w:rPr>
+        <w:t xml:space="preserve"> specific;</w:t>
       </w:r>
     </w:p>
     <w:p>
@@ -562,13 +982,167 @@
         </w:rPr>
         <w:t>Cr</w:t>
       </w:r>
-      <w:r>
-        <w:rPr>
-          <w:rFonts w:ascii="Times New Roman" w:hAnsi="Times New Roman" w:cs="Times New Roman"/>
-          <w:bCs/>
-          <w:sz w:val="28"/>
-        </w:rPr>
-        <w:t>earea unei clase care reprezintă un obiect real, cu atribute și metode asociate;</w:t>
+      <w:proofErr w:type="spellStart"/>
+      <w:r>
+        <w:rPr>
+          <w:rFonts w:ascii="Times New Roman" w:hAnsi="Times New Roman" w:cs="Times New Roman"/>
+          <w:bCs/>
+          <w:sz w:val="28"/>
+        </w:rPr>
+        <w:t>earea</w:t>
+      </w:r>
+      <w:proofErr w:type="spellEnd"/>
+      <w:r>
+        <w:rPr>
+          <w:rFonts w:ascii="Times New Roman" w:hAnsi="Times New Roman" w:cs="Times New Roman"/>
+          <w:bCs/>
+          <w:sz w:val="28"/>
+        </w:rPr>
+        <w:t xml:space="preserve"> </w:t>
+      </w:r>
+      <w:proofErr w:type="spellStart"/>
+      <w:r>
+        <w:rPr>
+          <w:rFonts w:ascii="Times New Roman" w:hAnsi="Times New Roman" w:cs="Times New Roman"/>
+          <w:bCs/>
+          <w:sz w:val="28"/>
+        </w:rPr>
+        <w:t>unei</w:t>
+      </w:r>
+      <w:proofErr w:type="spellEnd"/>
+      <w:r>
+        <w:rPr>
+          <w:rFonts w:ascii="Times New Roman" w:hAnsi="Times New Roman" w:cs="Times New Roman"/>
+          <w:bCs/>
+          <w:sz w:val="28"/>
+        </w:rPr>
+        <w:t xml:space="preserve"> </w:t>
+      </w:r>
+      <w:proofErr w:type="spellStart"/>
+      <w:r>
+        <w:rPr>
+          <w:rFonts w:ascii="Times New Roman" w:hAnsi="Times New Roman" w:cs="Times New Roman"/>
+          <w:bCs/>
+          <w:sz w:val="28"/>
+        </w:rPr>
+        <w:t>clase</w:t>
+      </w:r>
+      <w:proofErr w:type="spellEnd"/>
+      <w:r>
+        <w:rPr>
+          <w:rFonts w:ascii="Times New Roman" w:hAnsi="Times New Roman" w:cs="Times New Roman"/>
+          <w:bCs/>
+          <w:sz w:val="28"/>
+        </w:rPr>
+        <w:t xml:space="preserve"> care </w:t>
+      </w:r>
+      <w:proofErr w:type="spellStart"/>
+      <w:r>
+        <w:rPr>
+          <w:rFonts w:ascii="Times New Roman" w:hAnsi="Times New Roman" w:cs="Times New Roman"/>
+          <w:bCs/>
+          <w:sz w:val="28"/>
+        </w:rPr>
+        <w:t>reprezintă</w:t>
+      </w:r>
+      <w:proofErr w:type="spellEnd"/>
+      <w:r>
+        <w:rPr>
+          <w:rFonts w:ascii="Times New Roman" w:hAnsi="Times New Roman" w:cs="Times New Roman"/>
+          <w:bCs/>
+          <w:sz w:val="28"/>
+        </w:rPr>
+        <w:t xml:space="preserve"> un </w:t>
+      </w:r>
+      <w:proofErr w:type="spellStart"/>
+      <w:r>
+        <w:rPr>
+          <w:rFonts w:ascii="Times New Roman" w:hAnsi="Times New Roman" w:cs="Times New Roman"/>
+          <w:bCs/>
+          <w:sz w:val="28"/>
+        </w:rPr>
+        <w:t>obiect</w:t>
+      </w:r>
+      <w:proofErr w:type="spellEnd"/>
+      <w:r>
+        <w:rPr>
+          <w:rFonts w:ascii="Times New Roman" w:hAnsi="Times New Roman" w:cs="Times New Roman"/>
+          <w:bCs/>
+          <w:sz w:val="28"/>
+        </w:rPr>
+        <w:t xml:space="preserve"> real, cu </w:t>
+      </w:r>
+      <w:proofErr w:type="spellStart"/>
+      <w:r>
+        <w:rPr>
+          <w:rFonts w:ascii="Times New Roman" w:hAnsi="Times New Roman" w:cs="Times New Roman"/>
+          <w:bCs/>
+          <w:sz w:val="28"/>
+        </w:rPr>
+        <w:t>atribute</w:t>
+      </w:r>
+      <w:proofErr w:type="spellEnd"/>
+      <w:r>
+        <w:rPr>
+          <w:rFonts w:ascii="Times New Roman" w:hAnsi="Times New Roman" w:cs="Times New Roman"/>
+          <w:bCs/>
+          <w:sz w:val="28"/>
+        </w:rPr>
+        <w:t xml:space="preserve"> </w:t>
+      </w:r>
+      <w:proofErr w:type="spellStart"/>
+      <w:r>
+        <w:rPr>
+          <w:rFonts w:ascii="Times New Roman" w:hAnsi="Times New Roman" w:cs="Times New Roman"/>
+          <w:bCs/>
+          <w:sz w:val="28"/>
+        </w:rPr>
+        <w:t>și</w:t>
+      </w:r>
+      <w:proofErr w:type="spellEnd"/>
+      <w:r>
+        <w:rPr>
+          <w:rFonts w:ascii="Times New Roman" w:hAnsi="Times New Roman" w:cs="Times New Roman"/>
+          <w:bCs/>
+          <w:sz w:val="28"/>
+        </w:rPr>
+        <w:t xml:space="preserve"> </w:t>
+      </w:r>
+      <w:proofErr w:type="spellStart"/>
+      <w:r>
+        <w:rPr>
+          <w:rFonts w:ascii="Times New Roman" w:hAnsi="Times New Roman" w:cs="Times New Roman"/>
+          <w:bCs/>
+          <w:sz w:val="28"/>
+        </w:rPr>
+        <w:t>metode</w:t>
+      </w:r>
+      <w:proofErr w:type="spellEnd"/>
+      <w:r>
+        <w:rPr>
+          <w:rFonts w:ascii="Times New Roman" w:hAnsi="Times New Roman" w:cs="Times New Roman"/>
+          <w:bCs/>
+          <w:sz w:val="28"/>
+        </w:rPr>
+        <w:t xml:space="preserve"> </w:t>
+      </w:r>
+      <w:proofErr w:type="spellStart"/>
+      <w:r>
+        <w:rPr>
+          <w:rFonts w:ascii="Times New Roman" w:hAnsi="Times New Roman" w:cs="Times New Roman"/>
+          <w:bCs/>
+          <w:sz w:val="28"/>
+        </w:rPr>
+        <w:t>asociate</w:t>
+      </w:r>
+      <w:proofErr w:type="spellEnd"/>
+      <w:r>
+        <w:rPr>
+          <w:rFonts w:ascii="Times New Roman" w:hAnsi="Times New Roman" w:cs="Times New Roman"/>
+          <w:bCs/>
+          <w:sz w:val="28"/>
+        </w:rPr>
+        <w:t>;</w:t>
       </w:r>
     </w:p>
     <w:p>
@@ -594,13 +1168,185 @@
         </w:rPr>
         <w:t>I</w:t>
       </w:r>
-      <w:r>
-        <w:rPr>
-          <w:rFonts w:ascii="Times New Roman" w:hAnsi="Times New Roman" w:cs="Times New Roman"/>
-          <w:bCs/>
-          <w:sz w:val="28"/>
-        </w:rPr>
-        <w:t>mplementarea constructorilor pentru inițializarea obiectelor și a destructorilor pentru eliberarea resurselor;</w:t>
+      <w:proofErr w:type="spellStart"/>
+      <w:r>
+        <w:rPr>
+          <w:rFonts w:ascii="Times New Roman" w:hAnsi="Times New Roman" w:cs="Times New Roman"/>
+          <w:bCs/>
+          <w:sz w:val="28"/>
+        </w:rPr>
+        <w:t>mplementarea</w:t>
+      </w:r>
+      <w:proofErr w:type="spellEnd"/>
+      <w:r>
+        <w:rPr>
+          <w:rFonts w:ascii="Times New Roman" w:hAnsi="Times New Roman" w:cs="Times New Roman"/>
+          <w:bCs/>
+          <w:sz w:val="28"/>
+        </w:rPr>
+        <w:t xml:space="preserve"> </w:t>
+      </w:r>
+      <w:proofErr w:type="spellStart"/>
+      <w:r>
+        <w:rPr>
+          <w:rFonts w:ascii="Times New Roman" w:hAnsi="Times New Roman" w:cs="Times New Roman"/>
+          <w:bCs/>
+          <w:sz w:val="28"/>
+        </w:rPr>
+        <w:t>constructorilor</w:t>
+      </w:r>
+      <w:proofErr w:type="spellEnd"/>
+      <w:r>
+        <w:rPr>
+          <w:rFonts w:ascii="Times New Roman" w:hAnsi="Times New Roman" w:cs="Times New Roman"/>
+          <w:bCs/>
+          <w:sz w:val="28"/>
+        </w:rPr>
+        <w:t xml:space="preserve"> </w:t>
+      </w:r>
+      <w:proofErr w:type="spellStart"/>
+      <w:r>
+        <w:rPr>
+          <w:rFonts w:ascii="Times New Roman" w:hAnsi="Times New Roman" w:cs="Times New Roman"/>
+          <w:bCs/>
+          <w:sz w:val="28"/>
+        </w:rPr>
+        <w:t>pentru</w:t>
+      </w:r>
+      <w:proofErr w:type="spellEnd"/>
+      <w:r>
+        <w:rPr>
+          <w:rFonts w:ascii="Times New Roman" w:hAnsi="Times New Roman" w:cs="Times New Roman"/>
+          <w:bCs/>
+          <w:sz w:val="28"/>
+        </w:rPr>
+        <w:t xml:space="preserve"> </w:t>
+      </w:r>
+      <w:proofErr w:type="spellStart"/>
+      <w:r>
+        <w:rPr>
+          <w:rFonts w:ascii="Times New Roman" w:hAnsi="Times New Roman" w:cs="Times New Roman"/>
+          <w:bCs/>
+          <w:sz w:val="28"/>
+        </w:rPr>
+        <w:t>inițializarea</w:t>
+      </w:r>
+      <w:proofErr w:type="spellEnd"/>
+      <w:r>
+        <w:rPr>
+          <w:rFonts w:ascii="Times New Roman" w:hAnsi="Times New Roman" w:cs="Times New Roman"/>
+          <w:bCs/>
+          <w:sz w:val="28"/>
+        </w:rPr>
+        <w:t xml:space="preserve"> </w:t>
+      </w:r>
+      <w:proofErr w:type="spellStart"/>
+      <w:r>
+        <w:rPr>
+          <w:rFonts w:ascii="Times New Roman" w:hAnsi="Times New Roman" w:cs="Times New Roman"/>
+          <w:bCs/>
+          <w:sz w:val="28"/>
+        </w:rPr>
+        <w:t>obiectelor</w:t>
+      </w:r>
+      <w:proofErr w:type="spellEnd"/>
+      <w:r>
+        <w:rPr>
+          <w:rFonts w:ascii="Times New Roman" w:hAnsi="Times New Roman" w:cs="Times New Roman"/>
+          <w:bCs/>
+          <w:sz w:val="28"/>
+        </w:rPr>
+        <w:t xml:space="preserve"> </w:t>
+      </w:r>
+      <w:proofErr w:type="spellStart"/>
+      <w:r>
+        <w:rPr>
+          <w:rFonts w:ascii="Times New Roman" w:hAnsi="Times New Roman" w:cs="Times New Roman"/>
+          <w:bCs/>
+          <w:sz w:val="28"/>
+        </w:rPr>
+        <w:t>și</w:t>
+      </w:r>
+      <w:proofErr w:type="spellEnd"/>
+      <w:r>
+        <w:rPr>
+          <w:rFonts w:ascii="Times New Roman" w:hAnsi="Times New Roman" w:cs="Times New Roman"/>
+          <w:bCs/>
+          <w:sz w:val="28"/>
+        </w:rPr>
+        <w:t xml:space="preserve"> a </w:t>
+      </w:r>
+      <w:proofErr w:type="spellStart"/>
+      <w:r>
+        <w:rPr>
+          <w:rFonts w:ascii="Times New Roman" w:hAnsi="Times New Roman" w:cs="Times New Roman"/>
+          <w:bCs/>
+          <w:sz w:val="28"/>
+        </w:rPr>
+        <w:t>destructorilor</w:t>
+      </w:r>
+      <w:proofErr w:type="spellEnd"/>
+      <w:r>
+        <w:rPr>
+          <w:rFonts w:ascii="Times New Roman" w:hAnsi="Times New Roman" w:cs="Times New Roman"/>
+          <w:bCs/>
+          <w:sz w:val="28"/>
+        </w:rPr>
+        <w:t xml:space="preserve"> </w:t>
+      </w:r>
+      <w:proofErr w:type="spellStart"/>
+      <w:r>
+        <w:rPr>
+          <w:rFonts w:ascii="Times New Roman" w:hAnsi="Times New Roman" w:cs="Times New Roman"/>
+          <w:bCs/>
+          <w:sz w:val="28"/>
+        </w:rPr>
+        <w:t>pentru</w:t>
+      </w:r>
+      <w:proofErr w:type="spellEnd"/>
+      <w:r>
+        <w:rPr>
+          <w:rFonts w:ascii="Times New Roman" w:hAnsi="Times New Roman" w:cs="Times New Roman"/>
+          <w:bCs/>
+          <w:sz w:val="28"/>
+        </w:rPr>
+        <w:t xml:space="preserve"> </w:t>
+      </w:r>
+      <w:proofErr w:type="spellStart"/>
+      <w:r>
+        <w:rPr>
+          <w:rFonts w:ascii="Times New Roman" w:hAnsi="Times New Roman" w:cs="Times New Roman"/>
+          <w:bCs/>
+          <w:sz w:val="28"/>
+        </w:rPr>
+        <w:t>eliberarea</w:t>
+      </w:r>
+      <w:proofErr w:type="spellEnd"/>
+      <w:r>
+        <w:rPr>
+          <w:rFonts w:ascii="Times New Roman" w:hAnsi="Times New Roman" w:cs="Times New Roman"/>
+          <w:bCs/>
+          <w:sz w:val="28"/>
+        </w:rPr>
+        <w:t xml:space="preserve"> </w:t>
+      </w:r>
+      <w:proofErr w:type="spellStart"/>
+      <w:r>
+        <w:rPr>
+          <w:rFonts w:ascii="Times New Roman" w:hAnsi="Times New Roman" w:cs="Times New Roman"/>
+          <w:bCs/>
+          <w:sz w:val="28"/>
+        </w:rPr>
+        <w:t>resurselor</w:t>
+      </w:r>
+      <w:proofErr w:type="spellEnd"/>
+      <w:r>
+        <w:rPr>
+          <w:rFonts w:ascii="Times New Roman" w:hAnsi="Times New Roman" w:cs="Times New Roman"/>
+          <w:bCs/>
+          <w:sz w:val="28"/>
+        </w:rPr>
+        <w:t>;</w:t>
       </w:r>
     </w:p>
     <w:p>
@@ -626,30 +1372,159 @@
         </w:rPr>
         <w:t>U</w:t>
       </w:r>
-      <w:r>
-        <w:rPr>
-          <w:rFonts w:ascii="Times New Roman" w:hAnsi="Times New Roman" w:cs="Times New Roman"/>
-          <w:bCs/>
-          <w:sz w:val="28"/>
-        </w:rPr>
-        <w:t>tilizarea modificatorilor de acces (private, public</w:t>
-      </w:r>
-      <w:r>
-        <w:rPr>
-          <w:rFonts w:ascii="Times New Roman" w:hAnsi="Times New Roman" w:cs="Times New Roman"/>
-          <w:bCs/>
-          <w:sz w:val="28"/>
-          <w:lang w:val="ro-RO"/>
-        </w:rPr>
-        <w:t>, protected</w:t>
-      </w:r>
-      <w:r>
-        <w:rPr>
-          <w:rFonts w:ascii="Times New Roman" w:hAnsi="Times New Roman" w:cs="Times New Roman"/>
-          <w:bCs/>
-          <w:sz w:val="28"/>
-        </w:rPr>
-        <w:t>) pentru protejarea datelor obiectului;</w:t>
+      <w:proofErr w:type="spellStart"/>
+      <w:r>
+        <w:rPr>
+          <w:rFonts w:ascii="Times New Roman" w:hAnsi="Times New Roman" w:cs="Times New Roman"/>
+          <w:bCs/>
+          <w:sz w:val="28"/>
+        </w:rPr>
+        <w:t>tilizarea</w:t>
+      </w:r>
+      <w:proofErr w:type="spellEnd"/>
+      <w:r>
+        <w:rPr>
+          <w:rFonts w:ascii="Times New Roman" w:hAnsi="Times New Roman" w:cs="Times New Roman"/>
+          <w:bCs/>
+          <w:sz w:val="28"/>
+        </w:rPr>
+        <w:t xml:space="preserve"> </w:t>
+      </w:r>
+      <w:proofErr w:type="spellStart"/>
+      <w:r>
+        <w:rPr>
+          <w:rFonts w:ascii="Times New Roman" w:hAnsi="Times New Roman" w:cs="Times New Roman"/>
+          <w:bCs/>
+          <w:sz w:val="28"/>
+        </w:rPr>
+        <w:t>modificatorilor</w:t>
+      </w:r>
+      <w:proofErr w:type="spellEnd"/>
+      <w:r>
+        <w:rPr>
+          <w:rFonts w:ascii="Times New Roman" w:hAnsi="Times New Roman" w:cs="Times New Roman"/>
+          <w:bCs/>
+          <w:sz w:val="28"/>
+        </w:rPr>
+        <w:t xml:space="preserve"> de </w:t>
+      </w:r>
+      <w:proofErr w:type="spellStart"/>
+      <w:r>
+        <w:rPr>
+          <w:rFonts w:ascii="Times New Roman" w:hAnsi="Times New Roman" w:cs="Times New Roman"/>
+          <w:bCs/>
+          <w:sz w:val="28"/>
+        </w:rPr>
+        <w:t>acces</w:t>
+      </w:r>
+      <w:proofErr w:type="spellEnd"/>
+      <w:r>
+        <w:rPr>
+          <w:rFonts w:ascii="Times New Roman" w:hAnsi="Times New Roman" w:cs="Times New Roman"/>
+          <w:bCs/>
+          <w:sz w:val="28"/>
+        </w:rPr>
+        <w:t xml:space="preserve"> (private, public</w:t>
+      </w:r>
+      <w:r>
+        <w:rPr>
+          <w:rFonts w:ascii="Times New Roman" w:hAnsi="Times New Roman" w:cs="Times New Roman"/>
+          <w:bCs/>
+          <w:sz w:val="28"/>
+          <w:lang w:val="ro-RO"/>
+        </w:rPr>
+        <w:t xml:space="preserve">, </w:t>
+      </w:r>
+      <w:proofErr w:type="spellStart"/>
+      <w:r>
+        <w:rPr>
+          <w:rFonts w:ascii="Times New Roman" w:hAnsi="Times New Roman" w:cs="Times New Roman"/>
+          <w:bCs/>
+          <w:sz w:val="28"/>
+          <w:lang w:val="ro-RO"/>
+        </w:rPr>
+        <w:t>protected</w:t>
+      </w:r>
+      <w:proofErr w:type="spellEnd"/>
+      <w:r>
+        <w:rPr>
+          <w:rFonts w:ascii="Times New Roman" w:hAnsi="Times New Roman" w:cs="Times New Roman"/>
+          <w:bCs/>
+          <w:sz w:val="28"/>
+        </w:rPr>
+        <w:t xml:space="preserve">) </w:t>
+      </w:r>
+      <w:proofErr w:type="spellStart"/>
+      <w:r>
+        <w:rPr>
+          <w:rFonts w:ascii="Times New Roman" w:hAnsi="Times New Roman" w:cs="Times New Roman"/>
+          <w:bCs/>
+          <w:sz w:val="28"/>
+        </w:rPr>
+        <w:t>pentru</w:t>
+      </w:r>
+      <w:proofErr w:type="spellEnd"/>
+      <w:r>
+        <w:rPr>
+          <w:rFonts w:ascii="Times New Roman" w:hAnsi="Times New Roman" w:cs="Times New Roman"/>
+          <w:bCs/>
+          <w:sz w:val="28"/>
+        </w:rPr>
+        <w:t xml:space="preserve"> </w:t>
+      </w:r>
+      <w:proofErr w:type="spellStart"/>
+      <w:r>
+        <w:rPr>
+          <w:rFonts w:ascii="Times New Roman" w:hAnsi="Times New Roman" w:cs="Times New Roman"/>
+          <w:bCs/>
+          <w:sz w:val="28"/>
+        </w:rPr>
+        <w:t>protejarea</w:t>
+      </w:r>
+      <w:proofErr w:type="spellEnd"/>
+      <w:r>
+        <w:rPr>
+          <w:rFonts w:ascii="Times New Roman" w:hAnsi="Times New Roman" w:cs="Times New Roman"/>
+          <w:bCs/>
+          <w:sz w:val="28"/>
+        </w:rPr>
+        <w:t xml:space="preserve"> </w:t>
+      </w:r>
+      <w:proofErr w:type="spellStart"/>
+      <w:r>
+        <w:rPr>
+          <w:rFonts w:ascii="Times New Roman" w:hAnsi="Times New Roman" w:cs="Times New Roman"/>
+          <w:bCs/>
+          <w:sz w:val="28"/>
+        </w:rPr>
+        <w:t>datelor</w:t>
+      </w:r>
+      <w:proofErr w:type="spellEnd"/>
+      <w:r>
+        <w:rPr>
+          <w:rFonts w:ascii="Times New Roman" w:hAnsi="Times New Roman" w:cs="Times New Roman"/>
+          <w:bCs/>
+          <w:sz w:val="28"/>
+        </w:rPr>
+        <w:t xml:space="preserve"> </w:t>
+      </w:r>
+      <w:proofErr w:type="spellStart"/>
+      <w:r>
+        <w:rPr>
+          <w:rFonts w:ascii="Times New Roman" w:hAnsi="Times New Roman" w:cs="Times New Roman"/>
+          <w:bCs/>
+          <w:sz w:val="28"/>
+        </w:rPr>
+        <w:t>obiectului</w:t>
+      </w:r>
+      <w:proofErr w:type="spellEnd"/>
+      <w:r>
+        <w:rPr>
+          <w:rFonts w:ascii="Times New Roman" w:hAnsi="Times New Roman" w:cs="Times New Roman"/>
+          <w:bCs/>
+          <w:sz w:val="28"/>
+        </w:rPr>
+        <w:t>;</w:t>
       </w:r>
     </w:p>
     <w:p>
@@ -675,13 +1550,293 @@
         </w:rPr>
         <w:t>C</w:t>
       </w:r>
-      <w:r>
-        <w:rPr>
-          <w:rFonts w:ascii="Times New Roman" w:hAnsi="Times New Roman" w:cs="Times New Roman"/>
-          <w:bCs/>
-          <w:sz w:val="28"/>
-        </w:rPr>
-        <w:t>rearea și utilizarea unor metode pentru operarea asupra obiectelor create (metode pentru a modifica și interoga atributele obiectului).</w:t>
+      <w:proofErr w:type="spellStart"/>
+      <w:r>
+        <w:rPr>
+          <w:rFonts w:ascii="Times New Roman" w:hAnsi="Times New Roman" w:cs="Times New Roman"/>
+          <w:bCs/>
+          <w:sz w:val="28"/>
+        </w:rPr>
+        <w:t>rearea</w:t>
+      </w:r>
+      <w:proofErr w:type="spellEnd"/>
+      <w:r>
+        <w:rPr>
+          <w:rFonts w:ascii="Times New Roman" w:hAnsi="Times New Roman" w:cs="Times New Roman"/>
+          <w:bCs/>
+          <w:sz w:val="28"/>
+        </w:rPr>
+        <w:t xml:space="preserve"> </w:t>
+      </w:r>
+      <w:proofErr w:type="spellStart"/>
+      <w:r>
+        <w:rPr>
+          <w:rFonts w:ascii="Times New Roman" w:hAnsi="Times New Roman" w:cs="Times New Roman"/>
+          <w:bCs/>
+          <w:sz w:val="28"/>
+        </w:rPr>
+        <w:t>și</w:t>
+      </w:r>
+      <w:proofErr w:type="spellEnd"/>
+      <w:r>
+        <w:rPr>
+          <w:rFonts w:ascii="Times New Roman" w:hAnsi="Times New Roman" w:cs="Times New Roman"/>
+          <w:bCs/>
+          <w:sz w:val="28"/>
+        </w:rPr>
+        <w:t xml:space="preserve"> </w:t>
+      </w:r>
+      <w:proofErr w:type="spellStart"/>
+      <w:r>
+        <w:rPr>
+          <w:rFonts w:ascii="Times New Roman" w:hAnsi="Times New Roman" w:cs="Times New Roman"/>
+          <w:bCs/>
+          <w:sz w:val="28"/>
+        </w:rPr>
+        <w:t>utilizarea</w:t>
+      </w:r>
+      <w:proofErr w:type="spellEnd"/>
+      <w:r>
+        <w:rPr>
+          <w:rFonts w:ascii="Times New Roman" w:hAnsi="Times New Roman" w:cs="Times New Roman"/>
+          <w:bCs/>
+          <w:sz w:val="28"/>
+        </w:rPr>
+        <w:t xml:space="preserve"> </w:t>
+      </w:r>
+      <w:proofErr w:type="spellStart"/>
+      <w:r>
+        <w:rPr>
+          <w:rFonts w:ascii="Times New Roman" w:hAnsi="Times New Roman" w:cs="Times New Roman"/>
+          <w:bCs/>
+          <w:sz w:val="28"/>
+        </w:rPr>
+        <w:t>unor</w:t>
+      </w:r>
+      <w:proofErr w:type="spellEnd"/>
+      <w:r>
+        <w:rPr>
+          <w:rFonts w:ascii="Times New Roman" w:hAnsi="Times New Roman" w:cs="Times New Roman"/>
+          <w:bCs/>
+          <w:sz w:val="28"/>
+        </w:rPr>
+        <w:t xml:space="preserve"> </w:t>
+      </w:r>
+      <w:proofErr w:type="spellStart"/>
+      <w:r>
+        <w:rPr>
+          <w:rFonts w:ascii="Times New Roman" w:hAnsi="Times New Roman" w:cs="Times New Roman"/>
+          <w:bCs/>
+          <w:sz w:val="28"/>
+        </w:rPr>
+        <w:t>metode</w:t>
+      </w:r>
+      <w:proofErr w:type="spellEnd"/>
+      <w:r>
+        <w:rPr>
+          <w:rFonts w:ascii="Times New Roman" w:hAnsi="Times New Roman" w:cs="Times New Roman"/>
+          <w:bCs/>
+          <w:sz w:val="28"/>
+        </w:rPr>
+        <w:t xml:space="preserve"> </w:t>
+      </w:r>
+      <w:proofErr w:type="spellStart"/>
+      <w:r>
+        <w:rPr>
+          <w:rFonts w:ascii="Times New Roman" w:hAnsi="Times New Roman" w:cs="Times New Roman"/>
+          <w:bCs/>
+          <w:sz w:val="28"/>
+        </w:rPr>
+        <w:t>pentru</w:t>
+      </w:r>
+      <w:proofErr w:type="spellEnd"/>
+      <w:r>
+        <w:rPr>
+          <w:rFonts w:ascii="Times New Roman" w:hAnsi="Times New Roman" w:cs="Times New Roman"/>
+          <w:bCs/>
+          <w:sz w:val="28"/>
+        </w:rPr>
+        <w:t xml:space="preserve"> </w:t>
+      </w:r>
+      <w:proofErr w:type="spellStart"/>
+      <w:r>
+        <w:rPr>
+          <w:rFonts w:ascii="Times New Roman" w:hAnsi="Times New Roman" w:cs="Times New Roman"/>
+          <w:bCs/>
+          <w:sz w:val="28"/>
+        </w:rPr>
+        <w:t>operarea</w:t>
+      </w:r>
+      <w:proofErr w:type="spellEnd"/>
+      <w:r>
+        <w:rPr>
+          <w:rFonts w:ascii="Times New Roman" w:hAnsi="Times New Roman" w:cs="Times New Roman"/>
+          <w:bCs/>
+          <w:sz w:val="28"/>
+        </w:rPr>
+        <w:t xml:space="preserve"> </w:t>
+      </w:r>
+      <w:proofErr w:type="spellStart"/>
+      <w:r>
+        <w:rPr>
+          <w:rFonts w:ascii="Times New Roman" w:hAnsi="Times New Roman" w:cs="Times New Roman"/>
+          <w:bCs/>
+          <w:sz w:val="28"/>
+        </w:rPr>
+        <w:t>asupra</w:t>
+      </w:r>
+      <w:proofErr w:type="spellEnd"/>
+      <w:r>
+        <w:rPr>
+          <w:rFonts w:ascii="Times New Roman" w:hAnsi="Times New Roman" w:cs="Times New Roman"/>
+          <w:bCs/>
+          <w:sz w:val="28"/>
+        </w:rPr>
+        <w:t xml:space="preserve"> </w:t>
+      </w:r>
+      <w:proofErr w:type="spellStart"/>
+      <w:r>
+        <w:rPr>
+          <w:rFonts w:ascii="Times New Roman" w:hAnsi="Times New Roman" w:cs="Times New Roman"/>
+          <w:bCs/>
+          <w:sz w:val="28"/>
+        </w:rPr>
+        <w:t>obiectelor</w:t>
+      </w:r>
+      <w:proofErr w:type="spellEnd"/>
+      <w:r>
+        <w:rPr>
+          <w:rFonts w:ascii="Times New Roman" w:hAnsi="Times New Roman" w:cs="Times New Roman"/>
+          <w:bCs/>
+          <w:sz w:val="28"/>
+        </w:rPr>
+        <w:t xml:space="preserve"> create (</w:t>
+      </w:r>
+      <w:proofErr w:type="spellStart"/>
+      <w:r>
+        <w:rPr>
+          <w:rFonts w:ascii="Times New Roman" w:hAnsi="Times New Roman" w:cs="Times New Roman"/>
+          <w:bCs/>
+          <w:sz w:val="28"/>
+        </w:rPr>
+        <w:t>metode</w:t>
+      </w:r>
+      <w:proofErr w:type="spellEnd"/>
+      <w:r>
+        <w:rPr>
+          <w:rFonts w:ascii="Times New Roman" w:hAnsi="Times New Roman" w:cs="Times New Roman"/>
+          <w:bCs/>
+          <w:sz w:val="28"/>
+        </w:rPr>
+        <w:t xml:space="preserve"> </w:t>
+      </w:r>
+      <w:proofErr w:type="spellStart"/>
+      <w:r>
+        <w:rPr>
+          <w:rFonts w:ascii="Times New Roman" w:hAnsi="Times New Roman" w:cs="Times New Roman"/>
+          <w:bCs/>
+          <w:sz w:val="28"/>
+        </w:rPr>
+        <w:t>pentru</w:t>
+      </w:r>
+      <w:proofErr w:type="spellEnd"/>
+      <w:r>
+        <w:rPr>
+          <w:rFonts w:ascii="Times New Roman" w:hAnsi="Times New Roman" w:cs="Times New Roman"/>
+          <w:bCs/>
+          <w:sz w:val="28"/>
+        </w:rPr>
+        <w:t xml:space="preserve"> a </w:t>
+      </w:r>
+      <w:proofErr w:type="spellStart"/>
+      <w:r>
+        <w:rPr>
+          <w:rFonts w:ascii="Times New Roman" w:hAnsi="Times New Roman" w:cs="Times New Roman"/>
+          <w:bCs/>
+          <w:sz w:val="28"/>
+        </w:rPr>
+        <w:t>modifica</w:t>
+      </w:r>
+      <w:proofErr w:type="spellEnd"/>
+      <w:r>
+        <w:rPr>
+          <w:rFonts w:ascii="Times New Roman" w:hAnsi="Times New Roman" w:cs="Times New Roman"/>
+          <w:bCs/>
+          <w:sz w:val="28"/>
+        </w:rPr>
+        <w:t xml:space="preserve"> </w:t>
+      </w:r>
+      <w:proofErr w:type="spellStart"/>
+      <w:r>
+        <w:rPr>
+          <w:rFonts w:ascii="Times New Roman" w:hAnsi="Times New Roman" w:cs="Times New Roman"/>
+          <w:bCs/>
+          <w:sz w:val="28"/>
+        </w:rPr>
+        <w:t>și</w:t>
+      </w:r>
+      <w:proofErr w:type="spellEnd"/>
+      <w:r>
+        <w:rPr>
+          <w:rFonts w:ascii="Times New Roman" w:hAnsi="Times New Roman" w:cs="Times New Roman"/>
+          <w:bCs/>
+          <w:sz w:val="28"/>
+        </w:rPr>
+        <w:t xml:space="preserve"> </w:t>
+      </w:r>
+      <w:proofErr w:type="spellStart"/>
+      <w:r>
+        <w:rPr>
+          <w:rFonts w:ascii="Times New Roman" w:hAnsi="Times New Roman" w:cs="Times New Roman"/>
+          <w:bCs/>
+          <w:sz w:val="28"/>
+        </w:rPr>
+        <w:t>interoga</w:t>
+      </w:r>
+      <w:proofErr w:type="spellEnd"/>
+      <w:r>
+        <w:rPr>
+          <w:rFonts w:ascii="Times New Roman" w:hAnsi="Times New Roman" w:cs="Times New Roman"/>
+          <w:bCs/>
+          <w:sz w:val="28"/>
+        </w:rPr>
+        <w:t xml:space="preserve"> </w:t>
+      </w:r>
+      <w:proofErr w:type="spellStart"/>
+      <w:r>
+        <w:rPr>
+          <w:rFonts w:ascii="Times New Roman" w:hAnsi="Times New Roman" w:cs="Times New Roman"/>
+          <w:bCs/>
+          <w:sz w:val="28"/>
+        </w:rPr>
+        <w:t>atributele</w:t>
+      </w:r>
+      <w:proofErr w:type="spellEnd"/>
+      <w:r>
+        <w:rPr>
+          <w:rFonts w:ascii="Times New Roman" w:hAnsi="Times New Roman" w:cs="Times New Roman"/>
+          <w:bCs/>
+          <w:sz w:val="28"/>
+        </w:rPr>
+        <w:t xml:space="preserve"> </w:t>
+      </w:r>
+      <w:proofErr w:type="spellStart"/>
+      <w:r>
+        <w:rPr>
+          <w:rFonts w:ascii="Times New Roman" w:hAnsi="Times New Roman" w:cs="Times New Roman"/>
+          <w:bCs/>
+          <w:sz w:val="28"/>
+        </w:rPr>
+        <w:t>obiectului</w:t>
+      </w:r>
+      <w:proofErr w:type="spellEnd"/>
+      <w:r>
+        <w:rPr>
+          <w:rFonts w:ascii="Times New Roman" w:hAnsi="Times New Roman" w:cs="Times New Roman"/>
+          <w:bCs/>
+          <w:sz w:val="28"/>
+        </w:rPr>
+        <w:t>).</w:t>
       </w:r>
     </w:p>
     <w:p>
@@ -828,8 +1983,9 @@
           <w:szCs w:val="28"/>
           <w:lang w:val="ro-RO"/>
         </w:rPr>
-        <w:t>i parinte si claselor copii</w:t>
-      </w:r>
+        <w:t xml:space="preserve">i </w:t>
+      </w:r>
+      <w:proofErr w:type="spellStart"/>
       <w:r>
         <w:rPr>
           <w:rFonts w:ascii="Times New Roman" w:hAnsi="Times New Roman" w:cs="Times New Roman"/>
@@ -837,9 +1993,34 @@
           <w:bCs/>
           <w:sz w:val="32"/>
           <w:szCs w:val="28"/>
+          <w:lang w:val="ro-RO"/>
+        </w:rPr>
+        <w:t>parinte</w:t>
+      </w:r>
+      <w:proofErr w:type="spellEnd"/>
+      <w:r>
+        <w:rPr>
+          <w:rFonts w:ascii="Times New Roman" w:hAnsi="Times New Roman" w:cs="Times New Roman"/>
+          <w:b/>
+          <w:bCs/>
+          <w:sz w:val="32"/>
+          <w:szCs w:val="28"/>
+          <w:lang w:val="ro-RO"/>
+        </w:rPr>
+        <w:t xml:space="preserve"> si claselor copii</w:t>
+      </w:r>
+      <w:r>
+        <w:rPr>
+          <w:rFonts w:ascii="Times New Roman" w:hAnsi="Times New Roman" w:cs="Times New Roman"/>
+          <w:b/>
+          <w:bCs/>
+          <w:sz w:val="32"/>
+          <w:szCs w:val="28"/>
         </w:rPr>
         <w:t>:</w:t>
       </w:r>
+      <w:bookmarkStart w:id="0" w:name="_GoBack"/>
+      <w:bookmarkEnd w:id="0"/>
     </w:p>
     <w:p>
       <w:pPr>
@@ -866,6 +2047,7 @@
       <w:r>
         <w:rPr>
           <w:rFonts w:ascii="Times New Roman" w:hAnsi="Times New Roman" w:cs="Times New Roman"/>
+          <w:noProof/>
           <w:sz w:val="32"/>
           <w:szCs w:val="28"/>
         </w:rPr>
@@ -915,6 +2097,7 @@
           <w:sz w:val="24"/>
         </w:rPr>
       </w:pPr>
+      <w:proofErr w:type="spellStart"/>
       <w:r>
         <w:rPr>
           <w:rFonts w:ascii="Times New Roman" w:hAnsi="Times New Roman" w:cs="Times New Roman"/>
@@ -922,6 +2105,7 @@
         </w:rPr>
         <w:t>Figura</w:t>
       </w:r>
+      <w:proofErr w:type="spellEnd"/>
       <w:r>
         <w:rPr>
           <w:rFonts w:ascii="Times New Roman" w:hAnsi="Times New Roman" w:cs="Times New Roman"/>
@@ -929,13 +2113,63 @@
         </w:rPr>
         <w:t xml:space="preserve"> 2.1 – </w:t>
       </w:r>
+      <w:proofErr w:type="spellStart"/>
       <w:r>
         <w:rPr>
           <w:rFonts w:ascii="Times New Roman" w:hAnsi="Times New Roman" w:cs="Times New Roman"/>
           <w:sz w:val="24"/>
         </w:rPr>
-        <w:t>Atributele si metodele de acces</w:t>
-      </w:r>
+        <w:t>Atributele</w:t>
+      </w:r>
+      <w:proofErr w:type="spellEnd"/>
+      <w:r>
+        <w:rPr>
+          <w:rFonts w:ascii="Times New Roman" w:hAnsi="Times New Roman" w:cs="Times New Roman"/>
+          <w:sz w:val="24"/>
+        </w:rPr>
+        <w:t xml:space="preserve"> </w:t>
+      </w:r>
+      <w:proofErr w:type="spellStart"/>
+      <w:r>
+        <w:rPr>
+          <w:rFonts w:ascii="Times New Roman" w:hAnsi="Times New Roman" w:cs="Times New Roman"/>
+          <w:sz w:val="24"/>
+        </w:rPr>
+        <w:t>si</w:t>
+      </w:r>
+      <w:proofErr w:type="spellEnd"/>
+      <w:r>
+        <w:rPr>
+          <w:rFonts w:ascii="Times New Roman" w:hAnsi="Times New Roman" w:cs="Times New Roman"/>
+          <w:sz w:val="24"/>
+        </w:rPr>
+        <w:t xml:space="preserve"> </w:t>
+      </w:r>
+      <w:proofErr w:type="spellStart"/>
+      <w:r>
+        <w:rPr>
+          <w:rFonts w:ascii="Times New Roman" w:hAnsi="Times New Roman" w:cs="Times New Roman"/>
+          <w:sz w:val="24"/>
+        </w:rPr>
+        <w:t>metodele</w:t>
+      </w:r>
+      <w:proofErr w:type="spellEnd"/>
+      <w:r>
+        <w:rPr>
+          <w:rFonts w:ascii="Times New Roman" w:hAnsi="Times New Roman" w:cs="Times New Roman"/>
+          <w:sz w:val="24"/>
+        </w:rPr>
+        <w:t xml:space="preserve"> de </w:t>
+      </w:r>
+      <w:proofErr w:type="spellStart"/>
+      <w:r>
+        <w:rPr>
+          <w:rFonts w:ascii="Times New Roman" w:hAnsi="Times New Roman" w:cs="Times New Roman"/>
+          <w:sz w:val="24"/>
+        </w:rPr>
+        <w:t>acces</w:t>
+      </w:r>
+      <w:proofErr w:type="spellEnd"/>
     </w:p>
     <w:p>
       <w:pPr>
@@ -982,7 +2216,27 @@
           <w:szCs w:val="28"/>
           <w:lang w:val="ro-MD"/>
         </w:rPr>
-        <w:t>În figura 2.1 sunt arătate atributele si metodele de acces a lor din clasa părinte Rezervare. Atributele au metoda de acces protected ca copii clasei tot sa primească acces la ele.</w:t>
+        <w:t xml:space="preserve">În figura 2.1 sunt arătate atributele si metodele de acces a lor din clasa părinte Rezervare. Atributele au metoda de acces </w:t>
+      </w:r>
+      <w:proofErr w:type="spellStart"/>
+      <w:r>
+        <w:rPr>
+          <w:rFonts w:ascii="Times New Roman" w:hAnsi="Times New Roman" w:cs="Times New Roman"/>
+          <w:sz w:val="28"/>
+          <w:szCs w:val="28"/>
+          <w:lang w:val="ro-MD"/>
+        </w:rPr>
+        <w:t>protected</w:t>
+      </w:r>
+      <w:proofErr w:type="spellEnd"/>
+      <w:r>
+        <w:rPr>
+          <w:rFonts w:ascii="Times New Roman" w:hAnsi="Times New Roman" w:cs="Times New Roman"/>
+          <w:sz w:val="28"/>
+          <w:szCs w:val="28"/>
+          <w:lang w:val="ro-MD"/>
+        </w:rPr>
+        <w:t xml:space="preserve"> ca copii clasei tot sa primească acces la ele.</w:t>
       </w:r>
     </w:p>
     <w:p>
@@ -1010,9 +2264,9 @@
       <w:r>
         <w:rPr>
           <w:rFonts w:ascii="Times New Roman" w:hAnsi="Times New Roman" w:cs="Times New Roman"/>
-          <w:sz w:val="28"/>
-          <w:szCs w:val="28"/>
-          <w:lang w:val="ro-MD"/>
+          <w:noProof/>
+          <w:sz w:val="28"/>
+          <w:szCs w:val="28"/>
         </w:rPr>
         <w:drawing>
           <wp:inline distT="0" distB="0" distL="0" distR="0" wp14:anchorId="5DE862EE" wp14:editId="2795F92D">
@@ -1069,8 +2323,19 @@
           <w:szCs w:val="28"/>
           <w:lang w:val="ro-MD"/>
         </w:rPr>
-        <w:t>Figura 2.2 – Metoda de afisare</w:t>
-      </w:r>
+        <w:t xml:space="preserve">Figura 2.2 – Metoda de </w:t>
+      </w:r>
+      <w:proofErr w:type="spellStart"/>
+      <w:r>
+        <w:rPr>
+          <w:rFonts w:ascii="Times New Roman" w:hAnsi="Times New Roman" w:cs="Times New Roman"/>
+          <w:sz w:val="28"/>
+          <w:szCs w:val="28"/>
+          <w:lang w:val="ro-MD"/>
+        </w:rPr>
+        <w:t>afisare</w:t>
+      </w:r>
+      <w:proofErr w:type="spellEnd"/>
     </w:p>
     <w:p>
       <w:pPr>
@@ -1101,7 +2366,107 @@
           <w:lang w:val="ro-RO"/>
         </w:rPr>
         <w:tab/>
-        <w:t>În figura 2.2 este metoda de a fișare a datelor unei rezervari. Prin metodele get, sunt afișate tipul de rezervare, numele clientului, data rezervarii, ora, nr de persoane și prețul. Pentru afișarea duratei rezervării sunt folosite 2 metode care calculeaza durata in ore și durata ramasa rezervarii in minute.</w:t>
+        <w:t xml:space="preserve">În figura 2.2 este metoda de a fișare a datelor unei </w:t>
+      </w:r>
+      <w:proofErr w:type="spellStart"/>
+      <w:r>
+        <w:rPr>
+          <w:rFonts w:ascii="Times New Roman" w:hAnsi="Times New Roman" w:cs="Times New Roman"/>
+          <w:sz w:val="28"/>
+          <w:szCs w:val="28"/>
+          <w:lang w:val="ro-RO"/>
+        </w:rPr>
+        <w:t>rezervari</w:t>
+      </w:r>
+      <w:proofErr w:type="spellEnd"/>
+      <w:r>
+        <w:rPr>
+          <w:rFonts w:ascii="Times New Roman" w:hAnsi="Times New Roman" w:cs="Times New Roman"/>
+          <w:sz w:val="28"/>
+          <w:szCs w:val="28"/>
+          <w:lang w:val="ro-RO"/>
+        </w:rPr>
+        <w:t xml:space="preserve">. Prin metodele get, sunt afișate tipul de rezervare, numele clientului, data </w:t>
+      </w:r>
+      <w:proofErr w:type="spellStart"/>
+      <w:r>
+        <w:rPr>
+          <w:rFonts w:ascii="Times New Roman" w:hAnsi="Times New Roman" w:cs="Times New Roman"/>
+          <w:sz w:val="28"/>
+          <w:szCs w:val="28"/>
+          <w:lang w:val="ro-RO"/>
+        </w:rPr>
+        <w:t>rezervarii</w:t>
+      </w:r>
+      <w:proofErr w:type="spellEnd"/>
+      <w:r>
+        <w:rPr>
+          <w:rFonts w:ascii="Times New Roman" w:hAnsi="Times New Roman" w:cs="Times New Roman"/>
+          <w:sz w:val="28"/>
+          <w:szCs w:val="28"/>
+          <w:lang w:val="ro-RO"/>
+        </w:rPr>
+        <w:t xml:space="preserve">, ora, nr de persoane și prețul. Pentru afișarea duratei rezervării sunt folosite 2 metode care </w:t>
+      </w:r>
+      <w:proofErr w:type="spellStart"/>
+      <w:r>
+        <w:rPr>
+          <w:rFonts w:ascii="Times New Roman" w:hAnsi="Times New Roman" w:cs="Times New Roman"/>
+          <w:sz w:val="28"/>
+          <w:szCs w:val="28"/>
+          <w:lang w:val="ro-RO"/>
+        </w:rPr>
+        <w:t>calculeaza</w:t>
+      </w:r>
+      <w:proofErr w:type="spellEnd"/>
+      <w:r>
+        <w:rPr>
+          <w:rFonts w:ascii="Times New Roman" w:hAnsi="Times New Roman" w:cs="Times New Roman"/>
+          <w:sz w:val="28"/>
+          <w:szCs w:val="28"/>
+          <w:lang w:val="ro-RO"/>
+        </w:rPr>
+        <w:t xml:space="preserve"> durata in ore și durata </w:t>
+      </w:r>
+      <w:proofErr w:type="spellStart"/>
+      <w:r>
+        <w:rPr>
+          <w:rFonts w:ascii="Times New Roman" w:hAnsi="Times New Roman" w:cs="Times New Roman"/>
+          <w:sz w:val="28"/>
+          <w:szCs w:val="28"/>
+          <w:lang w:val="ro-RO"/>
+        </w:rPr>
+        <w:t>ramasa</w:t>
+      </w:r>
+      <w:proofErr w:type="spellEnd"/>
+      <w:r>
+        <w:rPr>
+          <w:rFonts w:ascii="Times New Roman" w:hAnsi="Times New Roman" w:cs="Times New Roman"/>
+          <w:sz w:val="28"/>
+          <w:szCs w:val="28"/>
+          <w:lang w:val="ro-RO"/>
+        </w:rPr>
+        <w:t xml:space="preserve"> </w:t>
+      </w:r>
+      <w:proofErr w:type="spellStart"/>
+      <w:r>
+        <w:rPr>
+          <w:rFonts w:ascii="Times New Roman" w:hAnsi="Times New Roman" w:cs="Times New Roman"/>
+          <w:sz w:val="28"/>
+          <w:szCs w:val="28"/>
+          <w:lang w:val="ro-RO"/>
+        </w:rPr>
+        <w:t>rezervarii</w:t>
+      </w:r>
+      <w:proofErr w:type="spellEnd"/>
+      <w:r>
+        <w:rPr>
+          <w:rFonts w:ascii="Times New Roman" w:hAnsi="Times New Roman" w:cs="Times New Roman"/>
+          <w:sz w:val="28"/>
+          <w:szCs w:val="28"/>
+          <w:lang w:val="ro-RO"/>
+        </w:rPr>
+        <w:t xml:space="preserve"> in minute.</w:t>
       </w:r>
     </w:p>
     <w:p>
@@ -1129,9 +2494,9 @@
       <w:r>
         <w:rPr>
           <w:rFonts w:ascii="Times New Roman" w:hAnsi="Times New Roman" w:cs="Times New Roman"/>
-          <w:sz w:val="28"/>
-          <w:szCs w:val="28"/>
-          <w:lang w:val="ro-RO"/>
+          <w:noProof/>
+          <w:sz w:val="28"/>
+          <w:szCs w:val="28"/>
         </w:rPr>
         <w:drawing>
           <wp:inline distT="0" distB="0" distL="0" distR="0" wp14:anchorId="64E992F0" wp14:editId="100BAEAF">
@@ -1301,9 +2666,9 @@
       <w:r>
         <w:rPr>
           <w:rFonts w:ascii="Times New Roman" w:hAnsi="Times New Roman" w:cs="Times New Roman"/>
-          <w:sz w:val="28"/>
-          <w:szCs w:val="28"/>
-          <w:lang w:val="ro-RO"/>
+          <w:noProof/>
+          <w:sz w:val="28"/>
+          <w:szCs w:val="28"/>
         </w:rPr>
         <w:drawing>
           <wp:inline distT="0" distB="0" distL="0" distR="0" wp14:anchorId="4296D98E" wp14:editId="3024F96C">
@@ -1360,8 +2725,19 @@
           <w:szCs w:val="28"/>
           <w:lang w:val="ro-RO"/>
         </w:rPr>
-        <w:t>Figura 2.4 – Metoda de calcul al duratei rezervarii</w:t>
-      </w:r>
+        <w:t xml:space="preserve">Figura 2.4 – Metoda de calcul al duratei </w:t>
+      </w:r>
+      <w:proofErr w:type="spellStart"/>
+      <w:r>
+        <w:rPr>
+          <w:rFonts w:ascii="Times New Roman" w:hAnsi="Times New Roman" w:cs="Times New Roman"/>
+          <w:sz w:val="28"/>
+          <w:szCs w:val="28"/>
+          <w:lang w:val="ro-RO"/>
+        </w:rPr>
+        <w:t>rezervarii</w:t>
+      </w:r>
+      <w:proofErr w:type="spellEnd"/>
     </w:p>
     <w:p>
       <w:pPr>
@@ -1394,7 +2770,107 @@
           <w:lang w:val="ro-RO"/>
         </w:rPr>
         <w:tab/>
-        <w:t>În figura 2.4 sunt detodele care calculează timpul pentru rezervare. Metoda durataRezervarii calculeaza cat dureaza rezervarea in secunde, iar celelate 2 metode transforma secundele in ore si minute.</w:t>
+        <w:t xml:space="preserve">În figura 2.4 sunt </w:t>
+      </w:r>
+      <w:proofErr w:type="spellStart"/>
+      <w:r>
+        <w:rPr>
+          <w:rFonts w:ascii="Times New Roman" w:hAnsi="Times New Roman" w:cs="Times New Roman"/>
+          <w:sz w:val="28"/>
+          <w:szCs w:val="28"/>
+          <w:lang w:val="ro-RO"/>
+        </w:rPr>
+        <w:t>detodele</w:t>
+      </w:r>
+      <w:proofErr w:type="spellEnd"/>
+      <w:r>
+        <w:rPr>
+          <w:rFonts w:ascii="Times New Roman" w:hAnsi="Times New Roman" w:cs="Times New Roman"/>
+          <w:sz w:val="28"/>
+          <w:szCs w:val="28"/>
+          <w:lang w:val="ro-RO"/>
+        </w:rPr>
+        <w:t xml:space="preserve"> care calculează timpul pentru rezervare. Metoda </w:t>
+      </w:r>
+      <w:proofErr w:type="spellStart"/>
+      <w:r>
+        <w:rPr>
+          <w:rFonts w:ascii="Times New Roman" w:hAnsi="Times New Roman" w:cs="Times New Roman"/>
+          <w:sz w:val="28"/>
+          <w:szCs w:val="28"/>
+          <w:lang w:val="ro-RO"/>
+        </w:rPr>
+        <w:t>durataRezervarii</w:t>
+      </w:r>
+      <w:proofErr w:type="spellEnd"/>
+      <w:r>
+        <w:rPr>
+          <w:rFonts w:ascii="Times New Roman" w:hAnsi="Times New Roman" w:cs="Times New Roman"/>
+          <w:sz w:val="28"/>
+          <w:szCs w:val="28"/>
+          <w:lang w:val="ro-RO"/>
+        </w:rPr>
+        <w:t xml:space="preserve"> </w:t>
+      </w:r>
+      <w:proofErr w:type="spellStart"/>
+      <w:r>
+        <w:rPr>
+          <w:rFonts w:ascii="Times New Roman" w:hAnsi="Times New Roman" w:cs="Times New Roman"/>
+          <w:sz w:val="28"/>
+          <w:szCs w:val="28"/>
+          <w:lang w:val="ro-RO"/>
+        </w:rPr>
+        <w:t>calculeaza</w:t>
+      </w:r>
+      <w:proofErr w:type="spellEnd"/>
+      <w:r>
+        <w:rPr>
+          <w:rFonts w:ascii="Times New Roman" w:hAnsi="Times New Roman" w:cs="Times New Roman"/>
+          <w:sz w:val="28"/>
+          <w:szCs w:val="28"/>
+          <w:lang w:val="ro-RO"/>
+        </w:rPr>
+        <w:t xml:space="preserve"> cat </w:t>
+      </w:r>
+      <w:proofErr w:type="spellStart"/>
+      <w:r>
+        <w:rPr>
+          <w:rFonts w:ascii="Times New Roman" w:hAnsi="Times New Roman" w:cs="Times New Roman"/>
+          <w:sz w:val="28"/>
+          <w:szCs w:val="28"/>
+          <w:lang w:val="ro-RO"/>
+        </w:rPr>
+        <w:t>dureaza</w:t>
+      </w:r>
+      <w:proofErr w:type="spellEnd"/>
+      <w:r>
+        <w:rPr>
+          <w:rFonts w:ascii="Times New Roman" w:hAnsi="Times New Roman" w:cs="Times New Roman"/>
+          <w:sz w:val="28"/>
+          <w:szCs w:val="28"/>
+          <w:lang w:val="ro-RO"/>
+        </w:rPr>
+        <w:t xml:space="preserve"> rezervarea in secunde, iar </w:t>
+      </w:r>
+      <w:proofErr w:type="spellStart"/>
+      <w:r>
+        <w:rPr>
+          <w:rFonts w:ascii="Times New Roman" w:hAnsi="Times New Roman" w:cs="Times New Roman"/>
+          <w:sz w:val="28"/>
+          <w:szCs w:val="28"/>
+          <w:lang w:val="ro-RO"/>
+        </w:rPr>
+        <w:t>celelate</w:t>
+      </w:r>
+      <w:proofErr w:type="spellEnd"/>
+      <w:r>
+        <w:rPr>
+          <w:rFonts w:ascii="Times New Roman" w:hAnsi="Times New Roman" w:cs="Times New Roman"/>
+          <w:sz w:val="28"/>
+          <w:szCs w:val="28"/>
+          <w:lang w:val="ro-RO"/>
+        </w:rPr>
+        <w:t xml:space="preserve"> 2 metode transforma secundele in ore si minute.</w:t>
       </w:r>
     </w:p>
     <w:p>
@@ -1476,6 +2952,7 @@
       <w:r>
         <w:rPr>
           <w:rFonts w:ascii="Times New Roman" w:hAnsi="Times New Roman" w:cs="Times New Roman"/>
+          <w:noProof/>
           <w:sz w:val="28"/>
           <w:szCs w:val="28"/>
         </w:rPr>
@@ -1526,6 +3003,7 @@
           <w:szCs w:val="28"/>
         </w:rPr>
       </w:pPr>
+      <w:proofErr w:type="spellStart"/>
       <w:r>
         <w:rPr>
           <w:rFonts w:ascii="Times New Roman" w:hAnsi="Times New Roman" w:cs="Times New Roman"/>
@@ -1534,6 +3012,7 @@
         </w:rPr>
         <w:t>Figura</w:t>
       </w:r>
+      <w:proofErr w:type="spellEnd"/>
       <w:r>
         <w:rPr>
           <w:rFonts w:ascii="Times New Roman" w:hAnsi="Times New Roman" w:cs="Times New Roman"/>
@@ -1542,14 +3021,34 @@
         </w:rPr>
         <w:t xml:space="preserve"> 3.1 – </w:t>
       </w:r>
-      <w:r>
-        <w:rPr>
-          <w:rFonts w:ascii="Times New Roman" w:hAnsi="Times New Roman" w:cs="Times New Roman"/>
-          <w:sz w:val="28"/>
-          <w:szCs w:val="28"/>
-        </w:rPr>
-        <w:t>Rezervare Zilnica</w:t>
-      </w:r>
+      <w:proofErr w:type="spellStart"/>
+      <w:r>
+        <w:rPr>
+          <w:rFonts w:ascii="Times New Roman" w:hAnsi="Times New Roman" w:cs="Times New Roman"/>
+          <w:sz w:val="28"/>
+          <w:szCs w:val="28"/>
+        </w:rPr>
+        <w:t>Rezervare</w:t>
+      </w:r>
+      <w:proofErr w:type="spellEnd"/>
+      <w:r>
+        <w:rPr>
+          <w:rFonts w:ascii="Times New Roman" w:hAnsi="Times New Roman" w:cs="Times New Roman"/>
+          <w:sz w:val="28"/>
+          <w:szCs w:val="28"/>
+        </w:rPr>
+        <w:t xml:space="preserve"> </w:t>
+      </w:r>
+      <w:proofErr w:type="spellStart"/>
+      <w:r>
+        <w:rPr>
+          <w:rFonts w:ascii="Times New Roman" w:hAnsi="Times New Roman" w:cs="Times New Roman"/>
+          <w:sz w:val="28"/>
+          <w:szCs w:val="28"/>
+        </w:rPr>
+        <w:t>Zilnica</w:t>
+      </w:r>
+      <w:proofErr w:type="spellEnd"/>
     </w:p>
     <w:p>
       <w:pPr>
@@ -1561,6 +3060,7 @@
           <w:szCs w:val="28"/>
         </w:rPr>
       </w:pPr>
+      <w:proofErr w:type="spellStart"/>
       <w:r>
         <w:rPr>
           <w:rFonts w:ascii="Times New Roman" w:hAnsi="Times New Roman" w:cs="Times New Roman"/>
@@ -1568,7 +3068,538 @@
           <w:szCs w:val="28"/>
         </w:rPr>
         <w:lastRenderedPageBreak/>
-        <w:t>În figura 3.1 este arătată clasa copil RezervareZilnica, care împrumută atributele și metodele de la clasa parinte Rezervare. Diferența clasei copil este metoda de calcul a prețului, care are prețul initial 50, dar se mărește cu 20 pentru numărul de persoane mai mare decât 2.</w:t>
+        <w:t>În</w:t>
+      </w:r>
+      <w:proofErr w:type="spellEnd"/>
+      <w:r>
+        <w:rPr>
+          <w:rFonts w:ascii="Times New Roman" w:hAnsi="Times New Roman" w:cs="Times New Roman"/>
+          <w:sz w:val="28"/>
+          <w:szCs w:val="28"/>
+        </w:rPr>
+        <w:t xml:space="preserve"> </w:t>
+      </w:r>
+      <w:proofErr w:type="spellStart"/>
+      <w:r>
+        <w:rPr>
+          <w:rFonts w:ascii="Times New Roman" w:hAnsi="Times New Roman" w:cs="Times New Roman"/>
+          <w:sz w:val="28"/>
+          <w:szCs w:val="28"/>
+        </w:rPr>
+        <w:t>figura</w:t>
+      </w:r>
+      <w:proofErr w:type="spellEnd"/>
+      <w:r>
+        <w:rPr>
+          <w:rFonts w:ascii="Times New Roman" w:hAnsi="Times New Roman" w:cs="Times New Roman"/>
+          <w:sz w:val="28"/>
+          <w:szCs w:val="28"/>
+        </w:rPr>
+        <w:t xml:space="preserve"> 3.1 </w:t>
+      </w:r>
+      <w:proofErr w:type="spellStart"/>
+      <w:r>
+        <w:rPr>
+          <w:rFonts w:ascii="Times New Roman" w:hAnsi="Times New Roman" w:cs="Times New Roman"/>
+          <w:sz w:val="28"/>
+          <w:szCs w:val="28"/>
+        </w:rPr>
+        <w:t>este</w:t>
+      </w:r>
+      <w:proofErr w:type="spellEnd"/>
+      <w:r>
+        <w:rPr>
+          <w:rFonts w:ascii="Times New Roman" w:hAnsi="Times New Roman" w:cs="Times New Roman"/>
+          <w:sz w:val="28"/>
+          <w:szCs w:val="28"/>
+        </w:rPr>
+        <w:t xml:space="preserve"> </w:t>
+      </w:r>
+      <w:proofErr w:type="spellStart"/>
+      <w:r>
+        <w:rPr>
+          <w:rFonts w:ascii="Times New Roman" w:hAnsi="Times New Roman" w:cs="Times New Roman"/>
+          <w:sz w:val="28"/>
+          <w:szCs w:val="28"/>
+        </w:rPr>
+        <w:t>arătată</w:t>
+      </w:r>
+      <w:proofErr w:type="spellEnd"/>
+      <w:r>
+        <w:rPr>
+          <w:rFonts w:ascii="Times New Roman" w:hAnsi="Times New Roman" w:cs="Times New Roman"/>
+          <w:sz w:val="28"/>
+          <w:szCs w:val="28"/>
+        </w:rPr>
+        <w:t xml:space="preserve"> </w:t>
+      </w:r>
+      <w:proofErr w:type="spellStart"/>
+      <w:r>
+        <w:rPr>
+          <w:rFonts w:ascii="Times New Roman" w:hAnsi="Times New Roman" w:cs="Times New Roman"/>
+          <w:sz w:val="28"/>
+          <w:szCs w:val="28"/>
+        </w:rPr>
+        <w:t>clasa</w:t>
+      </w:r>
+      <w:proofErr w:type="spellEnd"/>
+      <w:r>
+        <w:rPr>
+          <w:rFonts w:ascii="Times New Roman" w:hAnsi="Times New Roman" w:cs="Times New Roman"/>
+          <w:sz w:val="28"/>
+          <w:szCs w:val="28"/>
+        </w:rPr>
+        <w:t xml:space="preserve"> </w:t>
+      </w:r>
+      <w:proofErr w:type="spellStart"/>
+      <w:r>
+        <w:rPr>
+          <w:rFonts w:ascii="Times New Roman" w:hAnsi="Times New Roman" w:cs="Times New Roman"/>
+          <w:sz w:val="28"/>
+          <w:szCs w:val="28"/>
+        </w:rPr>
+        <w:t>copil</w:t>
+      </w:r>
+      <w:proofErr w:type="spellEnd"/>
+      <w:r>
+        <w:rPr>
+          <w:rFonts w:ascii="Times New Roman" w:hAnsi="Times New Roman" w:cs="Times New Roman"/>
+          <w:sz w:val="28"/>
+          <w:szCs w:val="28"/>
+        </w:rPr>
+        <w:t xml:space="preserve"> </w:t>
+      </w:r>
+      <w:proofErr w:type="spellStart"/>
+      <w:r>
+        <w:rPr>
+          <w:rFonts w:ascii="Times New Roman" w:hAnsi="Times New Roman" w:cs="Times New Roman"/>
+          <w:sz w:val="28"/>
+          <w:szCs w:val="28"/>
+        </w:rPr>
+        <w:t>RezervareZilnica</w:t>
+      </w:r>
+      <w:proofErr w:type="spellEnd"/>
+      <w:r>
+        <w:rPr>
+          <w:rFonts w:ascii="Times New Roman" w:hAnsi="Times New Roman" w:cs="Times New Roman"/>
+          <w:sz w:val="28"/>
+          <w:szCs w:val="28"/>
+        </w:rPr>
+        <w:t xml:space="preserve">, care </w:t>
+      </w:r>
+      <w:proofErr w:type="spellStart"/>
+      <w:r>
+        <w:rPr>
+          <w:rFonts w:ascii="Times New Roman" w:hAnsi="Times New Roman" w:cs="Times New Roman"/>
+          <w:sz w:val="28"/>
+          <w:szCs w:val="28"/>
+        </w:rPr>
+        <w:t>împrumută</w:t>
+      </w:r>
+      <w:proofErr w:type="spellEnd"/>
+      <w:r>
+        <w:rPr>
+          <w:rFonts w:ascii="Times New Roman" w:hAnsi="Times New Roman" w:cs="Times New Roman"/>
+          <w:sz w:val="28"/>
+          <w:szCs w:val="28"/>
+        </w:rPr>
+        <w:t xml:space="preserve"> </w:t>
+      </w:r>
+      <w:proofErr w:type="spellStart"/>
+      <w:r>
+        <w:rPr>
+          <w:rFonts w:ascii="Times New Roman" w:hAnsi="Times New Roman" w:cs="Times New Roman"/>
+          <w:sz w:val="28"/>
+          <w:szCs w:val="28"/>
+        </w:rPr>
+        <w:t>atributele</w:t>
+      </w:r>
+      <w:proofErr w:type="spellEnd"/>
+      <w:r>
+        <w:rPr>
+          <w:rFonts w:ascii="Times New Roman" w:hAnsi="Times New Roman" w:cs="Times New Roman"/>
+          <w:sz w:val="28"/>
+          <w:szCs w:val="28"/>
+        </w:rPr>
+        <w:t xml:space="preserve"> </w:t>
+      </w:r>
+      <w:proofErr w:type="spellStart"/>
+      <w:r>
+        <w:rPr>
+          <w:rFonts w:ascii="Times New Roman" w:hAnsi="Times New Roman" w:cs="Times New Roman"/>
+          <w:sz w:val="28"/>
+          <w:szCs w:val="28"/>
+        </w:rPr>
+        <w:t>și</w:t>
+      </w:r>
+      <w:proofErr w:type="spellEnd"/>
+      <w:r>
+        <w:rPr>
+          <w:rFonts w:ascii="Times New Roman" w:hAnsi="Times New Roman" w:cs="Times New Roman"/>
+          <w:sz w:val="28"/>
+          <w:szCs w:val="28"/>
+        </w:rPr>
+        <w:t xml:space="preserve"> </w:t>
+      </w:r>
+      <w:proofErr w:type="spellStart"/>
+      <w:r>
+        <w:rPr>
+          <w:rFonts w:ascii="Times New Roman" w:hAnsi="Times New Roman" w:cs="Times New Roman"/>
+          <w:sz w:val="28"/>
+          <w:szCs w:val="28"/>
+        </w:rPr>
+        <w:t>metodele</w:t>
+      </w:r>
+      <w:proofErr w:type="spellEnd"/>
+      <w:r>
+        <w:rPr>
+          <w:rFonts w:ascii="Times New Roman" w:hAnsi="Times New Roman" w:cs="Times New Roman"/>
+          <w:sz w:val="28"/>
+          <w:szCs w:val="28"/>
+        </w:rPr>
+        <w:t xml:space="preserve"> de la </w:t>
+      </w:r>
+      <w:proofErr w:type="spellStart"/>
+      <w:r>
+        <w:rPr>
+          <w:rFonts w:ascii="Times New Roman" w:hAnsi="Times New Roman" w:cs="Times New Roman"/>
+          <w:sz w:val="28"/>
+          <w:szCs w:val="28"/>
+        </w:rPr>
+        <w:t>clasa</w:t>
+      </w:r>
+      <w:proofErr w:type="spellEnd"/>
+      <w:r>
+        <w:rPr>
+          <w:rFonts w:ascii="Times New Roman" w:hAnsi="Times New Roman" w:cs="Times New Roman"/>
+          <w:sz w:val="28"/>
+          <w:szCs w:val="28"/>
+        </w:rPr>
+        <w:t xml:space="preserve"> </w:t>
+      </w:r>
+      <w:proofErr w:type="spellStart"/>
+      <w:r>
+        <w:rPr>
+          <w:rFonts w:ascii="Times New Roman" w:hAnsi="Times New Roman" w:cs="Times New Roman"/>
+          <w:sz w:val="28"/>
+          <w:szCs w:val="28"/>
+        </w:rPr>
+        <w:t>parinte</w:t>
+      </w:r>
+      <w:proofErr w:type="spellEnd"/>
+      <w:r>
+        <w:rPr>
+          <w:rFonts w:ascii="Times New Roman" w:hAnsi="Times New Roman" w:cs="Times New Roman"/>
+          <w:sz w:val="28"/>
+          <w:szCs w:val="28"/>
+        </w:rPr>
+        <w:t xml:space="preserve"> </w:t>
+      </w:r>
+      <w:proofErr w:type="spellStart"/>
+      <w:r>
+        <w:rPr>
+          <w:rFonts w:ascii="Times New Roman" w:hAnsi="Times New Roman" w:cs="Times New Roman"/>
+          <w:sz w:val="28"/>
+          <w:szCs w:val="28"/>
+        </w:rPr>
+        <w:t>Rezervare</w:t>
+      </w:r>
+      <w:proofErr w:type="spellEnd"/>
+      <w:r>
+        <w:rPr>
+          <w:rFonts w:ascii="Times New Roman" w:hAnsi="Times New Roman" w:cs="Times New Roman"/>
+          <w:sz w:val="28"/>
+          <w:szCs w:val="28"/>
+        </w:rPr>
+        <w:t xml:space="preserve">. </w:t>
+      </w:r>
+      <w:proofErr w:type="spellStart"/>
+      <w:r>
+        <w:rPr>
+          <w:rFonts w:ascii="Times New Roman" w:hAnsi="Times New Roman" w:cs="Times New Roman"/>
+          <w:sz w:val="28"/>
+          <w:szCs w:val="28"/>
+        </w:rPr>
+        <w:t>Diferența</w:t>
+      </w:r>
+      <w:proofErr w:type="spellEnd"/>
+      <w:r>
+        <w:rPr>
+          <w:rFonts w:ascii="Times New Roman" w:hAnsi="Times New Roman" w:cs="Times New Roman"/>
+          <w:sz w:val="28"/>
+          <w:szCs w:val="28"/>
+        </w:rPr>
+        <w:t xml:space="preserve"> </w:t>
+      </w:r>
+      <w:proofErr w:type="spellStart"/>
+      <w:r>
+        <w:rPr>
+          <w:rFonts w:ascii="Times New Roman" w:hAnsi="Times New Roman" w:cs="Times New Roman"/>
+          <w:sz w:val="28"/>
+          <w:szCs w:val="28"/>
+        </w:rPr>
+        <w:t>clasei</w:t>
+      </w:r>
+      <w:proofErr w:type="spellEnd"/>
+      <w:r>
+        <w:rPr>
+          <w:rFonts w:ascii="Times New Roman" w:hAnsi="Times New Roman" w:cs="Times New Roman"/>
+          <w:sz w:val="28"/>
+          <w:szCs w:val="28"/>
+        </w:rPr>
+        <w:t xml:space="preserve"> </w:t>
+      </w:r>
+      <w:proofErr w:type="spellStart"/>
+      <w:r>
+        <w:rPr>
+          <w:rFonts w:ascii="Times New Roman" w:hAnsi="Times New Roman" w:cs="Times New Roman"/>
+          <w:sz w:val="28"/>
+          <w:szCs w:val="28"/>
+        </w:rPr>
+        <w:t>copil</w:t>
+      </w:r>
+      <w:proofErr w:type="spellEnd"/>
+      <w:r>
+        <w:rPr>
+          <w:rFonts w:ascii="Times New Roman" w:hAnsi="Times New Roman" w:cs="Times New Roman"/>
+          <w:sz w:val="28"/>
+          <w:szCs w:val="28"/>
+        </w:rPr>
+        <w:t xml:space="preserve"> </w:t>
+      </w:r>
+      <w:proofErr w:type="spellStart"/>
+      <w:r>
+        <w:rPr>
+          <w:rFonts w:ascii="Times New Roman" w:hAnsi="Times New Roman" w:cs="Times New Roman"/>
+          <w:sz w:val="28"/>
+          <w:szCs w:val="28"/>
+        </w:rPr>
+        <w:t>este</w:t>
+      </w:r>
+      <w:proofErr w:type="spellEnd"/>
+      <w:r>
+        <w:rPr>
+          <w:rFonts w:ascii="Times New Roman" w:hAnsi="Times New Roman" w:cs="Times New Roman"/>
+          <w:sz w:val="28"/>
+          <w:szCs w:val="28"/>
+        </w:rPr>
+        <w:t xml:space="preserve"> </w:t>
+      </w:r>
+      <w:proofErr w:type="spellStart"/>
+      <w:r>
+        <w:rPr>
+          <w:rFonts w:ascii="Times New Roman" w:hAnsi="Times New Roman" w:cs="Times New Roman"/>
+          <w:sz w:val="28"/>
+          <w:szCs w:val="28"/>
+        </w:rPr>
+        <w:t>metoda</w:t>
+      </w:r>
+      <w:proofErr w:type="spellEnd"/>
+      <w:r>
+        <w:rPr>
+          <w:rFonts w:ascii="Times New Roman" w:hAnsi="Times New Roman" w:cs="Times New Roman"/>
+          <w:sz w:val="28"/>
+          <w:szCs w:val="28"/>
+        </w:rPr>
+        <w:t xml:space="preserve"> de </w:t>
+      </w:r>
+      <w:proofErr w:type="spellStart"/>
+      <w:r>
+        <w:rPr>
+          <w:rFonts w:ascii="Times New Roman" w:hAnsi="Times New Roman" w:cs="Times New Roman"/>
+          <w:sz w:val="28"/>
+          <w:szCs w:val="28"/>
+        </w:rPr>
+        <w:t>calcul</w:t>
+      </w:r>
+      <w:proofErr w:type="spellEnd"/>
+      <w:r>
+        <w:rPr>
+          <w:rFonts w:ascii="Times New Roman" w:hAnsi="Times New Roman" w:cs="Times New Roman"/>
+          <w:sz w:val="28"/>
+          <w:szCs w:val="28"/>
+        </w:rPr>
+        <w:t xml:space="preserve"> a </w:t>
+      </w:r>
+      <w:proofErr w:type="spellStart"/>
+      <w:r>
+        <w:rPr>
+          <w:rFonts w:ascii="Times New Roman" w:hAnsi="Times New Roman" w:cs="Times New Roman"/>
+          <w:sz w:val="28"/>
+          <w:szCs w:val="28"/>
+        </w:rPr>
+        <w:t>prețului</w:t>
+      </w:r>
+      <w:proofErr w:type="spellEnd"/>
+      <w:r>
+        <w:rPr>
+          <w:rFonts w:ascii="Times New Roman" w:hAnsi="Times New Roman" w:cs="Times New Roman"/>
+          <w:sz w:val="28"/>
+          <w:szCs w:val="28"/>
+        </w:rPr>
+        <w:t xml:space="preserve">, care </w:t>
+      </w:r>
+      <w:proofErr w:type="gramStart"/>
+      <w:r>
+        <w:rPr>
+          <w:rFonts w:ascii="Times New Roman" w:hAnsi="Times New Roman" w:cs="Times New Roman"/>
+          <w:sz w:val="28"/>
+          <w:szCs w:val="28"/>
+        </w:rPr>
+        <w:t>are</w:t>
+      </w:r>
+      <w:proofErr w:type="gramEnd"/>
+      <w:r>
+        <w:rPr>
+          <w:rFonts w:ascii="Times New Roman" w:hAnsi="Times New Roman" w:cs="Times New Roman"/>
+          <w:sz w:val="28"/>
+          <w:szCs w:val="28"/>
+        </w:rPr>
+        <w:t xml:space="preserve"> </w:t>
+      </w:r>
+      <w:proofErr w:type="spellStart"/>
+      <w:r>
+        <w:rPr>
+          <w:rFonts w:ascii="Times New Roman" w:hAnsi="Times New Roman" w:cs="Times New Roman"/>
+          <w:sz w:val="28"/>
+          <w:szCs w:val="28"/>
+        </w:rPr>
+        <w:t>prețul</w:t>
+      </w:r>
+      <w:proofErr w:type="spellEnd"/>
+      <w:r>
+        <w:rPr>
+          <w:rFonts w:ascii="Times New Roman" w:hAnsi="Times New Roman" w:cs="Times New Roman"/>
+          <w:sz w:val="28"/>
+          <w:szCs w:val="28"/>
+        </w:rPr>
+        <w:t xml:space="preserve"> initial 50, </w:t>
+      </w:r>
+      <w:proofErr w:type="spellStart"/>
+      <w:r>
+        <w:rPr>
+          <w:rFonts w:ascii="Times New Roman" w:hAnsi="Times New Roman" w:cs="Times New Roman"/>
+          <w:sz w:val="28"/>
+          <w:szCs w:val="28"/>
+        </w:rPr>
+        <w:t>dar</w:t>
+      </w:r>
+      <w:proofErr w:type="spellEnd"/>
+      <w:r>
+        <w:rPr>
+          <w:rFonts w:ascii="Times New Roman" w:hAnsi="Times New Roman" w:cs="Times New Roman"/>
+          <w:sz w:val="28"/>
+          <w:szCs w:val="28"/>
+        </w:rPr>
+        <w:t xml:space="preserve"> se </w:t>
+      </w:r>
+      <w:proofErr w:type="spellStart"/>
+      <w:r>
+        <w:rPr>
+          <w:rFonts w:ascii="Times New Roman" w:hAnsi="Times New Roman" w:cs="Times New Roman"/>
+          <w:sz w:val="28"/>
+          <w:szCs w:val="28"/>
+        </w:rPr>
+        <w:t>mărește</w:t>
+      </w:r>
+      <w:proofErr w:type="spellEnd"/>
+      <w:r>
+        <w:rPr>
+          <w:rFonts w:ascii="Times New Roman" w:hAnsi="Times New Roman" w:cs="Times New Roman"/>
+          <w:sz w:val="28"/>
+          <w:szCs w:val="28"/>
+        </w:rPr>
+        <w:t xml:space="preserve"> cu 20 </w:t>
+      </w:r>
+      <w:proofErr w:type="spellStart"/>
+      <w:r>
+        <w:rPr>
+          <w:rFonts w:ascii="Times New Roman" w:hAnsi="Times New Roman" w:cs="Times New Roman"/>
+          <w:sz w:val="28"/>
+          <w:szCs w:val="28"/>
+        </w:rPr>
+        <w:t>pentru</w:t>
+      </w:r>
+      <w:proofErr w:type="spellEnd"/>
+      <w:r>
+        <w:rPr>
+          <w:rFonts w:ascii="Times New Roman" w:hAnsi="Times New Roman" w:cs="Times New Roman"/>
+          <w:sz w:val="28"/>
+          <w:szCs w:val="28"/>
+        </w:rPr>
+        <w:t xml:space="preserve"> </w:t>
+      </w:r>
+      <w:proofErr w:type="spellStart"/>
+      <w:r>
+        <w:rPr>
+          <w:rFonts w:ascii="Times New Roman" w:hAnsi="Times New Roman" w:cs="Times New Roman"/>
+          <w:sz w:val="28"/>
+          <w:szCs w:val="28"/>
+        </w:rPr>
+        <w:t>numărul</w:t>
+      </w:r>
+      <w:proofErr w:type="spellEnd"/>
+      <w:r>
+        <w:rPr>
+          <w:rFonts w:ascii="Times New Roman" w:hAnsi="Times New Roman" w:cs="Times New Roman"/>
+          <w:sz w:val="28"/>
+          <w:szCs w:val="28"/>
+        </w:rPr>
+        <w:t xml:space="preserve"> de </w:t>
+      </w:r>
+      <w:proofErr w:type="spellStart"/>
+      <w:r>
+        <w:rPr>
+          <w:rFonts w:ascii="Times New Roman" w:hAnsi="Times New Roman" w:cs="Times New Roman"/>
+          <w:sz w:val="28"/>
+          <w:szCs w:val="28"/>
+        </w:rPr>
+        <w:t>persoane</w:t>
+      </w:r>
+      <w:proofErr w:type="spellEnd"/>
+      <w:r>
+        <w:rPr>
+          <w:rFonts w:ascii="Times New Roman" w:hAnsi="Times New Roman" w:cs="Times New Roman"/>
+          <w:sz w:val="28"/>
+          <w:szCs w:val="28"/>
+        </w:rPr>
+        <w:t xml:space="preserve"> </w:t>
+      </w:r>
+      <w:proofErr w:type="spellStart"/>
+      <w:r>
+        <w:rPr>
+          <w:rFonts w:ascii="Times New Roman" w:hAnsi="Times New Roman" w:cs="Times New Roman"/>
+          <w:sz w:val="28"/>
+          <w:szCs w:val="28"/>
+        </w:rPr>
+        <w:t>mai</w:t>
+      </w:r>
+      <w:proofErr w:type="spellEnd"/>
+      <w:r>
+        <w:rPr>
+          <w:rFonts w:ascii="Times New Roman" w:hAnsi="Times New Roman" w:cs="Times New Roman"/>
+          <w:sz w:val="28"/>
+          <w:szCs w:val="28"/>
+        </w:rPr>
+        <w:t xml:space="preserve"> mare </w:t>
+      </w:r>
+      <w:proofErr w:type="spellStart"/>
+      <w:r>
+        <w:rPr>
+          <w:rFonts w:ascii="Times New Roman" w:hAnsi="Times New Roman" w:cs="Times New Roman"/>
+          <w:sz w:val="28"/>
+          <w:szCs w:val="28"/>
+        </w:rPr>
+        <w:t>decât</w:t>
+      </w:r>
+      <w:proofErr w:type="spellEnd"/>
+      <w:r>
+        <w:rPr>
+          <w:rFonts w:ascii="Times New Roman" w:hAnsi="Times New Roman" w:cs="Times New Roman"/>
+          <w:sz w:val="28"/>
+          <w:szCs w:val="28"/>
+        </w:rPr>
+        <w:t xml:space="preserve"> 2.</w:t>
       </w:r>
       <w:r>
         <w:rPr>
@@ -1618,9 +3649,9 @@
       <w:r>
         <w:rPr>
           <w:rFonts w:ascii="Times New Roman" w:hAnsi="Times New Roman" w:cs="Times New Roman"/>
-          <w:sz w:val="28"/>
-          <w:szCs w:val="28"/>
-          <w:lang w:val="en-GB"/>
+          <w:noProof/>
+          <w:sz w:val="28"/>
+          <w:szCs w:val="28"/>
         </w:rPr>
         <w:drawing>
           <wp:inline distT="0" distB="0" distL="0" distR="0" wp14:anchorId="4F03EFBE" wp14:editId="7A670964">
@@ -1671,6 +3702,7 @@
           <w:lang w:val="en-GB"/>
         </w:rPr>
       </w:pPr>
+      <w:proofErr w:type="spellStart"/>
       <w:r>
         <w:rPr>
           <w:rFonts w:ascii="Times New Roman" w:hAnsi="Times New Roman" w:cs="Times New Roman"/>
@@ -1678,8 +3710,89 @@
           <w:szCs w:val="28"/>
           <w:lang w:val="en-GB"/>
         </w:rPr>
-        <w:t>Figura 3.2 – Rezervare pentru ocazii speciale</w:t>
-      </w:r>
+        <w:t>Figura</w:t>
+      </w:r>
+      <w:proofErr w:type="spellEnd"/>
+      <w:r>
+        <w:rPr>
+          <w:rFonts w:ascii="Times New Roman" w:hAnsi="Times New Roman" w:cs="Times New Roman"/>
+          <w:sz w:val="28"/>
+          <w:szCs w:val="28"/>
+          <w:lang w:val="en-GB"/>
+        </w:rPr>
+        <w:t xml:space="preserve"> 3.2 – </w:t>
+      </w:r>
+      <w:proofErr w:type="spellStart"/>
+      <w:r>
+        <w:rPr>
+          <w:rFonts w:ascii="Times New Roman" w:hAnsi="Times New Roman" w:cs="Times New Roman"/>
+          <w:sz w:val="28"/>
+          <w:szCs w:val="28"/>
+          <w:lang w:val="en-GB"/>
+        </w:rPr>
+        <w:t>Rezervare</w:t>
+      </w:r>
+      <w:proofErr w:type="spellEnd"/>
+      <w:r>
+        <w:rPr>
+          <w:rFonts w:ascii="Times New Roman" w:hAnsi="Times New Roman" w:cs="Times New Roman"/>
+          <w:sz w:val="28"/>
+          <w:szCs w:val="28"/>
+          <w:lang w:val="en-GB"/>
+        </w:rPr>
+        <w:t xml:space="preserve"> </w:t>
+      </w:r>
+      <w:proofErr w:type="spellStart"/>
+      <w:r>
+        <w:rPr>
+          <w:rFonts w:ascii="Times New Roman" w:hAnsi="Times New Roman" w:cs="Times New Roman"/>
+          <w:sz w:val="28"/>
+          <w:szCs w:val="28"/>
+          <w:lang w:val="en-GB"/>
+        </w:rPr>
+        <w:t>pentru</w:t>
+      </w:r>
+      <w:proofErr w:type="spellEnd"/>
+      <w:r>
+        <w:rPr>
+          <w:rFonts w:ascii="Times New Roman" w:hAnsi="Times New Roman" w:cs="Times New Roman"/>
+          <w:sz w:val="28"/>
+          <w:szCs w:val="28"/>
+          <w:lang w:val="en-GB"/>
+        </w:rPr>
+        <w:t xml:space="preserve"> </w:t>
+      </w:r>
+      <w:proofErr w:type="spellStart"/>
+      <w:r>
+        <w:rPr>
+          <w:rFonts w:ascii="Times New Roman" w:hAnsi="Times New Roman" w:cs="Times New Roman"/>
+          <w:sz w:val="28"/>
+          <w:szCs w:val="28"/>
+          <w:lang w:val="en-GB"/>
+        </w:rPr>
+        <w:t>ocazii</w:t>
+      </w:r>
+      <w:proofErr w:type="spellEnd"/>
+      <w:r>
+        <w:rPr>
+          <w:rFonts w:ascii="Times New Roman" w:hAnsi="Times New Roman" w:cs="Times New Roman"/>
+          <w:sz w:val="28"/>
+          <w:szCs w:val="28"/>
+          <w:lang w:val="en-GB"/>
+        </w:rPr>
+        <w:t xml:space="preserve"> </w:t>
+      </w:r>
+      <w:proofErr w:type="spellStart"/>
+      <w:r>
+        <w:rPr>
+          <w:rFonts w:ascii="Times New Roman" w:hAnsi="Times New Roman" w:cs="Times New Roman"/>
+          <w:sz w:val="28"/>
+          <w:szCs w:val="28"/>
+          <w:lang w:val="en-GB"/>
+        </w:rPr>
+        <w:t>speciale</w:t>
+      </w:r>
+      <w:proofErr w:type="spellEnd"/>
     </w:p>
     <w:p>
       <w:pPr>
@@ -1697,6 +3810,504 @@
     <w:p>
       <w:pPr>
         <w:spacing w:after="0" w:line="240" w:lineRule="auto"/>
+        <w:ind w:firstLine="360"/>
+        <w:jc w:val="both"/>
+        <w:rPr>
+          <w:rFonts w:ascii="Times New Roman" w:hAnsi="Times New Roman" w:cs="Times New Roman"/>
+          <w:sz w:val="28"/>
+          <w:szCs w:val="28"/>
+        </w:rPr>
+      </w:pPr>
+      <w:proofErr w:type="spellStart"/>
+      <w:r>
+        <w:rPr>
+          <w:rFonts w:ascii="Times New Roman" w:hAnsi="Times New Roman" w:cs="Times New Roman"/>
+          <w:sz w:val="28"/>
+          <w:szCs w:val="28"/>
+        </w:rPr>
+        <w:t>În</w:t>
+      </w:r>
+      <w:proofErr w:type="spellEnd"/>
+      <w:r>
+        <w:rPr>
+          <w:rFonts w:ascii="Times New Roman" w:hAnsi="Times New Roman" w:cs="Times New Roman"/>
+          <w:sz w:val="28"/>
+          <w:szCs w:val="28"/>
+        </w:rPr>
+        <w:t xml:space="preserve"> </w:t>
+      </w:r>
+      <w:proofErr w:type="spellStart"/>
+      <w:r>
+        <w:rPr>
+          <w:rFonts w:ascii="Times New Roman" w:hAnsi="Times New Roman" w:cs="Times New Roman"/>
+          <w:sz w:val="28"/>
+          <w:szCs w:val="28"/>
+        </w:rPr>
+        <w:t>figura</w:t>
+      </w:r>
+      <w:proofErr w:type="spellEnd"/>
+      <w:r>
+        <w:rPr>
+          <w:rFonts w:ascii="Times New Roman" w:hAnsi="Times New Roman" w:cs="Times New Roman"/>
+          <w:sz w:val="28"/>
+          <w:szCs w:val="28"/>
+        </w:rPr>
+        <w:t xml:space="preserve"> 3.2 </w:t>
+      </w:r>
+      <w:proofErr w:type="spellStart"/>
+      <w:r>
+        <w:rPr>
+          <w:rFonts w:ascii="Times New Roman" w:hAnsi="Times New Roman" w:cs="Times New Roman"/>
+          <w:sz w:val="28"/>
+          <w:szCs w:val="28"/>
+        </w:rPr>
+        <w:t>este</w:t>
+      </w:r>
+      <w:proofErr w:type="spellEnd"/>
+      <w:r>
+        <w:rPr>
+          <w:rFonts w:ascii="Times New Roman" w:hAnsi="Times New Roman" w:cs="Times New Roman"/>
+          <w:sz w:val="28"/>
+          <w:szCs w:val="28"/>
+        </w:rPr>
+        <w:t xml:space="preserve"> </w:t>
+      </w:r>
+      <w:proofErr w:type="spellStart"/>
+      <w:r>
+        <w:rPr>
+          <w:rFonts w:ascii="Times New Roman" w:hAnsi="Times New Roman" w:cs="Times New Roman"/>
+          <w:sz w:val="28"/>
+          <w:szCs w:val="28"/>
+        </w:rPr>
+        <w:t>arătată</w:t>
+      </w:r>
+      <w:proofErr w:type="spellEnd"/>
+      <w:r>
+        <w:rPr>
+          <w:rFonts w:ascii="Times New Roman" w:hAnsi="Times New Roman" w:cs="Times New Roman"/>
+          <w:sz w:val="28"/>
+          <w:szCs w:val="28"/>
+        </w:rPr>
+        <w:t xml:space="preserve"> </w:t>
+      </w:r>
+      <w:proofErr w:type="spellStart"/>
+      <w:r>
+        <w:rPr>
+          <w:rFonts w:ascii="Times New Roman" w:hAnsi="Times New Roman" w:cs="Times New Roman"/>
+          <w:sz w:val="28"/>
+          <w:szCs w:val="28"/>
+        </w:rPr>
+        <w:t>clasa</w:t>
+      </w:r>
+      <w:proofErr w:type="spellEnd"/>
+      <w:r>
+        <w:rPr>
+          <w:rFonts w:ascii="Times New Roman" w:hAnsi="Times New Roman" w:cs="Times New Roman"/>
+          <w:sz w:val="28"/>
+          <w:szCs w:val="28"/>
+        </w:rPr>
+        <w:t xml:space="preserve"> </w:t>
+      </w:r>
+      <w:proofErr w:type="spellStart"/>
+      <w:r>
+        <w:rPr>
+          <w:rFonts w:ascii="Times New Roman" w:hAnsi="Times New Roman" w:cs="Times New Roman"/>
+          <w:sz w:val="28"/>
+          <w:szCs w:val="28"/>
+        </w:rPr>
+        <w:t>copil</w:t>
+      </w:r>
+      <w:proofErr w:type="spellEnd"/>
+      <w:r>
+        <w:rPr>
+          <w:rFonts w:ascii="Times New Roman" w:hAnsi="Times New Roman" w:cs="Times New Roman"/>
+          <w:sz w:val="28"/>
+          <w:szCs w:val="28"/>
+        </w:rPr>
+        <w:t xml:space="preserve"> </w:t>
+      </w:r>
+      <w:proofErr w:type="spellStart"/>
+      <w:r>
+        <w:rPr>
+          <w:rFonts w:ascii="Times New Roman" w:hAnsi="Times New Roman" w:cs="Times New Roman"/>
+          <w:sz w:val="28"/>
+          <w:szCs w:val="28"/>
+        </w:rPr>
+        <w:t>RezervareOcazieSpecială</w:t>
+      </w:r>
+      <w:proofErr w:type="spellEnd"/>
+      <w:r>
+        <w:rPr>
+          <w:rFonts w:ascii="Times New Roman" w:hAnsi="Times New Roman" w:cs="Times New Roman"/>
+          <w:sz w:val="28"/>
+          <w:szCs w:val="28"/>
+        </w:rPr>
+        <w:t xml:space="preserve">, care </w:t>
+      </w:r>
+      <w:proofErr w:type="spellStart"/>
+      <w:r>
+        <w:rPr>
+          <w:rFonts w:ascii="Times New Roman" w:hAnsi="Times New Roman" w:cs="Times New Roman"/>
+          <w:sz w:val="28"/>
+          <w:szCs w:val="28"/>
+        </w:rPr>
+        <w:t>împrumută</w:t>
+      </w:r>
+      <w:proofErr w:type="spellEnd"/>
+      <w:r>
+        <w:rPr>
+          <w:rFonts w:ascii="Times New Roman" w:hAnsi="Times New Roman" w:cs="Times New Roman"/>
+          <w:sz w:val="28"/>
+          <w:szCs w:val="28"/>
+        </w:rPr>
+        <w:t xml:space="preserve"> </w:t>
+      </w:r>
+      <w:proofErr w:type="spellStart"/>
+      <w:r>
+        <w:rPr>
+          <w:rFonts w:ascii="Times New Roman" w:hAnsi="Times New Roman" w:cs="Times New Roman"/>
+          <w:sz w:val="28"/>
+          <w:szCs w:val="28"/>
+        </w:rPr>
+        <w:t>atributele</w:t>
+      </w:r>
+      <w:proofErr w:type="spellEnd"/>
+      <w:r>
+        <w:rPr>
+          <w:rFonts w:ascii="Times New Roman" w:hAnsi="Times New Roman" w:cs="Times New Roman"/>
+          <w:sz w:val="28"/>
+          <w:szCs w:val="28"/>
+        </w:rPr>
+        <w:t xml:space="preserve"> </w:t>
+      </w:r>
+      <w:proofErr w:type="spellStart"/>
+      <w:r>
+        <w:rPr>
+          <w:rFonts w:ascii="Times New Roman" w:hAnsi="Times New Roman" w:cs="Times New Roman"/>
+          <w:sz w:val="28"/>
+          <w:szCs w:val="28"/>
+        </w:rPr>
+        <w:t>și</w:t>
+      </w:r>
+      <w:proofErr w:type="spellEnd"/>
+      <w:r>
+        <w:rPr>
+          <w:rFonts w:ascii="Times New Roman" w:hAnsi="Times New Roman" w:cs="Times New Roman"/>
+          <w:sz w:val="28"/>
+          <w:szCs w:val="28"/>
+        </w:rPr>
+        <w:t xml:space="preserve"> </w:t>
+      </w:r>
+      <w:proofErr w:type="spellStart"/>
+      <w:r>
+        <w:rPr>
+          <w:rFonts w:ascii="Times New Roman" w:hAnsi="Times New Roman" w:cs="Times New Roman"/>
+          <w:sz w:val="28"/>
+          <w:szCs w:val="28"/>
+        </w:rPr>
+        <w:t>metodele</w:t>
+      </w:r>
+      <w:proofErr w:type="spellEnd"/>
+      <w:r>
+        <w:rPr>
+          <w:rFonts w:ascii="Times New Roman" w:hAnsi="Times New Roman" w:cs="Times New Roman"/>
+          <w:sz w:val="28"/>
+          <w:szCs w:val="28"/>
+        </w:rPr>
+        <w:t xml:space="preserve"> de la </w:t>
+      </w:r>
+      <w:proofErr w:type="spellStart"/>
+      <w:r>
+        <w:rPr>
+          <w:rFonts w:ascii="Times New Roman" w:hAnsi="Times New Roman" w:cs="Times New Roman"/>
+          <w:sz w:val="28"/>
+          <w:szCs w:val="28"/>
+        </w:rPr>
+        <w:t>clasa</w:t>
+      </w:r>
+      <w:proofErr w:type="spellEnd"/>
+      <w:r>
+        <w:rPr>
+          <w:rFonts w:ascii="Times New Roman" w:hAnsi="Times New Roman" w:cs="Times New Roman"/>
+          <w:sz w:val="28"/>
+          <w:szCs w:val="28"/>
+        </w:rPr>
+        <w:t xml:space="preserve"> </w:t>
+      </w:r>
+      <w:proofErr w:type="spellStart"/>
+      <w:r>
+        <w:rPr>
+          <w:rFonts w:ascii="Times New Roman" w:hAnsi="Times New Roman" w:cs="Times New Roman"/>
+          <w:sz w:val="28"/>
+          <w:szCs w:val="28"/>
+        </w:rPr>
+        <w:t>parinte</w:t>
+      </w:r>
+      <w:proofErr w:type="spellEnd"/>
+      <w:r>
+        <w:rPr>
+          <w:rFonts w:ascii="Times New Roman" w:hAnsi="Times New Roman" w:cs="Times New Roman"/>
+          <w:sz w:val="28"/>
+          <w:szCs w:val="28"/>
+        </w:rPr>
+        <w:t xml:space="preserve"> </w:t>
+      </w:r>
+      <w:proofErr w:type="spellStart"/>
+      <w:r>
+        <w:rPr>
+          <w:rFonts w:ascii="Times New Roman" w:hAnsi="Times New Roman" w:cs="Times New Roman"/>
+          <w:sz w:val="28"/>
+          <w:szCs w:val="28"/>
+        </w:rPr>
+        <w:t>Rezervare</w:t>
+      </w:r>
+      <w:proofErr w:type="spellEnd"/>
+      <w:r>
+        <w:rPr>
+          <w:rFonts w:ascii="Times New Roman" w:hAnsi="Times New Roman" w:cs="Times New Roman"/>
+          <w:sz w:val="28"/>
+          <w:szCs w:val="28"/>
+        </w:rPr>
+        <w:t xml:space="preserve">. </w:t>
+      </w:r>
+      <w:proofErr w:type="spellStart"/>
+      <w:r>
+        <w:rPr>
+          <w:rFonts w:ascii="Times New Roman" w:hAnsi="Times New Roman" w:cs="Times New Roman"/>
+          <w:sz w:val="28"/>
+          <w:szCs w:val="28"/>
+        </w:rPr>
+        <w:t>Diferența</w:t>
+      </w:r>
+      <w:proofErr w:type="spellEnd"/>
+      <w:r>
+        <w:rPr>
+          <w:rFonts w:ascii="Times New Roman" w:hAnsi="Times New Roman" w:cs="Times New Roman"/>
+          <w:sz w:val="28"/>
+          <w:szCs w:val="28"/>
+        </w:rPr>
+        <w:t xml:space="preserve"> </w:t>
+      </w:r>
+      <w:proofErr w:type="spellStart"/>
+      <w:r>
+        <w:rPr>
+          <w:rFonts w:ascii="Times New Roman" w:hAnsi="Times New Roman" w:cs="Times New Roman"/>
+          <w:sz w:val="28"/>
+          <w:szCs w:val="28"/>
+        </w:rPr>
+        <w:t>clasei</w:t>
+      </w:r>
+      <w:proofErr w:type="spellEnd"/>
+      <w:r>
+        <w:rPr>
+          <w:rFonts w:ascii="Times New Roman" w:hAnsi="Times New Roman" w:cs="Times New Roman"/>
+          <w:sz w:val="28"/>
+          <w:szCs w:val="28"/>
+        </w:rPr>
+        <w:t xml:space="preserve"> </w:t>
+      </w:r>
+      <w:proofErr w:type="spellStart"/>
+      <w:r>
+        <w:rPr>
+          <w:rFonts w:ascii="Times New Roman" w:hAnsi="Times New Roman" w:cs="Times New Roman"/>
+          <w:sz w:val="28"/>
+          <w:szCs w:val="28"/>
+        </w:rPr>
+        <w:t>copil</w:t>
+      </w:r>
+      <w:proofErr w:type="spellEnd"/>
+      <w:r>
+        <w:rPr>
+          <w:rFonts w:ascii="Times New Roman" w:hAnsi="Times New Roman" w:cs="Times New Roman"/>
+          <w:sz w:val="28"/>
+          <w:szCs w:val="28"/>
+        </w:rPr>
+        <w:t xml:space="preserve"> </w:t>
+      </w:r>
+      <w:proofErr w:type="spellStart"/>
+      <w:r>
+        <w:rPr>
+          <w:rFonts w:ascii="Times New Roman" w:hAnsi="Times New Roman" w:cs="Times New Roman"/>
+          <w:sz w:val="28"/>
+          <w:szCs w:val="28"/>
+        </w:rPr>
+        <w:t>este</w:t>
+      </w:r>
+      <w:proofErr w:type="spellEnd"/>
+      <w:r>
+        <w:rPr>
+          <w:rFonts w:ascii="Times New Roman" w:hAnsi="Times New Roman" w:cs="Times New Roman"/>
+          <w:sz w:val="28"/>
+          <w:szCs w:val="28"/>
+        </w:rPr>
+        <w:t xml:space="preserve"> </w:t>
+      </w:r>
+      <w:proofErr w:type="spellStart"/>
+      <w:r>
+        <w:rPr>
+          <w:rFonts w:ascii="Times New Roman" w:hAnsi="Times New Roman" w:cs="Times New Roman"/>
+          <w:sz w:val="28"/>
+          <w:szCs w:val="28"/>
+        </w:rPr>
+        <w:t>metoda</w:t>
+      </w:r>
+      <w:proofErr w:type="spellEnd"/>
+      <w:r>
+        <w:rPr>
+          <w:rFonts w:ascii="Times New Roman" w:hAnsi="Times New Roman" w:cs="Times New Roman"/>
+          <w:sz w:val="28"/>
+          <w:szCs w:val="28"/>
+        </w:rPr>
+        <w:t xml:space="preserve"> de </w:t>
+      </w:r>
+      <w:proofErr w:type="spellStart"/>
+      <w:r>
+        <w:rPr>
+          <w:rFonts w:ascii="Times New Roman" w:hAnsi="Times New Roman" w:cs="Times New Roman"/>
+          <w:sz w:val="28"/>
+          <w:szCs w:val="28"/>
+        </w:rPr>
+        <w:t>calcul</w:t>
+      </w:r>
+      <w:proofErr w:type="spellEnd"/>
+      <w:r>
+        <w:rPr>
+          <w:rFonts w:ascii="Times New Roman" w:hAnsi="Times New Roman" w:cs="Times New Roman"/>
+          <w:sz w:val="28"/>
+          <w:szCs w:val="28"/>
+        </w:rPr>
+        <w:t xml:space="preserve"> a </w:t>
+      </w:r>
+      <w:proofErr w:type="spellStart"/>
+      <w:r>
+        <w:rPr>
+          <w:rFonts w:ascii="Times New Roman" w:hAnsi="Times New Roman" w:cs="Times New Roman"/>
+          <w:sz w:val="28"/>
+          <w:szCs w:val="28"/>
+        </w:rPr>
+        <w:t>prețului</w:t>
+      </w:r>
+      <w:proofErr w:type="spellEnd"/>
+      <w:r>
+        <w:rPr>
+          <w:rFonts w:ascii="Times New Roman" w:hAnsi="Times New Roman" w:cs="Times New Roman"/>
+          <w:sz w:val="28"/>
+          <w:szCs w:val="28"/>
+        </w:rPr>
+        <w:t xml:space="preserve">, care </w:t>
+      </w:r>
+      <w:proofErr w:type="spellStart"/>
+      <w:r>
+        <w:rPr>
+          <w:rFonts w:ascii="Times New Roman" w:hAnsi="Times New Roman" w:cs="Times New Roman"/>
+          <w:sz w:val="28"/>
+          <w:szCs w:val="28"/>
+        </w:rPr>
+        <w:t>având</w:t>
+      </w:r>
+      <w:proofErr w:type="spellEnd"/>
+      <w:r>
+        <w:rPr>
+          <w:rFonts w:ascii="Times New Roman" w:hAnsi="Times New Roman" w:cs="Times New Roman"/>
+          <w:sz w:val="28"/>
+          <w:szCs w:val="28"/>
+        </w:rPr>
+        <w:t xml:space="preserve"> </w:t>
+      </w:r>
+      <w:proofErr w:type="spellStart"/>
+      <w:r>
+        <w:rPr>
+          <w:rFonts w:ascii="Times New Roman" w:hAnsi="Times New Roman" w:cs="Times New Roman"/>
+          <w:sz w:val="28"/>
+          <w:szCs w:val="28"/>
+        </w:rPr>
+        <w:t>prețul</w:t>
+      </w:r>
+      <w:proofErr w:type="spellEnd"/>
+      <w:r>
+        <w:rPr>
+          <w:rFonts w:ascii="Times New Roman" w:hAnsi="Times New Roman" w:cs="Times New Roman"/>
+          <w:sz w:val="28"/>
+          <w:szCs w:val="28"/>
+        </w:rPr>
+        <w:t xml:space="preserve"> initial de 200 se </w:t>
+      </w:r>
+      <w:proofErr w:type="spellStart"/>
+      <w:r>
+        <w:rPr>
+          <w:rFonts w:ascii="Times New Roman" w:hAnsi="Times New Roman" w:cs="Times New Roman"/>
+          <w:sz w:val="28"/>
+          <w:szCs w:val="28"/>
+        </w:rPr>
+        <w:t>mărește</w:t>
+      </w:r>
+      <w:proofErr w:type="spellEnd"/>
+      <w:r>
+        <w:rPr>
+          <w:rFonts w:ascii="Times New Roman" w:hAnsi="Times New Roman" w:cs="Times New Roman"/>
+          <w:sz w:val="28"/>
+          <w:szCs w:val="28"/>
+        </w:rPr>
+        <w:t xml:space="preserve"> cu 60 </w:t>
+      </w:r>
+      <w:proofErr w:type="spellStart"/>
+      <w:r>
+        <w:rPr>
+          <w:rFonts w:ascii="Times New Roman" w:hAnsi="Times New Roman" w:cs="Times New Roman"/>
+          <w:sz w:val="28"/>
+          <w:szCs w:val="28"/>
+        </w:rPr>
+        <w:t>pentru</w:t>
+      </w:r>
+      <w:proofErr w:type="spellEnd"/>
+      <w:r>
+        <w:rPr>
+          <w:rFonts w:ascii="Times New Roman" w:hAnsi="Times New Roman" w:cs="Times New Roman"/>
+          <w:sz w:val="28"/>
+          <w:szCs w:val="28"/>
+        </w:rPr>
+        <w:t xml:space="preserve"> </w:t>
+      </w:r>
+      <w:proofErr w:type="spellStart"/>
+      <w:r>
+        <w:rPr>
+          <w:rFonts w:ascii="Times New Roman" w:hAnsi="Times New Roman" w:cs="Times New Roman"/>
+          <w:sz w:val="28"/>
+          <w:szCs w:val="28"/>
+        </w:rPr>
+        <w:t>fiecare</w:t>
+      </w:r>
+      <w:proofErr w:type="spellEnd"/>
+      <w:r>
+        <w:rPr>
+          <w:rFonts w:ascii="Times New Roman" w:hAnsi="Times New Roman" w:cs="Times New Roman"/>
+          <w:sz w:val="28"/>
+          <w:szCs w:val="28"/>
+        </w:rPr>
+        <w:t xml:space="preserve"> </w:t>
+      </w:r>
+      <w:proofErr w:type="spellStart"/>
+      <w:r>
+        <w:rPr>
+          <w:rFonts w:ascii="Times New Roman" w:hAnsi="Times New Roman" w:cs="Times New Roman"/>
+          <w:sz w:val="28"/>
+          <w:szCs w:val="28"/>
+        </w:rPr>
+        <w:t>oră</w:t>
+      </w:r>
+      <w:proofErr w:type="spellEnd"/>
+      <w:r>
+        <w:rPr>
+          <w:rFonts w:ascii="Times New Roman" w:hAnsi="Times New Roman" w:cs="Times New Roman"/>
+          <w:sz w:val="28"/>
+          <w:szCs w:val="28"/>
+        </w:rPr>
+        <w:t xml:space="preserve"> extra.</w:t>
+      </w:r>
+    </w:p>
+    <w:p>
+      <w:pPr>
+        <w:spacing w:after="0" w:line="240" w:lineRule="auto"/>
         <w:ind w:left="360"/>
         <w:jc w:val="both"/>
         <w:rPr>
@@ -1705,94 +4316,25 @@
           <w:szCs w:val="28"/>
         </w:rPr>
       </w:pPr>
-      <w:r>
+    </w:p>
+    <w:p>
+      <w:pPr>
+        <w:spacing w:after="0" w:line="240" w:lineRule="auto"/>
+        <w:ind w:left="360"/>
+        <w:jc w:val="center"/>
         <w:rPr>
           <w:rFonts w:ascii="Times New Roman" w:hAnsi="Times New Roman" w:cs="Times New Roman"/>
           <w:sz w:val="24"/>
           <w:szCs w:val="24"/>
           <w:lang w:val="en-GB"/>
         </w:rPr>
-        <w:tab/>
-      </w:r>
-      <w:r>
-        <w:rPr>
-          <w:rFonts w:ascii="Times New Roman" w:hAnsi="Times New Roman" w:cs="Times New Roman"/>
-          <w:sz w:val="28"/>
-          <w:szCs w:val="28"/>
-        </w:rPr>
-        <w:t>În figura 3.</w:t>
-      </w:r>
-      <w:r>
-        <w:rPr>
-          <w:rFonts w:ascii="Times New Roman" w:hAnsi="Times New Roman" w:cs="Times New Roman"/>
-          <w:sz w:val="28"/>
-          <w:szCs w:val="28"/>
-        </w:rPr>
-        <w:t>2</w:t>
-      </w:r>
-      <w:r>
-        <w:rPr>
-          <w:rFonts w:ascii="Times New Roman" w:hAnsi="Times New Roman" w:cs="Times New Roman"/>
-          <w:sz w:val="28"/>
-          <w:szCs w:val="28"/>
-        </w:rPr>
-        <w:t xml:space="preserve"> este arătată clasa copil Rezervare</w:t>
-      </w:r>
-      <w:r>
-        <w:rPr>
-          <w:rFonts w:ascii="Times New Roman" w:hAnsi="Times New Roman" w:cs="Times New Roman"/>
-          <w:sz w:val="28"/>
-          <w:szCs w:val="28"/>
-        </w:rPr>
-        <w:t>OcazieSpecială</w:t>
-      </w:r>
-      <w:r>
-        <w:rPr>
-          <w:rFonts w:ascii="Times New Roman" w:hAnsi="Times New Roman" w:cs="Times New Roman"/>
-          <w:sz w:val="28"/>
-          <w:szCs w:val="28"/>
-        </w:rPr>
-        <w:t xml:space="preserve">, care împrumută atributele și metodele de la clasa parinte Rezervare. Diferența clasei copil este metoda de calcul a prețului, </w:t>
-      </w:r>
-      <w:r>
-        <w:rPr>
-          <w:rFonts w:ascii="Times New Roman" w:hAnsi="Times New Roman" w:cs="Times New Roman"/>
-          <w:sz w:val="28"/>
-          <w:szCs w:val="28"/>
-        </w:rPr>
-        <w:t>care având prețul initial de 200 se mărește cu 60 pentru fiecare oră extra.</w:t>
-      </w:r>
-    </w:p>
-    <w:p>
-      <w:pPr>
-        <w:spacing w:after="0" w:line="240" w:lineRule="auto"/>
-        <w:ind w:left="360"/>
-        <w:jc w:val="both"/>
-        <w:rPr>
-          <w:rFonts w:ascii="Times New Roman" w:hAnsi="Times New Roman" w:cs="Times New Roman"/>
-          <w:sz w:val="28"/>
-          <w:szCs w:val="28"/>
-        </w:rPr>
-      </w:pPr>
-    </w:p>
-    <w:p>
-      <w:pPr>
-        <w:spacing w:after="0" w:line="240" w:lineRule="auto"/>
-        <w:ind w:left="360"/>
-        <w:jc w:val="center"/>
-        <w:rPr>
-          <w:rFonts w:ascii="Times New Roman" w:hAnsi="Times New Roman" w:cs="Times New Roman"/>
+      </w:pPr>
+      <w:r>
+        <w:rPr>
+          <w:rFonts w:ascii="Times New Roman" w:hAnsi="Times New Roman" w:cs="Times New Roman"/>
+          <w:noProof/>
           <w:sz w:val="24"/>
           <w:szCs w:val="24"/>
-          <w:lang w:val="en-GB"/>
-        </w:rPr>
-      </w:pPr>
-      <w:r>
-        <w:rPr>
-          <w:rFonts w:ascii="Times New Roman" w:hAnsi="Times New Roman" w:cs="Times New Roman"/>
-          <w:sz w:val="24"/>
-          <w:szCs w:val="24"/>
-          <w:lang w:val="en-GB"/>
         </w:rPr>
         <w:drawing>
           <wp:inline distT="0" distB="0" distL="0" distR="0" wp14:anchorId="6B12600A" wp14:editId="6C902317">
@@ -1843,6 +4385,7 @@
           <w:lang w:val="en-GB"/>
         </w:rPr>
       </w:pPr>
+      <w:proofErr w:type="spellStart"/>
       <w:r>
         <w:rPr>
           <w:rFonts w:ascii="Times New Roman" w:hAnsi="Times New Roman" w:cs="Times New Roman"/>
@@ -1850,8 +4393,89 @@
           <w:szCs w:val="28"/>
           <w:lang w:val="en-GB"/>
         </w:rPr>
-        <w:t>Figura 3.3 – Rezervare pentru un grup mare de persoane</w:t>
-      </w:r>
+        <w:t>Figura</w:t>
+      </w:r>
+      <w:proofErr w:type="spellEnd"/>
+      <w:r>
+        <w:rPr>
+          <w:rFonts w:ascii="Times New Roman" w:hAnsi="Times New Roman" w:cs="Times New Roman"/>
+          <w:sz w:val="28"/>
+          <w:szCs w:val="28"/>
+          <w:lang w:val="en-GB"/>
+        </w:rPr>
+        <w:t xml:space="preserve"> 3.3 – </w:t>
+      </w:r>
+      <w:proofErr w:type="spellStart"/>
+      <w:r>
+        <w:rPr>
+          <w:rFonts w:ascii="Times New Roman" w:hAnsi="Times New Roman" w:cs="Times New Roman"/>
+          <w:sz w:val="28"/>
+          <w:szCs w:val="28"/>
+          <w:lang w:val="en-GB"/>
+        </w:rPr>
+        <w:t>Rezervare</w:t>
+      </w:r>
+      <w:proofErr w:type="spellEnd"/>
+      <w:r>
+        <w:rPr>
+          <w:rFonts w:ascii="Times New Roman" w:hAnsi="Times New Roman" w:cs="Times New Roman"/>
+          <w:sz w:val="28"/>
+          <w:szCs w:val="28"/>
+          <w:lang w:val="en-GB"/>
+        </w:rPr>
+        <w:t xml:space="preserve"> </w:t>
+      </w:r>
+      <w:proofErr w:type="spellStart"/>
+      <w:r>
+        <w:rPr>
+          <w:rFonts w:ascii="Times New Roman" w:hAnsi="Times New Roman" w:cs="Times New Roman"/>
+          <w:sz w:val="28"/>
+          <w:szCs w:val="28"/>
+          <w:lang w:val="en-GB"/>
+        </w:rPr>
+        <w:t>pentru</w:t>
+      </w:r>
+      <w:proofErr w:type="spellEnd"/>
+      <w:r>
+        <w:rPr>
+          <w:rFonts w:ascii="Times New Roman" w:hAnsi="Times New Roman" w:cs="Times New Roman"/>
+          <w:sz w:val="28"/>
+          <w:szCs w:val="28"/>
+          <w:lang w:val="en-GB"/>
+        </w:rPr>
+        <w:t xml:space="preserve"> un </w:t>
+      </w:r>
+      <w:proofErr w:type="spellStart"/>
+      <w:r>
+        <w:rPr>
+          <w:rFonts w:ascii="Times New Roman" w:hAnsi="Times New Roman" w:cs="Times New Roman"/>
+          <w:sz w:val="28"/>
+          <w:szCs w:val="28"/>
+          <w:lang w:val="en-GB"/>
+        </w:rPr>
+        <w:t>grup</w:t>
+      </w:r>
+      <w:proofErr w:type="spellEnd"/>
+      <w:r>
+        <w:rPr>
+          <w:rFonts w:ascii="Times New Roman" w:hAnsi="Times New Roman" w:cs="Times New Roman"/>
+          <w:sz w:val="28"/>
+          <w:szCs w:val="28"/>
+          <w:lang w:val="en-GB"/>
+        </w:rPr>
+        <w:t xml:space="preserve"> mare de </w:t>
+      </w:r>
+      <w:proofErr w:type="spellStart"/>
+      <w:r>
+        <w:rPr>
+          <w:rFonts w:ascii="Times New Roman" w:hAnsi="Times New Roman" w:cs="Times New Roman"/>
+          <w:sz w:val="28"/>
+          <w:szCs w:val="28"/>
+          <w:lang w:val="en-GB"/>
+        </w:rPr>
+        <w:t>persoane</w:t>
+      </w:r>
+      <w:proofErr w:type="spellEnd"/>
     </w:p>
     <w:p>
       <w:pPr>
@@ -1874,6 +4498,7 @@
           <w:szCs w:val="28"/>
         </w:rPr>
       </w:pPr>
+      <w:proofErr w:type="spellStart"/>
       <w:r>
         <w:rPr>
           <w:rFonts w:ascii="Times New Roman" w:hAnsi="Times New Roman" w:cs="Times New Roman"/>
@@ -1881,7 +4506,34 @@
           <w:szCs w:val="28"/>
         </w:rPr>
         <w:lastRenderedPageBreak/>
-        <w:t>În figura 3.</w:t>
+        <w:t>În</w:t>
+      </w:r>
+      <w:proofErr w:type="spellEnd"/>
+      <w:r>
+        <w:rPr>
+          <w:rFonts w:ascii="Times New Roman" w:hAnsi="Times New Roman" w:cs="Times New Roman"/>
+          <w:sz w:val="28"/>
+          <w:szCs w:val="28"/>
+        </w:rPr>
+        <w:t xml:space="preserve"> </w:t>
+      </w:r>
+      <w:proofErr w:type="spellStart"/>
+      <w:r>
+        <w:rPr>
+          <w:rFonts w:ascii="Times New Roman" w:hAnsi="Times New Roman" w:cs="Times New Roman"/>
+          <w:sz w:val="28"/>
+          <w:szCs w:val="28"/>
+        </w:rPr>
+        <w:t>figura</w:t>
+      </w:r>
+      <w:proofErr w:type="spellEnd"/>
+      <w:r>
+        <w:rPr>
+          <w:rFonts w:ascii="Times New Roman" w:hAnsi="Times New Roman" w:cs="Times New Roman"/>
+          <w:sz w:val="28"/>
+          <w:szCs w:val="28"/>
+        </w:rPr>
+        <w:t xml:space="preserve"> 3.</w:t>
       </w:r>
       <w:r>
         <w:rPr>
@@ -1897,7 +4549,88 @@
           <w:sz w:val="28"/>
           <w:szCs w:val="28"/>
         </w:rPr>
-        <w:t xml:space="preserve"> este arătată clasa copil Rezervare</w:t>
+        <w:t xml:space="preserve"> </w:t>
+      </w:r>
+      <w:proofErr w:type="spellStart"/>
+      <w:r>
+        <w:rPr>
+          <w:rFonts w:ascii="Times New Roman" w:hAnsi="Times New Roman" w:cs="Times New Roman"/>
+          <w:sz w:val="28"/>
+          <w:szCs w:val="28"/>
+        </w:rPr>
+        <w:t>este</w:t>
+      </w:r>
+      <w:proofErr w:type="spellEnd"/>
+      <w:r>
+        <w:rPr>
+          <w:rFonts w:ascii="Times New Roman" w:hAnsi="Times New Roman" w:cs="Times New Roman"/>
+          <w:sz w:val="28"/>
+          <w:szCs w:val="28"/>
+        </w:rPr>
+        <w:t xml:space="preserve"> </w:t>
+      </w:r>
+      <w:proofErr w:type="spellStart"/>
+      <w:r>
+        <w:rPr>
+          <w:rFonts w:ascii="Times New Roman" w:hAnsi="Times New Roman" w:cs="Times New Roman"/>
+          <w:sz w:val="28"/>
+          <w:szCs w:val="28"/>
+        </w:rPr>
+        <w:t>arătată</w:t>
+      </w:r>
+      <w:proofErr w:type="spellEnd"/>
+      <w:r>
+        <w:rPr>
+          <w:rFonts w:ascii="Times New Roman" w:hAnsi="Times New Roman" w:cs="Times New Roman"/>
+          <w:sz w:val="28"/>
+          <w:szCs w:val="28"/>
+        </w:rPr>
+        <w:t xml:space="preserve"> </w:t>
+      </w:r>
+      <w:proofErr w:type="spellStart"/>
+      <w:r>
+        <w:rPr>
+          <w:rFonts w:ascii="Times New Roman" w:hAnsi="Times New Roman" w:cs="Times New Roman"/>
+          <w:sz w:val="28"/>
+          <w:szCs w:val="28"/>
+        </w:rPr>
+        <w:t>clasa</w:t>
+      </w:r>
+      <w:proofErr w:type="spellEnd"/>
+      <w:r>
+        <w:rPr>
+          <w:rFonts w:ascii="Times New Roman" w:hAnsi="Times New Roman" w:cs="Times New Roman"/>
+          <w:sz w:val="28"/>
+          <w:szCs w:val="28"/>
+        </w:rPr>
+        <w:t xml:space="preserve"> </w:t>
+      </w:r>
+      <w:proofErr w:type="spellStart"/>
+      <w:r>
+        <w:rPr>
+          <w:rFonts w:ascii="Times New Roman" w:hAnsi="Times New Roman" w:cs="Times New Roman"/>
+          <w:sz w:val="28"/>
+          <w:szCs w:val="28"/>
+        </w:rPr>
+        <w:t>copil</w:t>
+      </w:r>
+      <w:proofErr w:type="spellEnd"/>
+      <w:r>
+        <w:rPr>
+          <w:rFonts w:ascii="Times New Roman" w:hAnsi="Times New Roman" w:cs="Times New Roman"/>
+          <w:sz w:val="28"/>
+          <w:szCs w:val="28"/>
+        </w:rPr>
+        <w:t xml:space="preserve"> </w:t>
+      </w:r>
+      <w:proofErr w:type="spellStart"/>
+      <w:r>
+        <w:rPr>
+          <w:rFonts w:ascii="Times New Roman" w:hAnsi="Times New Roman" w:cs="Times New Roman"/>
+          <w:sz w:val="28"/>
+          <w:szCs w:val="28"/>
+        </w:rPr>
+        <w:t>Rezervare</w:t>
       </w:r>
       <w:r>
         <w:rPr>
@@ -1907,21 +4640,572 @@
         </w:rPr>
         <w:t>GrupMare</w:t>
       </w:r>
-      <w:r>
-        <w:rPr>
-          <w:rFonts w:ascii="Times New Roman" w:hAnsi="Times New Roman" w:cs="Times New Roman"/>
-          <w:sz w:val="28"/>
-          <w:szCs w:val="28"/>
-        </w:rPr>
-        <w:t>, care împrumută atributele și metodele de la clasa parinte Rezervare. Diferența clasei copil este metoda de calcul a prețului</w:t>
-      </w:r>
-      <w:r>
-        <w:rPr>
-          <w:rFonts w:ascii="Times New Roman" w:hAnsi="Times New Roman" w:cs="Times New Roman"/>
-          <w:sz w:val="28"/>
-          <w:szCs w:val="28"/>
-        </w:rPr>
-        <w:t>. Prețul initial este de 500 și se mărește cu 10 pentru fiecare perosoana după numărul de 20. Dacă numărul de persoane este mai mare de 30, pretul final primește o reducere de 15%.</w:t>
+      <w:proofErr w:type="spellEnd"/>
+      <w:r>
+        <w:rPr>
+          <w:rFonts w:ascii="Times New Roman" w:hAnsi="Times New Roman" w:cs="Times New Roman"/>
+          <w:sz w:val="28"/>
+          <w:szCs w:val="28"/>
+        </w:rPr>
+        <w:t xml:space="preserve">, care </w:t>
+      </w:r>
+      <w:proofErr w:type="spellStart"/>
+      <w:r>
+        <w:rPr>
+          <w:rFonts w:ascii="Times New Roman" w:hAnsi="Times New Roman" w:cs="Times New Roman"/>
+          <w:sz w:val="28"/>
+          <w:szCs w:val="28"/>
+        </w:rPr>
+        <w:t>împrumută</w:t>
+      </w:r>
+      <w:proofErr w:type="spellEnd"/>
+      <w:r>
+        <w:rPr>
+          <w:rFonts w:ascii="Times New Roman" w:hAnsi="Times New Roman" w:cs="Times New Roman"/>
+          <w:sz w:val="28"/>
+          <w:szCs w:val="28"/>
+        </w:rPr>
+        <w:t xml:space="preserve"> </w:t>
+      </w:r>
+      <w:proofErr w:type="spellStart"/>
+      <w:r>
+        <w:rPr>
+          <w:rFonts w:ascii="Times New Roman" w:hAnsi="Times New Roman" w:cs="Times New Roman"/>
+          <w:sz w:val="28"/>
+          <w:szCs w:val="28"/>
+        </w:rPr>
+        <w:t>atributele</w:t>
+      </w:r>
+      <w:proofErr w:type="spellEnd"/>
+      <w:r>
+        <w:rPr>
+          <w:rFonts w:ascii="Times New Roman" w:hAnsi="Times New Roman" w:cs="Times New Roman"/>
+          <w:sz w:val="28"/>
+          <w:szCs w:val="28"/>
+        </w:rPr>
+        <w:t xml:space="preserve"> </w:t>
+      </w:r>
+      <w:proofErr w:type="spellStart"/>
+      <w:r>
+        <w:rPr>
+          <w:rFonts w:ascii="Times New Roman" w:hAnsi="Times New Roman" w:cs="Times New Roman"/>
+          <w:sz w:val="28"/>
+          <w:szCs w:val="28"/>
+        </w:rPr>
+        <w:t>și</w:t>
+      </w:r>
+      <w:proofErr w:type="spellEnd"/>
+      <w:r>
+        <w:rPr>
+          <w:rFonts w:ascii="Times New Roman" w:hAnsi="Times New Roman" w:cs="Times New Roman"/>
+          <w:sz w:val="28"/>
+          <w:szCs w:val="28"/>
+        </w:rPr>
+        <w:t xml:space="preserve"> </w:t>
+      </w:r>
+      <w:proofErr w:type="spellStart"/>
+      <w:r>
+        <w:rPr>
+          <w:rFonts w:ascii="Times New Roman" w:hAnsi="Times New Roman" w:cs="Times New Roman"/>
+          <w:sz w:val="28"/>
+          <w:szCs w:val="28"/>
+        </w:rPr>
+        <w:t>metodele</w:t>
+      </w:r>
+      <w:proofErr w:type="spellEnd"/>
+      <w:r>
+        <w:rPr>
+          <w:rFonts w:ascii="Times New Roman" w:hAnsi="Times New Roman" w:cs="Times New Roman"/>
+          <w:sz w:val="28"/>
+          <w:szCs w:val="28"/>
+        </w:rPr>
+        <w:t xml:space="preserve"> de la </w:t>
+      </w:r>
+      <w:proofErr w:type="spellStart"/>
+      <w:r>
+        <w:rPr>
+          <w:rFonts w:ascii="Times New Roman" w:hAnsi="Times New Roman" w:cs="Times New Roman"/>
+          <w:sz w:val="28"/>
+          <w:szCs w:val="28"/>
+        </w:rPr>
+        <w:t>clasa</w:t>
+      </w:r>
+      <w:proofErr w:type="spellEnd"/>
+      <w:r>
+        <w:rPr>
+          <w:rFonts w:ascii="Times New Roman" w:hAnsi="Times New Roman" w:cs="Times New Roman"/>
+          <w:sz w:val="28"/>
+          <w:szCs w:val="28"/>
+        </w:rPr>
+        <w:t xml:space="preserve"> </w:t>
+      </w:r>
+      <w:proofErr w:type="spellStart"/>
+      <w:r>
+        <w:rPr>
+          <w:rFonts w:ascii="Times New Roman" w:hAnsi="Times New Roman" w:cs="Times New Roman"/>
+          <w:sz w:val="28"/>
+          <w:szCs w:val="28"/>
+        </w:rPr>
+        <w:t>parinte</w:t>
+      </w:r>
+      <w:proofErr w:type="spellEnd"/>
+      <w:r>
+        <w:rPr>
+          <w:rFonts w:ascii="Times New Roman" w:hAnsi="Times New Roman" w:cs="Times New Roman"/>
+          <w:sz w:val="28"/>
+          <w:szCs w:val="28"/>
+        </w:rPr>
+        <w:t xml:space="preserve"> </w:t>
+      </w:r>
+      <w:proofErr w:type="spellStart"/>
+      <w:r>
+        <w:rPr>
+          <w:rFonts w:ascii="Times New Roman" w:hAnsi="Times New Roman" w:cs="Times New Roman"/>
+          <w:sz w:val="28"/>
+          <w:szCs w:val="28"/>
+        </w:rPr>
+        <w:t>Rezervare</w:t>
+      </w:r>
+      <w:proofErr w:type="spellEnd"/>
+      <w:r>
+        <w:rPr>
+          <w:rFonts w:ascii="Times New Roman" w:hAnsi="Times New Roman" w:cs="Times New Roman"/>
+          <w:sz w:val="28"/>
+          <w:szCs w:val="28"/>
+        </w:rPr>
+        <w:t xml:space="preserve">. </w:t>
+      </w:r>
+      <w:proofErr w:type="spellStart"/>
+      <w:r>
+        <w:rPr>
+          <w:rFonts w:ascii="Times New Roman" w:hAnsi="Times New Roman" w:cs="Times New Roman"/>
+          <w:sz w:val="28"/>
+          <w:szCs w:val="28"/>
+        </w:rPr>
+        <w:t>Diferența</w:t>
+      </w:r>
+      <w:proofErr w:type="spellEnd"/>
+      <w:r>
+        <w:rPr>
+          <w:rFonts w:ascii="Times New Roman" w:hAnsi="Times New Roman" w:cs="Times New Roman"/>
+          <w:sz w:val="28"/>
+          <w:szCs w:val="28"/>
+        </w:rPr>
+        <w:t xml:space="preserve"> </w:t>
+      </w:r>
+      <w:proofErr w:type="spellStart"/>
+      <w:r>
+        <w:rPr>
+          <w:rFonts w:ascii="Times New Roman" w:hAnsi="Times New Roman" w:cs="Times New Roman"/>
+          <w:sz w:val="28"/>
+          <w:szCs w:val="28"/>
+        </w:rPr>
+        <w:t>clasei</w:t>
+      </w:r>
+      <w:proofErr w:type="spellEnd"/>
+      <w:r>
+        <w:rPr>
+          <w:rFonts w:ascii="Times New Roman" w:hAnsi="Times New Roman" w:cs="Times New Roman"/>
+          <w:sz w:val="28"/>
+          <w:szCs w:val="28"/>
+        </w:rPr>
+        <w:t xml:space="preserve"> </w:t>
+      </w:r>
+      <w:proofErr w:type="spellStart"/>
+      <w:r>
+        <w:rPr>
+          <w:rFonts w:ascii="Times New Roman" w:hAnsi="Times New Roman" w:cs="Times New Roman"/>
+          <w:sz w:val="28"/>
+          <w:szCs w:val="28"/>
+        </w:rPr>
+        <w:t>copil</w:t>
+      </w:r>
+      <w:proofErr w:type="spellEnd"/>
+      <w:r>
+        <w:rPr>
+          <w:rFonts w:ascii="Times New Roman" w:hAnsi="Times New Roman" w:cs="Times New Roman"/>
+          <w:sz w:val="28"/>
+          <w:szCs w:val="28"/>
+        </w:rPr>
+        <w:t xml:space="preserve"> </w:t>
+      </w:r>
+      <w:proofErr w:type="spellStart"/>
+      <w:r>
+        <w:rPr>
+          <w:rFonts w:ascii="Times New Roman" w:hAnsi="Times New Roman" w:cs="Times New Roman"/>
+          <w:sz w:val="28"/>
+          <w:szCs w:val="28"/>
+        </w:rPr>
+        <w:t>este</w:t>
+      </w:r>
+      <w:proofErr w:type="spellEnd"/>
+      <w:r>
+        <w:rPr>
+          <w:rFonts w:ascii="Times New Roman" w:hAnsi="Times New Roman" w:cs="Times New Roman"/>
+          <w:sz w:val="28"/>
+          <w:szCs w:val="28"/>
+        </w:rPr>
+        <w:t xml:space="preserve"> </w:t>
+      </w:r>
+      <w:proofErr w:type="spellStart"/>
+      <w:r>
+        <w:rPr>
+          <w:rFonts w:ascii="Times New Roman" w:hAnsi="Times New Roman" w:cs="Times New Roman"/>
+          <w:sz w:val="28"/>
+          <w:szCs w:val="28"/>
+        </w:rPr>
+        <w:t>metoda</w:t>
+      </w:r>
+      <w:proofErr w:type="spellEnd"/>
+      <w:r>
+        <w:rPr>
+          <w:rFonts w:ascii="Times New Roman" w:hAnsi="Times New Roman" w:cs="Times New Roman"/>
+          <w:sz w:val="28"/>
+          <w:szCs w:val="28"/>
+        </w:rPr>
+        <w:t xml:space="preserve"> de </w:t>
+      </w:r>
+      <w:proofErr w:type="spellStart"/>
+      <w:r>
+        <w:rPr>
+          <w:rFonts w:ascii="Times New Roman" w:hAnsi="Times New Roman" w:cs="Times New Roman"/>
+          <w:sz w:val="28"/>
+          <w:szCs w:val="28"/>
+        </w:rPr>
+        <w:t>calcul</w:t>
+      </w:r>
+      <w:proofErr w:type="spellEnd"/>
+      <w:r>
+        <w:rPr>
+          <w:rFonts w:ascii="Times New Roman" w:hAnsi="Times New Roman" w:cs="Times New Roman"/>
+          <w:sz w:val="28"/>
+          <w:szCs w:val="28"/>
+        </w:rPr>
+        <w:t xml:space="preserve"> a </w:t>
+      </w:r>
+      <w:proofErr w:type="spellStart"/>
+      <w:r>
+        <w:rPr>
+          <w:rFonts w:ascii="Times New Roman" w:hAnsi="Times New Roman" w:cs="Times New Roman"/>
+          <w:sz w:val="28"/>
+          <w:szCs w:val="28"/>
+        </w:rPr>
+        <w:t>prețului</w:t>
+      </w:r>
+      <w:proofErr w:type="spellEnd"/>
+      <w:r>
+        <w:rPr>
+          <w:rFonts w:ascii="Times New Roman" w:hAnsi="Times New Roman" w:cs="Times New Roman"/>
+          <w:sz w:val="28"/>
+          <w:szCs w:val="28"/>
+        </w:rPr>
+        <w:t xml:space="preserve">. </w:t>
+      </w:r>
+      <w:proofErr w:type="spellStart"/>
+      <w:r>
+        <w:rPr>
+          <w:rFonts w:ascii="Times New Roman" w:hAnsi="Times New Roman" w:cs="Times New Roman"/>
+          <w:sz w:val="28"/>
+          <w:szCs w:val="28"/>
+        </w:rPr>
+        <w:t>Prețul</w:t>
+      </w:r>
+      <w:proofErr w:type="spellEnd"/>
+      <w:r>
+        <w:rPr>
+          <w:rFonts w:ascii="Times New Roman" w:hAnsi="Times New Roman" w:cs="Times New Roman"/>
+          <w:sz w:val="28"/>
+          <w:szCs w:val="28"/>
+        </w:rPr>
+        <w:t xml:space="preserve"> initial </w:t>
+      </w:r>
+      <w:proofErr w:type="spellStart"/>
+      <w:r>
+        <w:rPr>
+          <w:rFonts w:ascii="Times New Roman" w:hAnsi="Times New Roman" w:cs="Times New Roman"/>
+          <w:sz w:val="28"/>
+          <w:szCs w:val="28"/>
+        </w:rPr>
+        <w:t>este</w:t>
+      </w:r>
+      <w:proofErr w:type="spellEnd"/>
+      <w:r>
+        <w:rPr>
+          <w:rFonts w:ascii="Times New Roman" w:hAnsi="Times New Roman" w:cs="Times New Roman"/>
+          <w:sz w:val="28"/>
+          <w:szCs w:val="28"/>
+        </w:rPr>
+        <w:t xml:space="preserve"> de 500 </w:t>
+      </w:r>
+      <w:proofErr w:type="spellStart"/>
+      <w:r>
+        <w:rPr>
+          <w:rFonts w:ascii="Times New Roman" w:hAnsi="Times New Roman" w:cs="Times New Roman"/>
+          <w:sz w:val="28"/>
+          <w:szCs w:val="28"/>
+        </w:rPr>
+        <w:t>și</w:t>
+      </w:r>
+      <w:proofErr w:type="spellEnd"/>
+      <w:r>
+        <w:rPr>
+          <w:rFonts w:ascii="Times New Roman" w:hAnsi="Times New Roman" w:cs="Times New Roman"/>
+          <w:sz w:val="28"/>
+          <w:szCs w:val="28"/>
+        </w:rPr>
+        <w:t xml:space="preserve"> se </w:t>
+      </w:r>
+      <w:proofErr w:type="spellStart"/>
+      <w:r>
+        <w:rPr>
+          <w:rFonts w:ascii="Times New Roman" w:hAnsi="Times New Roman" w:cs="Times New Roman"/>
+          <w:sz w:val="28"/>
+          <w:szCs w:val="28"/>
+        </w:rPr>
+        <w:t>mărește</w:t>
+      </w:r>
+      <w:proofErr w:type="spellEnd"/>
+      <w:r>
+        <w:rPr>
+          <w:rFonts w:ascii="Times New Roman" w:hAnsi="Times New Roman" w:cs="Times New Roman"/>
+          <w:sz w:val="28"/>
+          <w:szCs w:val="28"/>
+        </w:rPr>
+        <w:t xml:space="preserve"> cu 10 </w:t>
+      </w:r>
+      <w:proofErr w:type="spellStart"/>
+      <w:r>
+        <w:rPr>
+          <w:rFonts w:ascii="Times New Roman" w:hAnsi="Times New Roman" w:cs="Times New Roman"/>
+          <w:sz w:val="28"/>
+          <w:szCs w:val="28"/>
+        </w:rPr>
+        <w:t>pentru</w:t>
+      </w:r>
+      <w:proofErr w:type="spellEnd"/>
+      <w:r>
+        <w:rPr>
+          <w:rFonts w:ascii="Times New Roman" w:hAnsi="Times New Roman" w:cs="Times New Roman"/>
+          <w:sz w:val="28"/>
+          <w:szCs w:val="28"/>
+        </w:rPr>
+        <w:t xml:space="preserve"> </w:t>
+      </w:r>
+      <w:proofErr w:type="spellStart"/>
+      <w:r>
+        <w:rPr>
+          <w:rFonts w:ascii="Times New Roman" w:hAnsi="Times New Roman" w:cs="Times New Roman"/>
+          <w:sz w:val="28"/>
+          <w:szCs w:val="28"/>
+        </w:rPr>
+        <w:t>fiecare</w:t>
+      </w:r>
+      <w:proofErr w:type="spellEnd"/>
+      <w:r>
+        <w:rPr>
+          <w:rFonts w:ascii="Times New Roman" w:hAnsi="Times New Roman" w:cs="Times New Roman"/>
+          <w:sz w:val="28"/>
+          <w:szCs w:val="28"/>
+        </w:rPr>
+        <w:t xml:space="preserve"> </w:t>
+      </w:r>
+      <w:proofErr w:type="spellStart"/>
+      <w:r>
+        <w:rPr>
+          <w:rFonts w:ascii="Times New Roman" w:hAnsi="Times New Roman" w:cs="Times New Roman"/>
+          <w:sz w:val="28"/>
+          <w:szCs w:val="28"/>
+        </w:rPr>
+        <w:t>perosoana</w:t>
+      </w:r>
+      <w:proofErr w:type="spellEnd"/>
+      <w:r>
+        <w:rPr>
+          <w:rFonts w:ascii="Times New Roman" w:hAnsi="Times New Roman" w:cs="Times New Roman"/>
+          <w:sz w:val="28"/>
+          <w:szCs w:val="28"/>
+        </w:rPr>
+        <w:t xml:space="preserve"> </w:t>
+      </w:r>
+      <w:proofErr w:type="spellStart"/>
+      <w:r>
+        <w:rPr>
+          <w:rFonts w:ascii="Times New Roman" w:hAnsi="Times New Roman" w:cs="Times New Roman"/>
+          <w:sz w:val="28"/>
+          <w:szCs w:val="28"/>
+        </w:rPr>
+        <w:t>după</w:t>
+      </w:r>
+      <w:proofErr w:type="spellEnd"/>
+      <w:r>
+        <w:rPr>
+          <w:rFonts w:ascii="Times New Roman" w:hAnsi="Times New Roman" w:cs="Times New Roman"/>
+          <w:sz w:val="28"/>
+          <w:szCs w:val="28"/>
+        </w:rPr>
+        <w:t xml:space="preserve"> </w:t>
+      </w:r>
+      <w:proofErr w:type="spellStart"/>
+      <w:r>
+        <w:rPr>
+          <w:rFonts w:ascii="Times New Roman" w:hAnsi="Times New Roman" w:cs="Times New Roman"/>
+          <w:sz w:val="28"/>
+          <w:szCs w:val="28"/>
+        </w:rPr>
+        <w:t>numărul</w:t>
+      </w:r>
+      <w:proofErr w:type="spellEnd"/>
+      <w:r>
+        <w:rPr>
+          <w:rFonts w:ascii="Times New Roman" w:hAnsi="Times New Roman" w:cs="Times New Roman"/>
+          <w:sz w:val="28"/>
+          <w:szCs w:val="28"/>
+        </w:rPr>
+        <w:t xml:space="preserve"> de 20. </w:t>
+      </w:r>
+      <w:proofErr w:type="spellStart"/>
+      <w:r>
+        <w:rPr>
+          <w:rFonts w:ascii="Times New Roman" w:hAnsi="Times New Roman" w:cs="Times New Roman"/>
+          <w:sz w:val="28"/>
+          <w:szCs w:val="28"/>
+        </w:rPr>
+        <w:t>Dacă</w:t>
+      </w:r>
+      <w:proofErr w:type="spellEnd"/>
+      <w:r>
+        <w:rPr>
+          <w:rFonts w:ascii="Times New Roman" w:hAnsi="Times New Roman" w:cs="Times New Roman"/>
+          <w:sz w:val="28"/>
+          <w:szCs w:val="28"/>
+        </w:rPr>
+        <w:t xml:space="preserve"> </w:t>
+      </w:r>
+      <w:proofErr w:type="spellStart"/>
+      <w:r>
+        <w:rPr>
+          <w:rFonts w:ascii="Times New Roman" w:hAnsi="Times New Roman" w:cs="Times New Roman"/>
+          <w:sz w:val="28"/>
+          <w:szCs w:val="28"/>
+        </w:rPr>
+        <w:t>numărul</w:t>
+      </w:r>
+      <w:proofErr w:type="spellEnd"/>
+      <w:r>
+        <w:rPr>
+          <w:rFonts w:ascii="Times New Roman" w:hAnsi="Times New Roman" w:cs="Times New Roman"/>
+          <w:sz w:val="28"/>
+          <w:szCs w:val="28"/>
+        </w:rPr>
+        <w:t xml:space="preserve"> de </w:t>
+      </w:r>
+      <w:proofErr w:type="spellStart"/>
+      <w:r>
+        <w:rPr>
+          <w:rFonts w:ascii="Times New Roman" w:hAnsi="Times New Roman" w:cs="Times New Roman"/>
+          <w:sz w:val="28"/>
+          <w:szCs w:val="28"/>
+        </w:rPr>
+        <w:t>persoane</w:t>
+      </w:r>
+      <w:proofErr w:type="spellEnd"/>
+      <w:r>
+        <w:rPr>
+          <w:rFonts w:ascii="Times New Roman" w:hAnsi="Times New Roman" w:cs="Times New Roman"/>
+          <w:sz w:val="28"/>
+          <w:szCs w:val="28"/>
+        </w:rPr>
+        <w:t xml:space="preserve"> </w:t>
+      </w:r>
+      <w:proofErr w:type="spellStart"/>
+      <w:r>
+        <w:rPr>
+          <w:rFonts w:ascii="Times New Roman" w:hAnsi="Times New Roman" w:cs="Times New Roman"/>
+          <w:sz w:val="28"/>
+          <w:szCs w:val="28"/>
+        </w:rPr>
+        <w:t>este</w:t>
+      </w:r>
+      <w:proofErr w:type="spellEnd"/>
+      <w:r>
+        <w:rPr>
+          <w:rFonts w:ascii="Times New Roman" w:hAnsi="Times New Roman" w:cs="Times New Roman"/>
+          <w:sz w:val="28"/>
+          <w:szCs w:val="28"/>
+        </w:rPr>
+        <w:t xml:space="preserve"> </w:t>
+      </w:r>
+      <w:proofErr w:type="spellStart"/>
+      <w:r>
+        <w:rPr>
+          <w:rFonts w:ascii="Times New Roman" w:hAnsi="Times New Roman" w:cs="Times New Roman"/>
+          <w:sz w:val="28"/>
+          <w:szCs w:val="28"/>
+        </w:rPr>
+        <w:t>mai</w:t>
+      </w:r>
+      <w:proofErr w:type="spellEnd"/>
+      <w:r>
+        <w:rPr>
+          <w:rFonts w:ascii="Times New Roman" w:hAnsi="Times New Roman" w:cs="Times New Roman"/>
+          <w:sz w:val="28"/>
+          <w:szCs w:val="28"/>
+        </w:rPr>
+        <w:t xml:space="preserve"> mare de 30, </w:t>
+      </w:r>
+      <w:proofErr w:type="spellStart"/>
+      <w:r>
+        <w:rPr>
+          <w:rFonts w:ascii="Times New Roman" w:hAnsi="Times New Roman" w:cs="Times New Roman"/>
+          <w:sz w:val="28"/>
+          <w:szCs w:val="28"/>
+        </w:rPr>
+        <w:t>pretul</w:t>
+      </w:r>
+      <w:proofErr w:type="spellEnd"/>
+      <w:r>
+        <w:rPr>
+          <w:rFonts w:ascii="Times New Roman" w:hAnsi="Times New Roman" w:cs="Times New Roman"/>
+          <w:sz w:val="28"/>
+          <w:szCs w:val="28"/>
+        </w:rPr>
+        <w:t xml:space="preserve"> final </w:t>
+      </w:r>
+      <w:proofErr w:type="spellStart"/>
+      <w:r>
+        <w:rPr>
+          <w:rFonts w:ascii="Times New Roman" w:hAnsi="Times New Roman" w:cs="Times New Roman"/>
+          <w:sz w:val="28"/>
+          <w:szCs w:val="28"/>
+        </w:rPr>
+        <w:t>primește</w:t>
+      </w:r>
+      <w:proofErr w:type="spellEnd"/>
+      <w:r>
+        <w:rPr>
+          <w:rFonts w:ascii="Times New Roman" w:hAnsi="Times New Roman" w:cs="Times New Roman"/>
+          <w:sz w:val="28"/>
+          <w:szCs w:val="28"/>
+        </w:rPr>
+        <w:t xml:space="preserve"> o </w:t>
+      </w:r>
+      <w:proofErr w:type="spellStart"/>
+      <w:r>
+        <w:rPr>
+          <w:rFonts w:ascii="Times New Roman" w:hAnsi="Times New Roman" w:cs="Times New Roman"/>
+          <w:sz w:val="28"/>
+          <w:szCs w:val="28"/>
+        </w:rPr>
+        <w:t>reducere</w:t>
+      </w:r>
+      <w:proofErr w:type="spellEnd"/>
+      <w:r>
+        <w:rPr>
+          <w:rFonts w:ascii="Times New Roman" w:hAnsi="Times New Roman" w:cs="Times New Roman"/>
+          <w:sz w:val="28"/>
+          <w:szCs w:val="28"/>
+        </w:rPr>
+        <w:t xml:space="preserve"> de 15%.</w:t>
       </w:r>
     </w:p>
     <w:p>
@@ -1955,6 +5239,7 @@
           <w:rFonts w:ascii="Times New Roman" w:hAnsi="Times New Roman" w:cs="Times New Roman"/>
           <w:b/>
           <w:bCs/>
+          <w:noProof/>
           <w:sz w:val="36"/>
           <w:szCs w:val="20"/>
         </w:rPr>
@@ -2006,13 +5291,41 @@
           <w:szCs w:val="16"/>
         </w:rPr>
       </w:pPr>
+      <w:proofErr w:type="spellStart"/>
       <w:r>
         <w:rPr>
           <w:rFonts w:ascii="Times New Roman" w:hAnsi="Times New Roman" w:cs="Times New Roman"/>
           <w:sz w:val="28"/>
           <w:szCs w:val="16"/>
         </w:rPr>
-        <w:t>Figura 3.4 – Rezervare VIP</w:t>
+        <w:t>Figura</w:t>
+      </w:r>
+      <w:proofErr w:type="spellEnd"/>
+      <w:r>
+        <w:rPr>
+          <w:rFonts w:ascii="Times New Roman" w:hAnsi="Times New Roman" w:cs="Times New Roman"/>
+          <w:sz w:val="28"/>
+          <w:szCs w:val="16"/>
+        </w:rPr>
+        <w:t xml:space="preserve"> 3.4 – </w:t>
+      </w:r>
+      <w:proofErr w:type="spellStart"/>
+      <w:r>
+        <w:rPr>
+          <w:rFonts w:ascii="Times New Roman" w:hAnsi="Times New Roman" w:cs="Times New Roman"/>
+          <w:sz w:val="28"/>
+          <w:szCs w:val="16"/>
+        </w:rPr>
+        <w:t>Rezervare</w:t>
+      </w:r>
+      <w:proofErr w:type="spellEnd"/>
+      <w:r>
+        <w:rPr>
+          <w:rFonts w:ascii="Times New Roman" w:hAnsi="Times New Roman" w:cs="Times New Roman"/>
+          <w:sz w:val="28"/>
+          <w:szCs w:val="16"/>
+        </w:rPr>
+        <w:t xml:space="preserve"> VIP</w:t>
       </w:r>
     </w:p>
     <w:p>
@@ -2036,53 +5349,635 @@
           <w:szCs w:val="28"/>
         </w:rPr>
       </w:pPr>
-      <w:r>
-        <w:rPr>
-          <w:rFonts w:ascii="Times New Roman" w:hAnsi="Times New Roman" w:cs="Times New Roman"/>
-          <w:sz w:val="28"/>
-          <w:szCs w:val="28"/>
-        </w:rPr>
-        <w:t>În figura 3.</w:t>
-      </w:r>
-      <w:r>
-        <w:rPr>
-          <w:rFonts w:ascii="Times New Roman" w:hAnsi="Times New Roman" w:cs="Times New Roman"/>
-          <w:sz w:val="28"/>
-          <w:szCs w:val="28"/>
-        </w:rPr>
-        <w:t>4</w:t>
-      </w:r>
-      <w:r>
-        <w:rPr>
-          <w:rFonts w:ascii="Times New Roman" w:hAnsi="Times New Roman" w:cs="Times New Roman"/>
-          <w:sz w:val="28"/>
-          <w:szCs w:val="28"/>
-        </w:rPr>
-        <w:t xml:space="preserve"> este arătată clasa copil Rezervare</w:t>
-      </w:r>
-      <w:r>
-        <w:rPr>
-          <w:rFonts w:ascii="Times New Roman" w:hAnsi="Times New Roman" w:cs="Times New Roman"/>
-          <w:sz w:val="28"/>
-          <w:szCs w:val="28"/>
-        </w:rPr>
-        <w:t>VIP</w:t>
-      </w:r>
-      <w:r>
-        <w:rPr>
-          <w:rFonts w:ascii="Times New Roman" w:hAnsi="Times New Roman" w:cs="Times New Roman"/>
-          <w:sz w:val="28"/>
-          <w:szCs w:val="28"/>
-        </w:rPr>
-        <w:t xml:space="preserve">, care împrumută atributele și metodele de la clasa parinte Rezervare. Diferența clasei copil este metoda de calcul a prețului. </w:t>
-      </w:r>
-      <w:r>
-        <w:rPr>
-          <w:rFonts w:ascii="Times New Roman" w:hAnsi="Times New Roman" w:cs="Times New Roman"/>
-          <w:sz w:val="28"/>
-          <w:szCs w:val="28"/>
-        </w:rPr>
-        <w:t>Prețul initial este de 1000 și se mărește cu 200 pentru fiecare persoană nouă, apoi el se mărește în dependență de durata rezervării.</w:t>
+      <w:proofErr w:type="spellStart"/>
+      <w:r>
+        <w:rPr>
+          <w:rFonts w:ascii="Times New Roman" w:hAnsi="Times New Roman" w:cs="Times New Roman"/>
+          <w:sz w:val="28"/>
+          <w:szCs w:val="28"/>
+        </w:rPr>
+        <w:t>În</w:t>
+      </w:r>
+      <w:proofErr w:type="spellEnd"/>
+      <w:r>
+        <w:rPr>
+          <w:rFonts w:ascii="Times New Roman" w:hAnsi="Times New Roman" w:cs="Times New Roman"/>
+          <w:sz w:val="28"/>
+          <w:szCs w:val="28"/>
+        </w:rPr>
+        <w:t xml:space="preserve"> </w:t>
+      </w:r>
+      <w:proofErr w:type="spellStart"/>
+      <w:r>
+        <w:rPr>
+          <w:rFonts w:ascii="Times New Roman" w:hAnsi="Times New Roman" w:cs="Times New Roman"/>
+          <w:sz w:val="28"/>
+          <w:szCs w:val="28"/>
+        </w:rPr>
+        <w:t>figura</w:t>
+      </w:r>
+      <w:proofErr w:type="spellEnd"/>
+      <w:r>
+        <w:rPr>
+          <w:rFonts w:ascii="Times New Roman" w:hAnsi="Times New Roman" w:cs="Times New Roman"/>
+          <w:sz w:val="28"/>
+          <w:szCs w:val="28"/>
+        </w:rPr>
+        <w:t xml:space="preserve"> 3.4 </w:t>
+      </w:r>
+      <w:proofErr w:type="spellStart"/>
+      <w:r>
+        <w:rPr>
+          <w:rFonts w:ascii="Times New Roman" w:hAnsi="Times New Roman" w:cs="Times New Roman"/>
+          <w:sz w:val="28"/>
+          <w:szCs w:val="28"/>
+        </w:rPr>
+        <w:t>este</w:t>
+      </w:r>
+      <w:proofErr w:type="spellEnd"/>
+      <w:r>
+        <w:rPr>
+          <w:rFonts w:ascii="Times New Roman" w:hAnsi="Times New Roman" w:cs="Times New Roman"/>
+          <w:sz w:val="28"/>
+          <w:szCs w:val="28"/>
+        </w:rPr>
+        <w:t xml:space="preserve"> </w:t>
+      </w:r>
+      <w:proofErr w:type="spellStart"/>
+      <w:r>
+        <w:rPr>
+          <w:rFonts w:ascii="Times New Roman" w:hAnsi="Times New Roman" w:cs="Times New Roman"/>
+          <w:sz w:val="28"/>
+          <w:szCs w:val="28"/>
+        </w:rPr>
+        <w:t>arătată</w:t>
+      </w:r>
+      <w:proofErr w:type="spellEnd"/>
+      <w:r>
+        <w:rPr>
+          <w:rFonts w:ascii="Times New Roman" w:hAnsi="Times New Roman" w:cs="Times New Roman"/>
+          <w:sz w:val="28"/>
+          <w:szCs w:val="28"/>
+        </w:rPr>
+        <w:t xml:space="preserve"> </w:t>
+      </w:r>
+      <w:proofErr w:type="spellStart"/>
+      <w:r>
+        <w:rPr>
+          <w:rFonts w:ascii="Times New Roman" w:hAnsi="Times New Roman" w:cs="Times New Roman"/>
+          <w:sz w:val="28"/>
+          <w:szCs w:val="28"/>
+        </w:rPr>
+        <w:t>clasa</w:t>
+      </w:r>
+      <w:proofErr w:type="spellEnd"/>
+      <w:r>
+        <w:rPr>
+          <w:rFonts w:ascii="Times New Roman" w:hAnsi="Times New Roman" w:cs="Times New Roman"/>
+          <w:sz w:val="28"/>
+          <w:szCs w:val="28"/>
+        </w:rPr>
+        <w:t xml:space="preserve"> </w:t>
+      </w:r>
+      <w:proofErr w:type="spellStart"/>
+      <w:r>
+        <w:rPr>
+          <w:rFonts w:ascii="Times New Roman" w:hAnsi="Times New Roman" w:cs="Times New Roman"/>
+          <w:sz w:val="28"/>
+          <w:szCs w:val="28"/>
+        </w:rPr>
+        <w:t>copil</w:t>
+      </w:r>
+      <w:proofErr w:type="spellEnd"/>
+      <w:r>
+        <w:rPr>
+          <w:rFonts w:ascii="Times New Roman" w:hAnsi="Times New Roman" w:cs="Times New Roman"/>
+          <w:sz w:val="28"/>
+          <w:szCs w:val="28"/>
+        </w:rPr>
+        <w:t xml:space="preserve"> </w:t>
+      </w:r>
+      <w:proofErr w:type="spellStart"/>
+      <w:r>
+        <w:rPr>
+          <w:rFonts w:ascii="Times New Roman" w:hAnsi="Times New Roman" w:cs="Times New Roman"/>
+          <w:sz w:val="28"/>
+          <w:szCs w:val="28"/>
+        </w:rPr>
+        <w:t>RezervareVIP</w:t>
+      </w:r>
+      <w:proofErr w:type="spellEnd"/>
+      <w:r>
+        <w:rPr>
+          <w:rFonts w:ascii="Times New Roman" w:hAnsi="Times New Roman" w:cs="Times New Roman"/>
+          <w:sz w:val="28"/>
+          <w:szCs w:val="28"/>
+        </w:rPr>
+        <w:t xml:space="preserve">, care </w:t>
+      </w:r>
+      <w:proofErr w:type="spellStart"/>
+      <w:r>
+        <w:rPr>
+          <w:rFonts w:ascii="Times New Roman" w:hAnsi="Times New Roman" w:cs="Times New Roman"/>
+          <w:sz w:val="28"/>
+          <w:szCs w:val="28"/>
+        </w:rPr>
+        <w:t>împrumută</w:t>
+      </w:r>
+      <w:proofErr w:type="spellEnd"/>
+      <w:r>
+        <w:rPr>
+          <w:rFonts w:ascii="Times New Roman" w:hAnsi="Times New Roman" w:cs="Times New Roman"/>
+          <w:sz w:val="28"/>
+          <w:szCs w:val="28"/>
+        </w:rPr>
+        <w:t xml:space="preserve"> </w:t>
+      </w:r>
+      <w:proofErr w:type="spellStart"/>
+      <w:r>
+        <w:rPr>
+          <w:rFonts w:ascii="Times New Roman" w:hAnsi="Times New Roman" w:cs="Times New Roman"/>
+          <w:sz w:val="28"/>
+          <w:szCs w:val="28"/>
+        </w:rPr>
+        <w:t>atributele</w:t>
+      </w:r>
+      <w:proofErr w:type="spellEnd"/>
+      <w:r>
+        <w:rPr>
+          <w:rFonts w:ascii="Times New Roman" w:hAnsi="Times New Roman" w:cs="Times New Roman"/>
+          <w:sz w:val="28"/>
+          <w:szCs w:val="28"/>
+        </w:rPr>
+        <w:t xml:space="preserve"> </w:t>
+      </w:r>
+      <w:proofErr w:type="spellStart"/>
+      <w:r>
+        <w:rPr>
+          <w:rFonts w:ascii="Times New Roman" w:hAnsi="Times New Roman" w:cs="Times New Roman"/>
+          <w:sz w:val="28"/>
+          <w:szCs w:val="28"/>
+        </w:rPr>
+        <w:t>și</w:t>
+      </w:r>
+      <w:proofErr w:type="spellEnd"/>
+      <w:r>
+        <w:rPr>
+          <w:rFonts w:ascii="Times New Roman" w:hAnsi="Times New Roman" w:cs="Times New Roman"/>
+          <w:sz w:val="28"/>
+          <w:szCs w:val="28"/>
+        </w:rPr>
+        <w:t xml:space="preserve"> </w:t>
+      </w:r>
+      <w:proofErr w:type="spellStart"/>
+      <w:r>
+        <w:rPr>
+          <w:rFonts w:ascii="Times New Roman" w:hAnsi="Times New Roman" w:cs="Times New Roman"/>
+          <w:sz w:val="28"/>
+          <w:szCs w:val="28"/>
+        </w:rPr>
+        <w:t>metodele</w:t>
+      </w:r>
+      <w:proofErr w:type="spellEnd"/>
+      <w:r>
+        <w:rPr>
+          <w:rFonts w:ascii="Times New Roman" w:hAnsi="Times New Roman" w:cs="Times New Roman"/>
+          <w:sz w:val="28"/>
+          <w:szCs w:val="28"/>
+        </w:rPr>
+        <w:t xml:space="preserve"> de la </w:t>
+      </w:r>
+      <w:proofErr w:type="spellStart"/>
+      <w:r>
+        <w:rPr>
+          <w:rFonts w:ascii="Times New Roman" w:hAnsi="Times New Roman" w:cs="Times New Roman"/>
+          <w:sz w:val="28"/>
+          <w:szCs w:val="28"/>
+        </w:rPr>
+        <w:t>clasa</w:t>
+      </w:r>
+      <w:proofErr w:type="spellEnd"/>
+      <w:r>
+        <w:rPr>
+          <w:rFonts w:ascii="Times New Roman" w:hAnsi="Times New Roman" w:cs="Times New Roman"/>
+          <w:sz w:val="28"/>
+          <w:szCs w:val="28"/>
+        </w:rPr>
+        <w:t xml:space="preserve"> </w:t>
+      </w:r>
+      <w:proofErr w:type="spellStart"/>
+      <w:r>
+        <w:rPr>
+          <w:rFonts w:ascii="Times New Roman" w:hAnsi="Times New Roman" w:cs="Times New Roman"/>
+          <w:sz w:val="28"/>
+          <w:szCs w:val="28"/>
+        </w:rPr>
+        <w:t>parinte</w:t>
+      </w:r>
+      <w:proofErr w:type="spellEnd"/>
+      <w:r>
+        <w:rPr>
+          <w:rFonts w:ascii="Times New Roman" w:hAnsi="Times New Roman" w:cs="Times New Roman"/>
+          <w:sz w:val="28"/>
+          <w:szCs w:val="28"/>
+        </w:rPr>
+        <w:t xml:space="preserve"> </w:t>
+      </w:r>
+      <w:proofErr w:type="spellStart"/>
+      <w:r>
+        <w:rPr>
+          <w:rFonts w:ascii="Times New Roman" w:hAnsi="Times New Roman" w:cs="Times New Roman"/>
+          <w:sz w:val="28"/>
+          <w:szCs w:val="28"/>
+        </w:rPr>
+        <w:t>Rezervare</w:t>
+      </w:r>
+      <w:proofErr w:type="spellEnd"/>
+      <w:r>
+        <w:rPr>
+          <w:rFonts w:ascii="Times New Roman" w:hAnsi="Times New Roman" w:cs="Times New Roman"/>
+          <w:sz w:val="28"/>
+          <w:szCs w:val="28"/>
+        </w:rPr>
+        <w:t xml:space="preserve">. </w:t>
+      </w:r>
+      <w:proofErr w:type="spellStart"/>
+      <w:r>
+        <w:rPr>
+          <w:rFonts w:ascii="Times New Roman" w:hAnsi="Times New Roman" w:cs="Times New Roman"/>
+          <w:sz w:val="28"/>
+          <w:szCs w:val="28"/>
+        </w:rPr>
+        <w:t>Diferența</w:t>
+      </w:r>
+      <w:proofErr w:type="spellEnd"/>
+      <w:r>
+        <w:rPr>
+          <w:rFonts w:ascii="Times New Roman" w:hAnsi="Times New Roman" w:cs="Times New Roman"/>
+          <w:sz w:val="28"/>
+          <w:szCs w:val="28"/>
+        </w:rPr>
+        <w:t xml:space="preserve"> </w:t>
+      </w:r>
+      <w:proofErr w:type="spellStart"/>
+      <w:r>
+        <w:rPr>
+          <w:rFonts w:ascii="Times New Roman" w:hAnsi="Times New Roman" w:cs="Times New Roman"/>
+          <w:sz w:val="28"/>
+          <w:szCs w:val="28"/>
+        </w:rPr>
+        <w:t>clasei</w:t>
+      </w:r>
+      <w:proofErr w:type="spellEnd"/>
+      <w:r>
+        <w:rPr>
+          <w:rFonts w:ascii="Times New Roman" w:hAnsi="Times New Roman" w:cs="Times New Roman"/>
+          <w:sz w:val="28"/>
+          <w:szCs w:val="28"/>
+        </w:rPr>
+        <w:t xml:space="preserve"> </w:t>
+      </w:r>
+      <w:proofErr w:type="spellStart"/>
+      <w:r>
+        <w:rPr>
+          <w:rFonts w:ascii="Times New Roman" w:hAnsi="Times New Roman" w:cs="Times New Roman"/>
+          <w:sz w:val="28"/>
+          <w:szCs w:val="28"/>
+        </w:rPr>
+        <w:t>copil</w:t>
+      </w:r>
+      <w:proofErr w:type="spellEnd"/>
+      <w:r>
+        <w:rPr>
+          <w:rFonts w:ascii="Times New Roman" w:hAnsi="Times New Roman" w:cs="Times New Roman"/>
+          <w:sz w:val="28"/>
+          <w:szCs w:val="28"/>
+        </w:rPr>
+        <w:t xml:space="preserve"> </w:t>
+      </w:r>
+      <w:proofErr w:type="spellStart"/>
+      <w:r>
+        <w:rPr>
+          <w:rFonts w:ascii="Times New Roman" w:hAnsi="Times New Roman" w:cs="Times New Roman"/>
+          <w:sz w:val="28"/>
+          <w:szCs w:val="28"/>
+        </w:rPr>
+        <w:t>este</w:t>
+      </w:r>
+      <w:proofErr w:type="spellEnd"/>
+      <w:r>
+        <w:rPr>
+          <w:rFonts w:ascii="Times New Roman" w:hAnsi="Times New Roman" w:cs="Times New Roman"/>
+          <w:sz w:val="28"/>
+          <w:szCs w:val="28"/>
+        </w:rPr>
+        <w:t xml:space="preserve"> </w:t>
+      </w:r>
+      <w:proofErr w:type="spellStart"/>
+      <w:r>
+        <w:rPr>
+          <w:rFonts w:ascii="Times New Roman" w:hAnsi="Times New Roman" w:cs="Times New Roman"/>
+          <w:sz w:val="28"/>
+          <w:szCs w:val="28"/>
+        </w:rPr>
+        <w:t>metoda</w:t>
+      </w:r>
+      <w:proofErr w:type="spellEnd"/>
+      <w:r>
+        <w:rPr>
+          <w:rFonts w:ascii="Times New Roman" w:hAnsi="Times New Roman" w:cs="Times New Roman"/>
+          <w:sz w:val="28"/>
+          <w:szCs w:val="28"/>
+        </w:rPr>
+        <w:t xml:space="preserve"> de </w:t>
+      </w:r>
+      <w:proofErr w:type="spellStart"/>
+      <w:r>
+        <w:rPr>
+          <w:rFonts w:ascii="Times New Roman" w:hAnsi="Times New Roman" w:cs="Times New Roman"/>
+          <w:sz w:val="28"/>
+          <w:szCs w:val="28"/>
+        </w:rPr>
+        <w:t>calcul</w:t>
+      </w:r>
+      <w:proofErr w:type="spellEnd"/>
+      <w:r>
+        <w:rPr>
+          <w:rFonts w:ascii="Times New Roman" w:hAnsi="Times New Roman" w:cs="Times New Roman"/>
+          <w:sz w:val="28"/>
+          <w:szCs w:val="28"/>
+        </w:rPr>
+        <w:t xml:space="preserve"> a </w:t>
+      </w:r>
+      <w:proofErr w:type="spellStart"/>
+      <w:r>
+        <w:rPr>
+          <w:rFonts w:ascii="Times New Roman" w:hAnsi="Times New Roman" w:cs="Times New Roman"/>
+          <w:sz w:val="28"/>
+          <w:szCs w:val="28"/>
+        </w:rPr>
+        <w:t>prețului</w:t>
+      </w:r>
+      <w:proofErr w:type="spellEnd"/>
+      <w:r>
+        <w:rPr>
+          <w:rFonts w:ascii="Times New Roman" w:hAnsi="Times New Roman" w:cs="Times New Roman"/>
+          <w:sz w:val="28"/>
+          <w:szCs w:val="28"/>
+        </w:rPr>
+        <w:t xml:space="preserve">. </w:t>
+      </w:r>
+      <w:proofErr w:type="spellStart"/>
+      <w:r>
+        <w:rPr>
+          <w:rFonts w:ascii="Times New Roman" w:hAnsi="Times New Roman" w:cs="Times New Roman"/>
+          <w:sz w:val="28"/>
+          <w:szCs w:val="28"/>
+        </w:rPr>
+        <w:t>Prețul</w:t>
+      </w:r>
+      <w:proofErr w:type="spellEnd"/>
+      <w:r>
+        <w:rPr>
+          <w:rFonts w:ascii="Times New Roman" w:hAnsi="Times New Roman" w:cs="Times New Roman"/>
+          <w:sz w:val="28"/>
+          <w:szCs w:val="28"/>
+        </w:rPr>
+        <w:t xml:space="preserve"> initial </w:t>
+      </w:r>
+      <w:proofErr w:type="spellStart"/>
+      <w:r>
+        <w:rPr>
+          <w:rFonts w:ascii="Times New Roman" w:hAnsi="Times New Roman" w:cs="Times New Roman"/>
+          <w:sz w:val="28"/>
+          <w:szCs w:val="28"/>
+        </w:rPr>
+        <w:t>este</w:t>
+      </w:r>
+      <w:proofErr w:type="spellEnd"/>
+      <w:r>
+        <w:rPr>
+          <w:rFonts w:ascii="Times New Roman" w:hAnsi="Times New Roman" w:cs="Times New Roman"/>
+          <w:sz w:val="28"/>
+          <w:szCs w:val="28"/>
+        </w:rPr>
+        <w:t xml:space="preserve"> de 1000 </w:t>
+      </w:r>
+      <w:proofErr w:type="spellStart"/>
+      <w:r>
+        <w:rPr>
+          <w:rFonts w:ascii="Times New Roman" w:hAnsi="Times New Roman" w:cs="Times New Roman"/>
+          <w:sz w:val="28"/>
+          <w:szCs w:val="28"/>
+        </w:rPr>
+        <w:t>și</w:t>
+      </w:r>
+      <w:proofErr w:type="spellEnd"/>
+      <w:r>
+        <w:rPr>
+          <w:rFonts w:ascii="Times New Roman" w:hAnsi="Times New Roman" w:cs="Times New Roman"/>
+          <w:sz w:val="28"/>
+          <w:szCs w:val="28"/>
+        </w:rPr>
+        <w:t xml:space="preserve"> se </w:t>
+      </w:r>
+      <w:proofErr w:type="spellStart"/>
+      <w:r>
+        <w:rPr>
+          <w:rFonts w:ascii="Times New Roman" w:hAnsi="Times New Roman" w:cs="Times New Roman"/>
+          <w:sz w:val="28"/>
+          <w:szCs w:val="28"/>
+        </w:rPr>
+        <w:t>mărește</w:t>
+      </w:r>
+      <w:proofErr w:type="spellEnd"/>
+      <w:r>
+        <w:rPr>
+          <w:rFonts w:ascii="Times New Roman" w:hAnsi="Times New Roman" w:cs="Times New Roman"/>
+          <w:sz w:val="28"/>
+          <w:szCs w:val="28"/>
+        </w:rPr>
+        <w:t xml:space="preserve"> cu 200 </w:t>
+      </w:r>
+      <w:proofErr w:type="spellStart"/>
+      <w:r>
+        <w:rPr>
+          <w:rFonts w:ascii="Times New Roman" w:hAnsi="Times New Roman" w:cs="Times New Roman"/>
+          <w:sz w:val="28"/>
+          <w:szCs w:val="28"/>
+        </w:rPr>
+        <w:t>pentru</w:t>
+      </w:r>
+      <w:proofErr w:type="spellEnd"/>
+      <w:r>
+        <w:rPr>
+          <w:rFonts w:ascii="Times New Roman" w:hAnsi="Times New Roman" w:cs="Times New Roman"/>
+          <w:sz w:val="28"/>
+          <w:szCs w:val="28"/>
+        </w:rPr>
+        <w:t xml:space="preserve"> </w:t>
+      </w:r>
+      <w:proofErr w:type="spellStart"/>
+      <w:r>
+        <w:rPr>
+          <w:rFonts w:ascii="Times New Roman" w:hAnsi="Times New Roman" w:cs="Times New Roman"/>
+          <w:sz w:val="28"/>
+          <w:szCs w:val="28"/>
+        </w:rPr>
+        <w:t>fiecare</w:t>
+      </w:r>
+      <w:proofErr w:type="spellEnd"/>
+      <w:r>
+        <w:rPr>
+          <w:rFonts w:ascii="Times New Roman" w:hAnsi="Times New Roman" w:cs="Times New Roman"/>
+          <w:sz w:val="28"/>
+          <w:szCs w:val="28"/>
+        </w:rPr>
+        <w:t xml:space="preserve"> </w:t>
+      </w:r>
+      <w:proofErr w:type="spellStart"/>
+      <w:r>
+        <w:rPr>
+          <w:rFonts w:ascii="Times New Roman" w:hAnsi="Times New Roman" w:cs="Times New Roman"/>
+          <w:sz w:val="28"/>
+          <w:szCs w:val="28"/>
+        </w:rPr>
+        <w:t>persoană</w:t>
+      </w:r>
+      <w:proofErr w:type="spellEnd"/>
+      <w:r>
+        <w:rPr>
+          <w:rFonts w:ascii="Times New Roman" w:hAnsi="Times New Roman" w:cs="Times New Roman"/>
+          <w:sz w:val="28"/>
+          <w:szCs w:val="28"/>
+        </w:rPr>
+        <w:t xml:space="preserve"> </w:t>
+      </w:r>
+      <w:proofErr w:type="spellStart"/>
+      <w:r>
+        <w:rPr>
+          <w:rFonts w:ascii="Times New Roman" w:hAnsi="Times New Roman" w:cs="Times New Roman"/>
+          <w:sz w:val="28"/>
+          <w:szCs w:val="28"/>
+        </w:rPr>
+        <w:t>nouă</w:t>
+      </w:r>
+      <w:proofErr w:type="spellEnd"/>
+      <w:r>
+        <w:rPr>
+          <w:rFonts w:ascii="Times New Roman" w:hAnsi="Times New Roman" w:cs="Times New Roman"/>
+          <w:sz w:val="28"/>
+          <w:szCs w:val="28"/>
+        </w:rPr>
+        <w:t xml:space="preserve">, </w:t>
+      </w:r>
+      <w:proofErr w:type="spellStart"/>
+      <w:r>
+        <w:rPr>
+          <w:rFonts w:ascii="Times New Roman" w:hAnsi="Times New Roman" w:cs="Times New Roman"/>
+          <w:sz w:val="28"/>
+          <w:szCs w:val="28"/>
+        </w:rPr>
+        <w:t>apoi</w:t>
+      </w:r>
+      <w:proofErr w:type="spellEnd"/>
+      <w:r>
+        <w:rPr>
+          <w:rFonts w:ascii="Times New Roman" w:hAnsi="Times New Roman" w:cs="Times New Roman"/>
+          <w:sz w:val="28"/>
+          <w:szCs w:val="28"/>
+        </w:rPr>
+        <w:t xml:space="preserve"> el se </w:t>
+      </w:r>
+      <w:proofErr w:type="spellStart"/>
+      <w:r>
+        <w:rPr>
+          <w:rFonts w:ascii="Times New Roman" w:hAnsi="Times New Roman" w:cs="Times New Roman"/>
+          <w:sz w:val="28"/>
+          <w:szCs w:val="28"/>
+        </w:rPr>
+        <w:t>mărește</w:t>
+      </w:r>
+      <w:proofErr w:type="spellEnd"/>
+      <w:r>
+        <w:rPr>
+          <w:rFonts w:ascii="Times New Roman" w:hAnsi="Times New Roman" w:cs="Times New Roman"/>
+          <w:sz w:val="28"/>
+          <w:szCs w:val="28"/>
+        </w:rPr>
+        <w:t xml:space="preserve"> </w:t>
+      </w:r>
+      <w:proofErr w:type="spellStart"/>
+      <w:r>
+        <w:rPr>
+          <w:rFonts w:ascii="Times New Roman" w:hAnsi="Times New Roman" w:cs="Times New Roman"/>
+          <w:sz w:val="28"/>
+          <w:szCs w:val="28"/>
+        </w:rPr>
+        <w:t>în</w:t>
+      </w:r>
+      <w:proofErr w:type="spellEnd"/>
+      <w:r>
+        <w:rPr>
+          <w:rFonts w:ascii="Times New Roman" w:hAnsi="Times New Roman" w:cs="Times New Roman"/>
+          <w:sz w:val="28"/>
+          <w:szCs w:val="28"/>
+        </w:rPr>
+        <w:t xml:space="preserve"> </w:t>
+      </w:r>
+      <w:proofErr w:type="spellStart"/>
+      <w:r>
+        <w:rPr>
+          <w:rFonts w:ascii="Times New Roman" w:hAnsi="Times New Roman" w:cs="Times New Roman"/>
+          <w:sz w:val="28"/>
+          <w:szCs w:val="28"/>
+        </w:rPr>
+        <w:t>dependență</w:t>
+      </w:r>
+      <w:proofErr w:type="spellEnd"/>
+      <w:r>
+        <w:rPr>
+          <w:rFonts w:ascii="Times New Roman" w:hAnsi="Times New Roman" w:cs="Times New Roman"/>
+          <w:sz w:val="28"/>
+          <w:szCs w:val="28"/>
+        </w:rPr>
+        <w:t xml:space="preserve"> de </w:t>
+      </w:r>
+      <w:proofErr w:type="spellStart"/>
+      <w:r>
+        <w:rPr>
+          <w:rFonts w:ascii="Times New Roman" w:hAnsi="Times New Roman" w:cs="Times New Roman"/>
+          <w:sz w:val="28"/>
+          <w:szCs w:val="28"/>
+        </w:rPr>
+        <w:t>durata</w:t>
+      </w:r>
+      <w:proofErr w:type="spellEnd"/>
+      <w:r>
+        <w:rPr>
+          <w:rFonts w:ascii="Times New Roman" w:hAnsi="Times New Roman" w:cs="Times New Roman"/>
+          <w:sz w:val="28"/>
+          <w:szCs w:val="28"/>
+        </w:rPr>
+        <w:t xml:space="preserve"> </w:t>
+      </w:r>
+      <w:proofErr w:type="spellStart"/>
+      <w:r>
+        <w:rPr>
+          <w:rFonts w:ascii="Times New Roman" w:hAnsi="Times New Roman" w:cs="Times New Roman"/>
+          <w:sz w:val="28"/>
+          <w:szCs w:val="28"/>
+        </w:rPr>
+        <w:t>rezervării</w:t>
+      </w:r>
+      <w:proofErr w:type="spellEnd"/>
+      <w:r>
+        <w:rPr>
+          <w:rFonts w:ascii="Times New Roman" w:hAnsi="Times New Roman" w:cs="Times New Roman"/>
+          <w:sz w:val="28"/>
+          <w:szCs w:val="28"/>
+        </w:rPr>
+        <w:t>.</w:t>
       </w:r>
     </w:p>
     <w:p>
@@ -2242,567 +6137,269 @@
     <w:p>
       <w:pPr>
         <w:spacing w:after="0" w:line="240" w:lineRule="auto"/>
-        <w:ind w:firstLine="360"/>
-        <w:rPr>
-          <w:rFonts w:ascii="Times New Roman" w:hAnsi="Times New Roman" w:cs="Times New Roman"/>
-          <w:sz w:val="28"/>
-          <w:szCs w:val="28"/>
-        </w:rPr>
-      </w:pPr>
+        <w:rPr>
+          <w:rFonts w:ascii="Times New Roman" w:hAnsi="Times New Roman" w:cs="Times New Roman"/>
+          <w:b/>
+          <w:sz w:val="32"/>
+          <w:szCs w:val="28"/>
+        </w:rPr>
+      </w:pPr>
+      <w:r>
+        <w:rPr>
+          <w:rFonts w:ascii="Times New Roman" w:hAnsi="Times New Roman" w:cs="Times New Roman"/>
+          <w:b/>
+          <w:sz w:val="32"/>
+          <w:szCs w:val="28"/>
+        </w:rPr>
+        <w:lastRenderedPageBreak/>
+        <w:t>4. Vector:</w:t>
+      </w:r>
     </w:p>
     <w:p>
       <w:pPr>
         <w:spacing w:after="0" w:line="240" w:lineRule="auto"/>
         <w:ind w:firstLine="360"/>
-        <w:rPr>
-          <w:rFonts w:ascii="Times New Roman" w:hAnsi="Times New Roman" w:cs="Times New Roman"/>
-          <w:sz w:val="36"/>
-          <w:szCs w:val="20"/>
-        </w:rPr>
-      </w:pPr>
+        <w:jc w:val="center"/>
+        <w:rPr>
+          <w:rFonts w:ascii="Times New Roman" w:hAnsi="Times New Roman" w:cs="Times New Roman"/>
+          <w:sz w:val="28"/>
+          <w:szCs w:val="28"/>
+        </w:rPr>
+      </w:pPr>
+      <w:r>
+        <w:rPr>
+          <w:rFonts w:ascii="Times New Roman" w:hAnsi="Times New Roman" w:cs="Times New Roman"/>
+          <w:sz w:val="28"/>
+          <w:szCs w:val="28"/>
+        </w:rPr>
+        <w:drawing>
+          <wp:inline distT="0" distB="0" distL="0" distR="0" wp14:anchorId="44135120" wp14:editId="341C1D41">
+            <wp:extent cx="2686425" cy="4582164"/>
+            <wp:effectExtent l="0" t="0" r="0" b="0"/>
+            <wp:docPr id="9" name="Picture 9"/>
+            <wp:cNvGraphicFramePr>
+              <a:graphicFrameLocks xmlns:a="http://schemas.openxmlformats.org/drawingml/2006/main" noChangeAspect="1"/>
+            </wp:cNvGraphicFramePr>
+            <a:graphic xmlns:a="http://schemas.openxmlformats.org/drawingml/2006/main">
+              <a:graphicData uri="http://schemas.openxmlformats.org/drawingml/2006/picture">
+                <pic:pic xmlns:pic="http://schemas.openxmlformats.org/drawingml/2006/picture">
+                  <pic:nvPicPr>
+                    <pic:cNvPr id="1" name=""/>
+                    <pic:cNvPicPr/>
+                  </pic:nvPicPr>
+                  <pic:blipFill>
+                    <a:blip r:embed="rId14"/>
+                    <a:stretch>
+                      <a:fillRect/>
+                    </a:stretch>
+                  </pic:blipFill>
+                  <pic:spPr>
+                    <a:xfrm>
+                      <a:off x="0" y="0"/>
+                      <a:ext cx="2686425" cy="4582164"/>
+                    </a:xfrm>
+                    <a:prstGeom prst="rect">
+                      <a:avLst/>
+                    </a:prstGeom>
+                  </pic:spPr>
+                </pic:pic>
+              </a:graphicData>
+            </a:graphic>
+          </wp:inline>
+        </w:drawing>
+      </w:r>
     </w:p>
     <w:p>
       <w:pPr>
         <w:spacing w:after="0" w:line="240" w:lineRule="auto"/>
         <w:ind w:firstLine="360"/>
+        <w:jc w:val="center"/>
+        <w:rPr>
+          <w:rFonts w:ascii="Times New Roman" w:hAnsi="Times New Roman" w:cs="Times New Roman"/>
+          <w:sz w:val="28"/>
+          <w:szCs w:val="28"/>
+        </w:rPr>
+      </w:pPr>
+      <w:proofErr w:type="spellStart"/>
+      <w:r>
+        <w:rPr>
+          <w:rFonts w:ascii="Times New Roman" w:hAnsi="Times New Roman" w:cs="Times New Roman"/>
+          <w:sz w:val="28"/>
+          <w:szCs w:val="28"/>
+        </w:rPr>
+        <w:t>Figura</w:t>
+      </w:r>
+      <w:proofErr w:type="spellEnd"/>
+      <w:r>
+        <w:rPr>
+          <w:rFonts w:ascii="Times New Roman" w:hAnsi="Times New Roman" w:cs="Times New Roman"/>
+          <w:sz w:val="28"/>
+          <w:szCs w:val="28"/>
+        </w:rPr>
+        <w:t xml:space="preserve"> 4.1 – node</w:t>
+      </w:r>
+    </w:p>
+    <w:p>
+      <w:pPr>
+        <w:spacing w:after="0" w:line="240" w:lineRule="auto"/>
+        <w:ind w:firstLine="360"/>
+        <w:jc w:val="center"/>
+        <w:rPr>
+          <w:rFonts w:ascii="Times New Roman" w:hAnsi="Times New Roman" w:cs="Times New Roman"/>
+          <w:sz w:val="28"/>
+          <w:szCs w:val="28"/>
+        </w:rPr>
+      </w:pPr>
+    </w:p>
+    <w:p>
+      <w:pPr>
+        <w:spacing w:after="0" w:line="240" w:lineRule="auto"/>
+        <w:ind w:firstLine="360"/>
+        <w:jc w:val="both"/>
+        <w:rPr>
+          <w:rFonts w:ascii="Times New Roman" w:hAnsi="Times New Roman" w:cs="Times New Roman"/>
+          <w:sz w:val="28"/>
+          <w:szCs w:val="28"/>
+          <w:lang w:val="ro-RO"/>
+        </w:rPr>
+      </w:pPr>
+      <w:r>
+        <w:rPr>
+          <w:rFonts w:ascii="Times New Roman" w:hAnsi="Times New Roman" w:cs="Times New Roman"/>
+          <w:sz w:val="28"/>
+          <w:szCs w:val="28"/>
+          <w:lang w:val="ro-RO"/>
+        </w:rPr>
+        <w:t>În figura 4.1 este codul care creează nodurile necesare pentru vector pentru lucrul lui eficient.</w:t>
+      </w:r>
+    </w:p>
+    <w:p>
+      <w:pPr>
+        <w:spacing w:after="0" w:line="240" w:lineRule="auto"/>
+        <w:ind w:firstLine="360"/>
+        <w:rPr>
+          <w:rFonts w:ascii="Times New Roman" w:hAnsi="Times New Roman" w:cs="Times New Roman"/>
+          <w:sz w:val="28"/>
+          <w:szCs w:val="28"/>
+        </w:rPr>
+      </w:pPr>
+    </w:p>
+    <w:p>
+      <w:pPr>
+        <w:spacing w:after="0" w:line="240" w:lineRule="auto"/>
+        <w:ind w:firstLine="360"/>
+        <w:rPr>
+          <w:rFonts w:ascii="Times New Roman" w:hAnsi="Times New Roman" w:cs="Times New Roman"/>
+          <w:sz w:val="28"/>
+          <w:szCs w:val="28"/>
+        </w:rPr>
+      </w:pPr>
+    </w:p>
+    <w:p>
+      <w:pPr>
+        <w:spacing w:after="0" w:line="240" w:lineRule="auto"/>
+        <w:ind w:firstLine="360"/>
+        <w:rPr>
+          <w:rFonts w:ascii="Times New Roman" w:hAnsi="Times New Roman" w:cs="Times New Roman"/>
+          <w:sz w:val="28"/>
+          <w:szCs w:val="28"/>
+        </w:rPr>
+      </w:pPr>
+    </w:p>
+    <w:p>
+      <w:pPr>
+        <w:spacing w:after="0" w:line="240" w:lineRule="auto"/>
+        <w:ind w:firstLine="360"/>
+        <w:rPr>
+          <w:rFonts w:ascii="Times New Roman" w:hAnsi="Times New Roman" w:cs="Times New Roman"/>
+          <w:sz w:val="28"/>
+          <w:szCs w:val="28"/>
+        </w:rPr>
+      </w:pPr>
+    </w:p>
+    <w:p>
+      <w:pPr>
+        <w:spacing w:after="0" w:line="240" w:lineRule="auto"/>
+        <w:ind w:firstLine="360"/>
+        <w:rPr>
+          <w:rFonts w:ascii="Times New Roman" w:hAnsi="Times New Roman" w:cs="Times New Roman"/>
+          <w:sz w:val="28"/>
+          <w:szCs w:val="28"/>
+        </w:rPr>
+      </w:pPr>
+    </w:p>
+    <w:p>
+      <w:pPr>
+        <w:spacing w:after="0" w:line="240" w:lineRule="auto"/>
+        <w:ind w:firstLine="360"/>
+        <w:rPr>
+          <w:rFonts w:ascii="Times New Roman" w:hAnsi="Times New Roman" w:cs="Times New Roman"/>
+          <w:sz w:val="28"/>
+          <w:szCs w:val="28"/>
+        </w:rPr>
+      </w:pPr>
+    </w:p>
+    <w:p>
+      <w:pPr>
+        <w:spacing w:after="0" w:line="240" w:lineRule="auto"/>
+        <w:ind w:firstLine="360"/>
+        <w:rPr>
+          <w:rFonts w:ascii="Times New Roman" w:hAnsi="Times New Roman" w:cs="Times New Roman"/>
+          <w:sz w:val="28"/>
+          <w:szCs w:val="28"/>
+        </w:rPr>
+      </w:pPr>
+    </w:p>
+    <w:p>
+      <w:pPr>
+        <w:spacing w:after="0" w:line="240" w:lineRule="auto"/>
+        <w:ind w:firstLine="360"/>
+        <w:rPr>
+          <w:rFonts w:ascii="Times New Roman" w:hAnsi="Times New Roman" w:cs="Times New Roman"/>
+          <w:sz w:val="28"/>
+          <w:szCs w:val="28"/>
+        </w:rPr>
+      </w:pPr>
+    </w:p>
+    <w:p>
+      <w:pPr>
+        <w:spacing w:after="0" w:line="240" w:lineRule="auto"/>
+        <w:ind w:firstLine="360"/>
+        <w:rPr>
+          <w:rFonts w:ascii="Times New Roman" w:hAnsi="Times New Roman" w:cs="Times New Roman"/>
+          <w:sz w:val="28"/>
+          <w:szCs w:val="28"/>
+        </w:rPr>
+      </w:pPr>
+    </w:p>
+    <w:p>
+      <w:pPr>
+        <w:spacing w:after="0" w:line="240" w:lineRule="auto"/>
+        <w:ind w:firstLine="360"/>
+        <w:rPr>
+          <w:rFonts w:ascii="Times New Roman" w:hAnsi="Times New Roman" w:cs="Times New Roman"/>
+          <w:sz w:val="28"/>
+          <w:szCs w:val="28"/>
+        </w:rPr>
+      </w:pPr>
+    </w:p>
+    <w:p>
+      <w:pPr>
+        <w:spacing w:after="0" w:line="240" w:lineRule="auto"/>
+        <w:ind w:firstLine="360"/>
+        <w:rPr>
+          <w:rFonts w:ascii="Times New Roman" w:hAnsi="Times New Roman" w:cs="Times New Roman"/>
+          <w:sz w:val="28"/>
+          <w:szCs w:val="28"/>
+        </w:rPr>
+      </w:pPr>
+    </w:p>
+    <w:p>
+      <w:pPr>
+        <w:spacing w:after="0" w:line="240" w:lineRule="auto"/>
         <w:rPr>
           <w:rFonts w:ascii="Times New Roman" w:hAnsi="Times New Roman" w:cs="Times New Roman"/>
           <w:b/>
-          <w:bCs/>
-          <w:sz w:val="36"/>
-          <w:szCs w:val="20"/>
-          <w:lang w:val="ro-RO"/>
-        </w:rPr>
-      </w:pPr>
-      <w:r>
-        <w:rPr>
-          <w:rFonts w:ascii="Times New Roman" w:hAnsi="Times New Roman" w:cs="Times New Roman"/>
-          <w:b/>
-          <w:bCs/>
-          <w:sz w:val="36"/>
-          <w:szCs w:val="20"/>
-          <w:lang w:val="ro-RO"/>
-        </w:rPr>
-        <w:t>Tabel:</w:t>
-      </w:r>
-    </w:p>
-    <w:tbl>
-      <w:tblPr>
-        <w:tblStyle w:val="TableGrid"/>
-        <w:tblW w:w="0" w:type="auto"/>
-        <w:tblInd w:w="360" w:type="dxa"/>
-        <w:tblLook w:val="04A0" w:firstRow="1" w:lastRow="0" w:firstColumn="1" w:lastColumn="0" w:noHBand="0" w:noVBand="1"/>
-      </w:tblPr>
-      <w:tblGrid>
-        <w:gridCol w:w="8990"/>
-      </w:tblGrid>
-      <w:tr>
-        <w:tc>
-          <w:tcPr>
-            <w:tcW w:w="9350" w:type="dxa"/>
-          </w:tcPr>
-          <w:p>
-            <w:pPr>
-              <w:pStyle w:val="ListParagraph"/>
-              <w:ind w:left="0"/>
-              <w:rPr>
-                <w:rFonts w:ascii="Times New Roman" w:hAnsi="Times New Roman" w:cs="Times New Roman"/>
-                <w:bCs/>
-                <w:sz w:val="32"/>
-                <w:szCs w:val="32"/>
-                <w:lang w:val="ro-RO"/>
-              </w:rPr>
-            </w:pPr>
-            <w:r>
-              <w:rPr>
-                <w:rFonts w:ascii="Times New Roman" w:hAnsi="Times New Roman" w:cs="Times New Roman"/>
-                <w:bCs/>
-                <w:sz w:val="32"/>
-                <w:szCs w:val="32"/>
-                <w:lang w:val="ro-RO"/>
-              </w:rPr>
-              <w:t>carte</w:t>
-            </w:r>
-          </w:p>
-        </w:tc>
-      </w:tr>
-      <w:tr>
-        <w:tc>
-          <w:tcPr>
-            <w:tcW w:w="9350" w:type="dxa"/>
-          </w:tcPr>
-          <w:p>
-            <w:pPr>
-              <w:rPr>
-                <w:rFonts w:ascii="Times New Roman" w:hAnsi="Times New Roman" w:cs="Times New Roman"/>
-                <w:bCs/>
-                <w:sz w:val="32"/>
-                <w:szCs w:val="32"/>
-                <w:lang w:val="en-GB"/>
-              </w:rPr>
-            </w:pPr>
-            <w:r>
-              <w:rPr>
-                <w:rFonts w:ascii="Times New Roman" w:hAnsi="Times New Roman" w:cs="Times New Roman"/>
-                <w:bCs/>
-                <w:sz w:val="32"/>
-                <w:szCs w:val="32"/>
-                <w:lang w:val="en-GB"/>
-              </w:rPr>
-              <w:t>-pagini: int;</w:t>
-            </w:r>
-          </w:p>
-          <w:p>
-            <w:pPr>
-              <w:rPr>
-                <w:rFonts w:ascii="Times New Roman" w:hAnsi="Times New Roman" w:cs="Times New Roman"/>
-                <w:bCs/>
-                <w:sz w:val="32"/>
-                <w:szCs w:val="32"/>
-                <w:lang w:val="en-GB"/>
-              </w:rPr>
-            </w:pPr>
-            <w:r>
-              <w:rPr>
-                <w:rFonts w:ascii="Times New Roman" w:hAnsi="Times New Roman" w:cs="Times New Roman"/>
-                <w:bCs/>
-                <w:sz w:val="32"/>
-                <w:szCs w:val="32"/>
-                <w:lang w:val="en-GB"/>
-              </w:rPr>
-              <w:t>-anEditura: int;</w:t>
-            </w:r>
-          </w:p>
-          <w:p>
-            <w:pPr>
-              <w:rPr>
-                <w:rFonts w:ascii="Times New Roman" w:hAnsi="Times New Roman" w:cs="Times New Roman"/>
-                <w:bCs/>
-                <w:sz w:val="32"/>
-                <w:szCs w:val="32"/>
-                <w:lang w:val="en-GB"/>
-              </w:rPr>
-            </w:pPr>
-            <w:r>
-              <w:rPr>
-                <w:rFonts w:ascii="Times New Roman" w:hAnsi="Times New Roman" w:cs="Times New Roman"/>
-                <w:bCs/>
-                <w:sz w:val="32"/>
-                <w:szCs w:val="32"/>
-                <w:lang w:val="en-GB"/>
-              </w:rPr>
-              <w:t>-imprumut: int;</w:t>
-            </w:r>
-          </w:p>
-          <w:p>
-            <w:pPr>
-              <w:rPr>
-                <w:rFonts w:ascii="Times New Roman" w:hAnsi="Times New Roman" w:cs="Times New Roman"/>
-                <w:bCs/>
-                <w:sz w:val="32"/>
-                <w:szCs w:val="32"/>
-                <w:lang w:val="en-GB"/>
-              </w:rPr>
-            </w:pPr>
-            <w:r>
-              <w:rPr>
-                <w:rFonts w:ascii="Times New Roman" w:hAnsi="Times New Roman" w:cs="Times New Roman"/>
-                <w:bCs/>
-                <w:sz w:val="32"/>
-                <w:szCs w:val="32"/>
-                <w:lang w:val="en-GB"/>
-              </w:rPr>
-              <w:t>-</w:t>
-            </w:r>
-            <w:r>
-              <w:rPr>
-                <w:rFonts w:ascii="Times New Roman" w:hAnsi="Times New Roman" w:cs="Times New Roman"/>
-                <w:bCs/>
-                <w:sz w:val="32"/>
-                <w:szCs w:val="32"/>
-                <w:lang w:val="en-GB"/>
-              </w:rPr>
-              <w:t>titlu: string;</w:t>
-            </w:r>
-          </w:p>
-          <w:p>
-            <w:pPr>
-              <w:rPr>
-                <w:rFonts w:ascii="Times New Roman" w:hAnsi="Times New Roman" w:cs="Times New Roman"/>
-                <w:bCs/>
-                <w:sz w:val="32"/>
-                <w:szCs w:val="32"/>
-                <w:lang w:val="en-GB"/>
-              </w:rPr>
-            </w:pPr>
-            <w:r>
-              <w:rPr>
-                <w:rFonts w:ascii="Times New Roman" w:hAnsi="Times New Roman" w:cs="Times New Roman"/>
-                <w:bCs/>
-                <w:sz w:val="32"/>
-                <w:szCs w:val="32"/>
-                <w:lang w:val="en-GB"/>
-              </w:rPr>
-              <w:t>-autor: string;</w:t>
-            </w:r>
-          </w:p>
-          <w:p>
-            <w:pPr>
-              <w:rPr>
-                <w:rFonts w:ascii="Times New Roman" w:hAnsi="Times New Roman" w:cs="Times New Roman"/>
-                <w:bCs/>
-                <w:sz w:val="32"/>
-                <w:szCs w:val="32"/>
-                <w:lang w:val="en-GB"/>
-              </w:rPr>
-            </w:pPr>
-            <w:r>
-              <w:rPr>
-                <w:rFonts w:ascii="Times New Roman" w:hAnsi="Times New Roman" w:cs="Times New Roman"/>
-                <w:bCs/>
-                <w:sz w:val="32"/>
-                <w:szCs w:val="32"/>
-                <w:lang w:val="en-GB"/>
-              </w:rPr>
-              <w:t>-editor: string;</w:t>
-            </w:r>
-          </w:p>
-          <w:p>
-            <w:pPr>
-              <w:rPr>
-                <w:rFonts w:ascii="Times New Roman" w:hAnsi="Times New Roman" w:cs="Times New Roman"/>
-                <w:bCs/>
-                <w:sz w:val="32"/>
-                <w:szCs w:val="32"/>
-                <w:lang w:val="en-GB"/>
-              </w:rPr>
-            </w:pPr>
-            <w:r>
-              <w:rPr>
-                <w:rFonts w:ascii="Times New Roman" w:hAnsi="Times New Roman" w:cs="Times New Roman"/>
-                <w:bCs/>
-                <w:sz w:val="32"/>
-                <w:szCs w:val="32"/>
-                <w:lang w:val="en-GB"/>
-              </w:rPr>
-              <w:t>-calitate: string;</w:t>
-            </w:r>
-          </w:p>
-          <w:p>
-            <w:pPr>
-              <w:rPr>
-                <w:rFonts w:ascii="Times New Roman" w:hAnsi="Times New Roman" w:cs="Times New Roman"/>
-                <w:bCs/>
-                <w:sz w:val="32"/>
-                <w:szCs w:val="32"/>
-                <w:lang w:val="en-GB"/>
-              </w:rPr>
-            </w:pPr>
-            <w:r>
-              <w:rPr>
-                <w:rFonts w:ascii="Times New Roman" w:hAnsi="Times New Roman" w:cs="Times New Roman"/>
-                <w:bCs/>
-                <w:sz w:val="32"/>
-                <w:szCs w:val="32"/>
-                <w:lang w:val="en-GB"/>
-              </w:rPr>
-              <w:t>-I: string;</w:t>
-            </w:r>
-          </w:p>
-          <w:p>
-            <w:pPr>
-              <w:rPr>
-                <w:rFonts w:ascii="Times New Roman" w:hAnsi="Times New Roman" w:cs="Times New Roman"/>
-                <w:bCs/>
-                <w:sz w:val="32"/>
-                <w:szCs w:val="32"/>
-                <w:lang w:val="en-GB"/>
-              </w:rPr>
-            </w:pPr>
-            <w:r>
-              <w:rPr>
-                <w:rFonts w:ascii="Times New Roman" w:hAnsi="Times New Roman" w:cs="Times New Roman"/>
-                <w:bCs/>
-                <w:sz w:val="32"/>
-                <w:szCs w:val="32"/>
-                <w:lang w:val="en-GB"/>
-              </w:rPr>
-              <w:t>-R: string;</w:t>
-            </w:r>
-          </w:p>
-          <w:p>
-            <w:pPr>
-              <w:rPr>
-                <w:rFonts w:ascii="Times New Roman" w:hAnsi="Times New Roman" w:cs="Times New Roman"/>
-                <w:bCs/>
-                <w:sz w:val="32"/>
-                <w:szCs w:val="32"/>
-                <w:lang w:val="en-GB"/>
-              </w:rPr>
-            </w:pPr>
-            <w:r>
-              <w:rPr>
-                <w:rFonts w:ascii="Times New Roman" w:hAnsi="Times New Roman" w:cs="Times New Roman"/>
-                <w:bCs/>
-                <w:sz w:val="32"/>
-                <w:szCs w:val="32"/>
-                <w:lang w:val="en-GB"/>
-              </w:rPr>
-              <w:t>-Im: bool;</w:t>
-            </w:r>
-          </w:p>
-        </w:tc>
-      </w:tr>
-      <w:tr>
-        <w:tc>
-          <w:tcPr>
-            <w:tcW w:w="9350" w:type="dxa"/>
-          </w:tcPr>
-          <w:p>
-            <w:pPr>
-              <w:pStyle w:val="ListParagraph"/>
-              <w:ind w:left="0"/>
-              <w:rPr>
-                <w:rFonts w:ascii="Times New Roman" w:hAnsi="Times New Roman" w:cs="Times New Roman"/>
-                <w:bCs/>
-                <w:sz w:val="32"/>
-                <w:szCs w:val="32"/>
-                <w:lang w:val="ro-RO"/>
-              </w:rPr>
-            </w:pPr>
-            <w:r>
-              <w:rPr>
-                <w:rFonts w:ascii="Times New Roman" w:hAnsi="Times New Roman" w:cs="Times New Roman"/>
-                <w:bCs/>
-                <w:sz w:val="32"/>
-                <w:szCs w:val="32"/>
-                <w:lang w:val="ro-RO"/>
-              </w:rPr>
-              <w:t>+carte();</w:t>
-            </w:r>
-          </w:p>
-          <w:p>
-            <w:pPr>
-              <w:rPr>
-                <w:rFonts w:ascii="Times New Roman" w:hAnsi="Times New Roman" w:cs="Times New Roman"/>
-                <w:bCs/>
-                <w:sz w:val="32"/>
-                <w:szCs w:val="32"/>
-                <w:lang w:val="ro-RO"/>
-              </w:rPr>
-            </w:pPr>
-            <w:r>
-              <w:rPr>
-                <w:rFonts w:ascii="Times New Roman" w:hAnsi="Times New Roman" w:cs="Times New Roman"/>
-                <w:bCs/>
-                <w:sz w:val="32"/>
-                <w:szCs w:val="32"/>
-                <w:lang w:val="ro-RO"/>
-              </w:rPr>
-              <w:t>+carte(</w:t>
-            </w:r>
-            <w:r>
-              <w:rPr>
-                <w:rFonts w:ascii="Times New Roman" w:hAnsi="Times New Roman" w:cs="Times New Roman"/>
-                <w:bCs/>
-                <w:sz w:val="32"/>
-                <w:szCs w:val="32"/>
-                <w:lang w:val="en-GB"/>
-              </w:rPr>
-              <w:t>string t, string z, string e, int a, string q, int p, int i, bool u, string b, string r</w:t>
-            </w:r>
-            <w:r>
-              <w:rPr>
-                <w:rFonts w:ascii="Times New Roman" w:hAnsi="Times New Roman" w:cs="Times New Roman"/>
-                <w:bCs/>
-                <w:sz w:val="32"/>
-                <w:szCs w:val="32"/>
-                <w:lang w:val="ro-RO"/>
-              </w:rPr>
-              <w:t>);</w:t>
-            </w:r>
-          </w:p>
-          <w:p>
-            <w:pPr>
-              <w:rPr>
-                <w:rFonts w:ascii="Times New Roman" w:hAnsi="Times New Roman" w:cs="Times New Roman"/>
-                <w:bCs/>
-                <w:sz w:val="32"/>
-                <w:szCs w:val="32"/>
-                <w:lang w:val="en-GB"/>
-              </w:rPr>
-            </w:pPr>
-            <w:r>
-              <w:rPr>
-                <w:rFonts w:ascii="Times New Roman" w:hAnsi="Times New Roman" w:cs="Times New Roman"/>
-                <w:bCs/>
-                <w:sz w:val="32"/>
-                <w:szCs w:val="32"/>
-                <w:lang w:val="ro-RO"/>
-              </w:rPr>
-              <w:t>+carte(</w:t>
-            </w:r>
-            <w:r>
-              <w:rPr>
-                <w:rFonts w:ascii="Times New Roman" w:hAnsi="Times New Roman" w:cs="Times New Roman"/>
-                <w:bCs/>
-                <w:sz w:val="32"/>
-                <w:szCs w:val="32"/>
-                <w:lang w:val="en-GB"/>
-              </w:rPr>
-              <w:t>const carte &amp;c);</w:t>
-            </w:r>
-          </w:p>
-          <w:p>
-            <w:pPr>
-              <w:rPr>
-                <w:rFonts w:ascii="Times New Roman" w:hAnsi="Times New Roman" w:cs="Times New Roman"/>
-                <w:bCs/>
-                <w:sz w:val="32"/>
-                <w:szCs w:val="32"/>
-                <w:lang w:val="en-GB"/>
-              </w:rPr>
-            </w:pPr>
-            <w:r>
-              <w:rPr>
-                <w:rFonts w:ascii="Times New Roman" w:hAnsi="Times New Roman" w:cs="Times New Roman"/>
-                <w:bCs/>
-                <w:sz w:val="32"/>
-                <w:szCs w:val="32"/>
-                <w:lang w:val="en-GB"/>
-              </w:rPr>
-              <w:t>+~carte();</w:t>
-            </w:r>
-          </w:p>
-          <w:p>
-            <w:pPr>
-              <w:rPr>
-                <w:rFonts w:ascii="Times New Roman" w:hAnsi="Times New Roman" w:cs="Times New Roman"/>
-                <w:bCs/>
-                <w:sz w:val="32"/>
-                <w:szCs w:val="32"/>
-                <w:lang w:val="en-GB"/>
-              </w:rPr>
-            </w:pPr>
-            <w:r>
-              <w:rPr>
-                <w:rFonts w:ascii="Times New Roman" w:hAnsi="Times New Roman" w:cs="Times New Roman"/>
-                <w:bCs/>
-                <w:sz w:val="32"/>
-                <w:szCs w:val="32"/>
-                <w:lang w:val="en-GB"/>
-              </w:rPr>
-              <w:t>+afisareC(): void;</w:t>
-            </w:r>
-          </w:p>
-          <w:p>
-            <w:pPr>
-              <w:rPr>
-                <w:rFonts w:ascii="Times New Roman" w:hAnsi="Times New Roman" w:cs="Times New Roman"/>
-                <w:bCs/>
-                <w:sz w:val="32"/>
-                <w:szCs w:val="32"/>
-                <w:lang w:val="en-GB"/>
-              </w:rPr>
-            </w:pPr>
-            <w:r>
-              <w:rPr>
-                <w:rFonts w:ascii="Times New Roman" w:hAnsi="Times New Roman" w:cs="Times New Roman"/>
-                <w:bCs/>
-                <w:sz w:val="32"/>
-                <w:szCs w:val="32"/>
-                <w:lang w:val="en-GB"/>
-              </w:rPr>
-              <w:t>+afisareI(): void;</w:t>
-            </w:r>
-          </w:p>
-          <w:p>
-            <w:pPr>
-              <w:rPr>
-                <w:rFonts w:ascii="Times New Roman" w:hAnsi="Times New Roman" w:cs="Times New Roman"/>
-                <w:bCs/>
-                <w:sz w:val="32"/>
-                <w:szCs w:val="32"/>
-                <w:lang w:val="en-GB"/>
-              </w:rPr>
-            </w:pPr>
-            <w:r>
-              <w:rPr>
-                <w:rFonts w:ascii="Times New Roman" w:hAnsi="Times New Roman" w:cs="Times New Roman"/>
-                <w:bCs/>
-                <w:sz w:val="32"/>
-                <w:szCs w:val="32"/>
-                <w:lang w:val="en-GB"/>
-              </w:rPr>
-              <w:t>+imp(): void;</w:t>
-            </w:r>
-          </w:p>
-          <w:p>
-            <w:pPr>
-              <w:rPr>
-                <w:rFonts w:ascii="Times New Roman" w:hAnsi="Times New Roman" w:cs="Times New Roman"/>
-                <w:bCs/>
-                <w:sz w:val="32"/>
-                <w:szCs w:val="32"/>
-                <w:lang w:val="en-GB"/>
-              </w:rPr>
-            </w:pPr>
-            <w:r>
-              <w:rPr>
-                <w:rFonts w:ascii="Times New Roman" w:hAnsi="Times New Roman" w:cs="Times New Roman"/>
-                <w:bCs/>
-                <w:sz w:val="32"/>
-                <w:szCs w:val="32"/>
-                <w:lang w:val="en-GB"/>
-              </w:rPr>
-              <w:t>+returnare(): void;</w:t>
-            </w:r>
-          </w:p>
-          <w:p>
-            <w:pPr>
-              <w:rPr>
-                <w:rFonts w:ascii="Times New Roman" w:hAnsi="Times New Roman" w:cs="Times New Roman"/>
-                <w:bCs/>
-                <w:sz w:val="32"/>
-                <w:szCs w:val="32"/>
-                <w:lang w:val="en-GB"/>
-              </w:rPr>
-            </w:pPr>
-            <w:r>
-              <w:rPr>
-                <w:rFonts w:ascii="Times New Roman" w:hAnsi="Times New Roman" w:cs="Times New Roman"/>
-                <w:bCs/>
-                <w:sz w:val="32"/>
-                <w:szCs w:val="32"/>
-                <w:lang w:val="en-GB"/>
-              </w:rPr>
-              <w:t>+innoire(): void;</w:t>
-            </w:r>
-          </w:p>
-        </w:tc>
-      </w:tr>
-    </w:tbl>
-    <w:p>
-      <w:pPr>
-        <w:pStyle w:val="ListParagraph"/>
-        <w:spacing w:after="0" w:line="240" w:lineRule="auto"/>
-        <w:ind w:left="360" w:firstLine="360"/>
-        <w:rPr>
-          <w:rFonts w:ascii="Times New Roman" w:hAnsi="Times New Roman" w:cs="Times New Roman"/>
-          <w:bCs/>
-          <w:sz w:val="28"/>
-          <w:szCs w:val="32"/>
-          <w:lang w:val="ro-RO"/>
-        </w:rPr>
-      </w:pPr>
-    </w:p>
-    <w:p>
-      <w:pPr>
-        <w:pStyle w:val="ListParagraph"/>
-        <w:spacing w:after="0" w:line="240" w:lineRule="auto"/>
-        <w:ind w:left="360"/>
-        <w:rPr>
-          <w:rFonts w:ascii="Times New Roman" w:hAnsi="Times New Roman" w:cs="Times New Roman"/>
           <w:bCs/>
           <w:sz w:val="32"/>
           <w:szCs w:val="32"/>
@@ -2817,19 +6414,6 @@
           <w:rFonts w:ascii="Times New Roman" w:hAnsi="Times New Roman" w:cs="Times New Roman"/>
           <w:b/>
           <w:bCs/>
-          <w:sz w:val="32"/>
-          <w:szCs w:val="32"/>
-          <w:lang w:val="ro-RO"/>
-        </w:rPr>
-      </w:pPr>
-    </w:p>
-    <w:p>
-      <w:pPr>
-        <w:spacing w:after="0" w:line="240" w:lineRule="auto"/>
-        <w:rPr>
-          <w:rFonts w:ascii="Times New Roman" w:hAnsi="Times New Roman" w:cs="Times New Roman"/>
-          <w:b/>
-          <w:bCs/>
           <w:sz w:val="36"/>
           <w:szCs w:val="32"/>
           <w:lang w:val="ro-RO"/>
@@ -2844,6 +6428,7 @@
           <w:szCs w:val="32"/>
           <w:lang w:val="ro-RO"/>
         </w:rPr>
+        <w:lastRenderedPageBreak/>
         <w:t>Concluzie</w:t>
       </w:r>
       <w:r>
@@ -2856,6 +6441,61 @@
           <w:lang w:val="ro-RO"/>
         </w:rPr>
         <w:t>:</w:t>
+      </w:r>
+    </w:p>
+    <w:p>
+      <w:pPr>
+        <w:spacing w:after="0" w:line="240" w:lineRule="auto"/>
+        <w:rPr>
+          <w:rFonts w:ascii="Times New Roman" w:hAnsi="Times New Roman" w:cs="Times New Roman"/>
+          <w:bCs/>
+          <w:sz w:val="28"/>
+          <w:szCs w:val="32"/>
+          <w:lang w:val="ro-RO"/>
+        </w:rPr>
+      </w:pPr>
+      <w:r>
+        <w:rPr>
+          <w:rFonts w:ascii="Times New Roman" w:hAnsi="Times New Roman" w:cs="Times New Roman"/>
+          <w:b/>
+          <w:bCs/>
+          <w:sz w:val="36"/>
+          <w:szCs w:val="32"/>
+          <w:lang w:val="ro-RO"/>
+        </w:rPr>
+        <w:tab/>
+      </w:r>
+      <w:r>
+        <w:rPr>
+          <w:rFonts w:ascii="Times New Roman" w:hAnsi="Times New Roman" w:cs="Times New Roman"/>
+          <w:bCs/>
+          <w:sz w:val="28"/>
+          <w:szCs w:val="32"/>
+          <w:lang w:val="ro-RO"/>
+        </w:rPr>
+        <w:t xml:space="preserve">În concluzie, POO este metodă care include </w:t>
+      </w:r>
+      <w:proofErr w:type="spellStart"/>
+      <w:r>
+        <w:rPr>
+          <w:rFonts w:ascii="Times New Roman" w:hAnsi="Times New Roman" w:cs="Times New Roman"/>
+          <w:bCs/>
+          <w:sz w:val="28"/>
+          <w:szCs w:val="32"/>
+          <w:lang w:val="ro-RO"/>
+        </w:rPr>
+        <w:t>incapsularea</w:t>
+      </w:r>
+      <w:proofErr w:type="spellEnd"/>
+      <w:r>
+        <w:rPr>
+          <w:rFonts w:ascii="Times New Roman" w:hAnsi="Times New Roman" w:cs="Times New Roman"/>
+          <w:bCs/>
+          <w:sz w:val="28"/>
+          <w:szCs w:val="32"/>
+          <w:lang w:val="ro-RO"/>
+        </w:rPr>
+        <w:t>, abstractizarea, moștenire și ierarhie care permit lucrul eficient și mai ușor cu datele și securizează datele salvate.</w:t>
       </w:r>
     </w:p>
     <w:p>
@@ -2961,7 +6601,7 @@
 </file>
 
 <file path=word/numbering.xml><?xml version="1.0" encoding="utf-8"?>
-<w:numbering xmlns:wpc="http://schemas.microsoft.com/office/word/2010/wordprocessingCanvas" xmlns:cx="http://schemas.microsoft.com/office/drawing/2014/chartex" xmlns:cx1="http://schemas.microsoft.com/office/drawing/2015/9/8/chartex" xmlns:cx2="http://schemas.microsoft.com/office/drawing/2015/10/21/chartex" xmlns:cx3="http://schemas.microsoft.com/office/drawing/2016/5/9/chartex" xmlns:cx4="http://schemas.microsoft.com/office/drawing/2016/5/10/chartex" xmlns:cx5="http://schemas.microsoft.com/office/drawing/2016/5/11/chartex" xmlns:cx6="http://schemas.microsoft.com/office/drawing/2016/5/12/chartex" xmlns:cx7="http://schemas.microsoft.com/office/drawing/2016/5/13/chartex" xmlns:cx8="http://schemas.microsoft.com/office/drawing/2016/5/14/chartex" xmlns:mc="http://schemas.openxmlformats.org/markup-compatibility/2006" xmlns:aink="http://schemas.microsoft.com/office/drawing/2016/ink" xmlns:am3d="http://schemas.microsoft.com/office/drawing/2017/model3d" xmlns:o="urn:schemas-microsoft-com:office:office" xmlns:oel="http://schemas.microsoft.com/office/2019/extlst" xmlns:r="http://schemas.openxmlformats.org/officeDocument/2006/relationships" xmlns:m="http://schemas.openxmlformats.org/officeDocument/2006/math" xmlns:v="urn:schemas-microsoft-com:vml" xmlns:wp14="http://schemas.microsoft.com/office/word/2010/wordprocessingDrawing" xmlns:wp="http://schemas.openxmlformats.org/drawingml/2006/wordprocessingDrawing" xmlns:w10="urn:schemas-microsoft-com:office:word" xmlns:w="http://schemas.openxmlformats.org/wordprocessingml/2006/main" xmlns:w14="http://schemas.microsoft.com/office/word/2010/wordml" xmlns:w15="http://schemas.microsoft.com/office/word/2012/wordml" xmlns:w16cex="http://schemas.microsoft.com/office/word/2018/wordml/cex" xmlns:w16cid="http://schemas.microsoft.com/office/word/2016/wordml/cid" xmlns:w16="http://schemas.microsoft.com/office/word/2018/wordml" xmlns:w16sdtdh="http://schemas.microsoft.com/office/word/2020/wordml/sdtdatahash" xmlns:w16se="http://schemas.microsoft.com/office/word/2015/wordml/symex" xmlns:wpg="http://schemas.microsoft.com/office/word/2010/wordprocessingGroup" xmlns:wpi="http://schemas.microsoft.com/office/word/2010/wordprocessingInk" xmlns:wne="http://schemas.microsoft.com/office/word/2006/wordml" xmlns:wps="http://schemas.microsoft.com/office/word/2010/wordprocessingShape" mc:Ignorable="w14 w15 w16se w16cid w16 w16cex w16sdtdh wp14">
+<w:numbering xmlns:wpc="http://schemas.microsoft.com/office/word/2010/wordprocessingCanvas" xmlns:cx="http://schemas.microsoft.com/office/drawing/2014/chartex" xmlns:mc="http://schemas.openxmlformats.org/markup-compatibility/2006" xmlns:o="urn:schemas-microsoft-com:office:office" xmlns:r="http://schemas.openxmlformats.org/officeDocument/2006/relationships" xmlns:m="http://schemas.openxmlformats.org/officeDocument/2006/math" xmlns:v="urn:schemas-microsoft-com:vml" xmlns:wp14="http://schemas.microsoft.com/office/word/2010/wordprocessingDrawing" xmlns:wp="http://schemas.openxmlformats.org/drawingml/2006/wordprocessingDrawing" xmlns:w10="urn:schemas-microsoft-com:office:word" xmlns:w="http://schemas.openxmlformats.org/wordprocessingml/2006/main" xmlns:w14="http://schemas.microsoft.com/office/word/2010/wordml" xmlns:w15="http://schemas.microsoft.com/office/word/2012/wordml" xmlns:w16se="http://schemas.microsoft.com/office/word/2015/wordml/symex" xmlns:wpg="http://schemas.microsoft.com/office/word/2010/wordprocessingGroup" xmlns:wpi="http://schemas.microsoft.com/office/word/2010/wordprocessingInk" xmlns:wne="http://schemas.microsoft.com/office/word/2006/wordml" xmlns:wps="http://schemas.microsoft.com/office/word/2010/wordprocessingShape" mc:Ignorable="w14 w15 w16se wp14">
   <w:abstractNum w:abstractNumId="0" w15:restartNumberingAfterBreak="0">
     <w:nsid w:val="00835C79"/>
     <w:multiLevelType w:val="hybridMultilevel"/>
@@ -5699,79 +9339,79 @@
       </w:pPr>
     </w:lvl>
   </w:abstractNum>
-  <w:num w:numId="1" w16cid:durableId="320744578">
+  <w:num w:numId="1">
     <w:abstractNumId w:val="29"/>
   </w:num>
-  <w:num w:numId="2" w16cid:durableId="2134589700">
+  <w:num w:numId="2">
     <w:abstractNumId w:val="21"/>
   </w:num>
-  <w:num w:numId="3" w16cid:durableId="1931620622">
+  <w:num w:numId="3">
     <w:abstractNumId w:val="24"/>
   </w:num>
-  <w:num w:numId="4" w16cid:durableId="1387333046">
+  <w:num w:numId="4">
     <w:abstractNumId w:val="10"/>
   </w:num>
-  <w:num w:numId="5" w16cid:durableId="892229066">
+  <w:num w:numId="5">
     <w:abstractNumId w:val="13"/>
   </w:num>
-  <w:num w:numId="6" w16cid:durableId="1939945548">
+  <w:num w:numId="6">
     <w:abstractNumId w:val="20"/>
   </w:num>
-  <w:num w:numId="7" w16cid:durableId="591015189">
+  <w:num w:numId="7">
     <w:abstractNumId w:val="11"/>
   </w:num>
-  <w:num w:numId="8" w16cid:durableId="598488058">
+  <w:num w:numId="8">
     <w:abstractNumId w:val="22"/>
   </w:num>
-  <w:num w:numId="9" w16cid:durableId="973095215">
+  <w:num w:numId="9">
     <w:abstractNumId w:val="27"/>
   </w:num>
-  <w:num w:numId="10" w16cid:durableId="1837064270">
+  <w:num w:numId="10">
     <w:abstractNumId w:val="0"/>
   </w:num>
-  <w:num w:numId="11" w16cid:durableId="997031834">
+  <w:num w:numId="11">
     <w:abstractNumId w:val="12"/>
   </w:num>
-  <w:num w:numId="12" w16cid:durableId="1847329436">
+  <w:num w:numId="12">
     <w:abstractNumId w:val="6"/>
   </w:num>
-  <w:num w:numId="13" w16cid:durableId="1778719091">
+  <w:num w:numId="13">
     <w:abstractNumId w:val="15"/>
   </w:num>
-  <w:num w:numId="14" w16cid:durableId="1372925887">
+  <w:num w:numId="14">
     <w:abstractNumId w:val="1"/>
   </w:num>
-  <w:num w:numId="15" w16cid:durableId="820459692">
+  <w:num w:numId="15">
     <w:abstractNumId w:val="2"/>
   </w:num>
-  <w:num w:numId="16" w16cid:durableId="1981497414">
+  <w:num w:numId="16">
     <w:abstractNumId w:val="4"/>
   </w:num>
-  <w:num w:numId="17" w16cid:durableId="518130771">
+  <w:num w:numId="17">
     <w:abstractNumId w:val="17"/>
   </w:num>
-  <w:num w:numId="18" w16cid:durableId="990403263">
+  <w:num w:numId="18">
     <w:abstractNumId w:val="8"/>
   </w:num>
-  <w:num w:numId="19" w16cid:durableId="908002872">
+  <w:num w:numId="19">
     <w:abstractNumId w:val="9"/>
   </w:num>
-  <w:num w:numId="20" w16cid:durableId="414327241">
+  <w:num w:numId="20">
     <w:abstractNumId w:val="3"/>
   </w:num>
-  <w:num w:numId="21" w16cid:durableId="369913437">
+  <w:num w:numId="21">
     <w:abstractNumId w:val="19"/>
   </w:num>
-  <w:num w:numId="22" w16cid:durableId="1084689300">
+  <w:num w:numId="22">
     <w:abstractNumId w:val="18"/>
   </w:num>
-  <w:num w:numId="23" w16cid:durableId="360516930">
+  <w:num w:numId="23">
     <w:abstractNumId w:val="23"/>
   </w:num>
-  <w:num w:numId="24" w16cid:durableId="213271444">
+  <w:num w:numId="24">
     <w:abstractNumId w:val="28"/>
   </w:num>
-  <w:num w:numId="25" w16cid:durableId="463693681">
+  <w:num w:numId="25">
     <w:abstractNumId w:val="26"/>
     <w:lvlOverride w:ilvl="0">
       <w:startOverride w:val="1"/>
@@ -5801,26 +9441,26 @@
       <w:startOverride w:val="1"/>
     </w:lvlOverride>
   </w:num>
-  <w:num w:numId="26" w16cid:durableId="2103917177">
+  <w:num w:numId="26">
     <w:abstractNumId w:val="7"/>
   </w:num>
-  <w:num w:numId="27" w16cid:durableId="776684086">
+  <w:num w:numId="27">
     <w:abstractNumId w:val="16"/>
   </w:num>
-  <w:num w:numId="28" w16cid:durableId="1224633828">
+  <w:num w:numId="28">
     <w:abstractNumId w:val="5"/>
   </w:num>
-  <w:num w:numId="29" w16cid:durableId="935867653">
+  <w:num w:numId="29">
     <w:abstractNumId w:val="14"/>
   </w:num>
-  <w:num w:numId="30" w16cid:durableId="672296212">
+  <w:num w:numId="30">
     <w:abstractNumId w:val="25"/>
   </w:num>
 </w:numbering>
 </file>
 
 <file path=word/styles.xml><?xml version="1.0" encoding="utf-8"?>
-<w:styles xmlns:mc="http://schemas.openxmlformats.org/markup-compatibility/2006" xmlns:r="http://schemas.openxmlformats.org/officeDocument/2006/relationships" xmlns:w="http://schemas.openxmlformats.org/wordprocessingml/2006/main" xmlns:w14="http://schemas.microsoft.com/office/word/2010/wordml" xmlns:w15="http://schemas.microsoft.com/office/word/2012/wordml" xmlns:w16cex="http://schemas.microsoft.com/office/word/2018/wordml/cex" xmlns:w16cid="http://schemas.microsoft.com/office/word/2016/wordml/cid" xmlns:w16="http://schemas.microsoft.com/office/word/2018/wordml" xmlns:w16sdtdh="http://schemas.microsoft.com/office/word/2020/wordml/sdtdatahash" xmlns:w16se="http://schemas.microsoft.com/office/word/2015/wordml/symex" mc:Ignorable="w14 w15 w16se w16cid w16 w16cex w16sdtdh">
+<w:styles xmlns:mc="http://schemas.openxmlformats.org/markup-compatibility/2006" xmlns:r="http://schemas.openxmlformats.org/officeDocument/2006/relationships" xmlns:w="http://schemas.openxmlformats.org/wordprocessingml/2006/main" xmlns:w14="http://schemas.microsoft.com/office/word/2010/wordml" xmlns:w15="http://schemas.microsoft.com/office/word/2012/wordml" xmlns:w16se="http://schemas.microsoft.com/office/word/2015/wordml/symex" mc:Ignorable="w14 w15 w16se">
   <w:docDefaults>
     <w:rPrDefault>
       <w:rPr>
@@ -5836,7 +9476,7 @@
       </w:pPr>
     </w:pPrDefault>
   </w:docDefaults>
-  <w:latentStyles w:defLockedState="0" w:defUIPriority="99" w:defSemiHidden="0" w:defUnhideWhenUsed="0" w:defQFormat="0" w:count="376">
+  <w:latentStyles w:defLockedState="0" w:defUIPriority="99" w:defSemiHidden="0" w:defUnhideWhenUsed="0" w:defQFormat="0" w:count="371">
     <w:lsdException w:name="Normal" w:uiPriority="0" w:qFormat="1"/>
     <w:lsdException w:name="heading 1" w:uiPriority="9" w:qFormat="1"/>
     <w:lsdException w:name="heading 2" w:semiHidden="1" w:uiPriority="9" w:unhideWhenUsed="1" w:qFormat="1"/>
@@ -6208,11 +9848,6 @@
     <w:lsdException w:name="List Table 5 Dark Accent 6" w:uiPriority="50"/>
     <w:lsdException w:name="List Table 6 Colorful Accent 6" w:uiPriority="51"/>
     <w:lsdException w:name="List Table 7 Colorful Accent 6" w:uiPriority="52"/>
-    <w:lsdException w:name="Mention" w:semiHidden="1" w:unhideWhenUsed="1"/>
-    <w:lsdException w:name="Smart Hyperlink" w:semiHidden="1" w:unhideWhenUsed="1"/>
-    <w:lsdException w:name="Hashtag" w:semiHidden="1" w:unhideWhenUsed="1"/>
-    <w:lsdException w:name="Unresolved Mention" w:semiHidden="1" w:unhideWhenUsed="1"/>
-    <w:lsdException w:name="Smart Link" w:semiHidden="1" w:unhideWhenUsed="1"/>
   </w:latentStyles>
   <w:style w:type="paragraph" w:default="1" w:styleId="Normal">
     <w:name w:val="Normal"/>
@@ -6335,7 +9970,7 @@
       </w:tblBorders>
     </w:tblPr>
   </w:style>
-  <w:style w:type="character" w:styleId="UnresolvedMention">
+  <w:style w:type="character" w:customStyle="1" w:styleId="UnresolvedMention">
     <w:name w:val="Unresolved Mention"/>
     <w:basedOn w:val="DefaultParagraphFont"/>
     <w:uiPriority w:val="99"/>
@@ -6616,7 +10251,7 @@
 </file>
 
 <file path=customXml/itemProps1.xml><?xml version="1.0" encoding="utf-8"?>
-<ds:datastoreItem xmlns:ds="http://schemas.openxmlformats.org/officeDocument/2006/customXml" ds:itemID="{C0E57D6F-52C3-4A5C-8005-5D08501C0CC9}">
+<ds:datastoreItem xmlns:ds="http://schemas.openxmlformats.org/officeDocument/2006/customXml" ds:itemID="{61BD26C1-3BD3-45BC-B690-C5FACE25E984}">
   <ds:schemaRefs>
     <ds:schemaRef ds:uri="http://schemas.openxmlformats.org/officeDocument/2006/bibliography"/>
   </ds:schemaRefs>
